--- a/Modulo13_Resumen.docx
+++ b/Modulo13_Resumen.docx
@@ -9,12 +9,12 @@
       </w:pPr>
       <w:r>
         <w:rPr>
-          <w:rFonts w:ascii="Calibri" w:cs="Calibri" w:eastAsia="Calibri" w:hAnsi="Calibri"/>
-          <w:b/>
-          <w:bCs/>
-          <w:color w:val="1F4E79"/>
-          <w:sz w:val="40"/>
-          <w:szCs w:val="40"/>
+          <w:rFonts w:ascii="Arial" w:cs="Arial" w:eastAsia="Arial" w:hAnsi="Arial"/>
+          <w:b/>
+          <w:bCs/>
+          <w:color w:val="000000"/>
+          <w:sz w:val="24"/>
+          <w:szCs w:val="24"/>
         </w:rPr>
         <w:t xml:space="preserve">Módulo 13: Control de acceso</w:t>
       </w:r>
@@ -26,10 +26,8 @@
       </w:pPr>
       <w:r>
         <w:rPr>
-          <w:rFonts w:ascii="Calibri" w:cs="Calibri" w:eastAsia="Calibri" w:hAnsi="Calibri"/>
-          <w:i/>
-          <w:iCs/>
-          <w:color w:val="595959"/>
+          <w:rFonts w:ascii="Arial" w:cs="Arial" w:eastAsia="Arial" w:hAnsi="Arial"/>
+          <w:color w:val="000000"/>
           <w:sz w:val="24"/>
           <w:szCs w:val="24"/>
         </w:rPr>
@@ -38,15 +36,16 @@
     </w:p>
     <w:p>
       <w:pPr>
-        <w:pStyle w:val="Heading1"/>
         <w:pBdr>
-          <w:bottom w:val="single" w:color="1F4E79" w:sz="8" w:space="2"/>
+          <w:bottom w:val="single" w:color="000000" w:sz="8" w:space="2"/>
         </w:pBdr>
         <w:spacing w:after="120" w:before="280"/>
       </w:pPr>
       <w:r>
         <w:rPr>
-          <w:rFonts w:ascii="Calibri" w:cs="Calibri" w:eastAsia="Calibri" w:hAnsi="Calibri"/>
+          <w:rFonts w:ascii="Arial" w:cs="Arial" w:eastAsia="Arial" w:hAnsi="Arial"/>
+          <w:b/>
+          <w:bCs/>
         </w:rPr>
         <w:t xml:space="preserve">1. Controles de acceso</w:t>
       </w:r>
@@ -57,7 +56,7 @@
       </w:pPr>
       <w:r>
         <w:rPr>
-          <w:rFonts w:ascii="Calibri" w:cs="Calibri" w:eastAsia="Calibri" w:hAnsi="Calibri"/>
+          <w:rFonts w:ascii="Arial" w:cs="Arial" w:eastAsia="Arial" w:hAnsi="Arial"/>
         </w:rPr>
         <w:t xml:space="preserve">Hay tres tipos de controles de acceso: físicos, lógicos y administrativos.</w:t>
       </w:r>
@@ -87,26 +86,26 @@
           <w:tcPr>
             <w:tcW w:type="dxa" w:w="2000"/>
             <w:tcBorders>
-              <w:top w:val="single" w:color="BFBFBF" w:sz="4"/>
-              <w:left w:val="single" w:color="BFBFBF" w:sz="4"/>
-              <w:bottom w:val="single" w:color="BFBFBF" w:sz="4"/>
-              <w:right w:val="single" w:color="BFBFBF" w:sz="4"/>
-            </w:tcBorders>
-            <w:shd w:fill="1F4E79" w:val="clear"/>
-            <w:tcMar>
-              <w:top w:type="dxa" w:w="60"/>
-              <w:left w:type="dxa" w:w="100"/>
-              <w:bottom w:type="dxa" w:w="60"/>
-              <w:right w:type="dxa" w:w="100"/>
-            </w:tcMar>
-          </w:tcPr>
-          <w:p>
-            <w:r>
-              <w:rPr>
-                <w:rFonts w:ascii="Calibri" w:cs="Calibri" w:eastAsia="Calibri" w:hAnsi="Calibri"/>
+              <w:top w:val="single" w:color="000000" w:sz="4"/>
+              <w:left w:val="single" w:color="000000" w:sz="4"/>
+              <w:bottom w:val="single" w:color="000000" w:sz="4"/>
+              <w:right w:val="single" w:color="000000" w:sz="4"/>
+            </w:tcBorders>
+            <w:shd w:fill="D9D9D9" w:val="clear"/>
+            <w:tcMar>
+              <w:top w:type="dxa" w:w="60"/>
+              <w:left w:type="dxa" w:w="100"/>
+              <w:bottom w:type="dxa" w:w="60"/>
+              <w:right w:type="dxa" w:w="100"/>
+            </w:tcMar>
+          </w:tcPr>
+          <w:p>
+            <w:r>
+              <w:rPr>
+                <w:rFonts w:ascii="Arial" w:cs="Arial" w:eastAsia="Arial" w:hAnsi="Arial"/>
                 <w:b/>
                 <w:bCs/>
-                <w:color w:val="FFFFFF"/>
+                <w:color w:val="000000"/>
               </w:rPr>
               <w:t xml:space="preserve">Tipo</w:t>
             </w:r>
@@ -116,26 +115,26 @@
           <w:tcPr>
             <w:tcW w:type="dxa" w:w="3700"/>
             <w:tcBorders>
-              <w:top w:val="single" w:color="BFBFBF" w:sz="4"/>
-              <w:left w:val="single" w:color="BFBFBF" w:sz="4"/>
-              <w:bottom w:val="single" w:color="BFBFBF" w:sz="4"/>
-              <w:right w:val="single" w:color="BFBFBF" w:sz="4"/>
-            </w:tcBorders>
-            <w:shd w:fill="1F4E79" w:val="clear"/>
-            <w:tcMar>
-              <w:top w:type="dxa" w:w="60"/>
-              <w:left w:type="dxa" w:w="100"/>
-              <w:bottom w:type="dxa" w:w="60"/>
-              <w:right w:type="dxa" w:w="100"/>
-            </w:tcMar>
-          </w:tcPr>
-          <w:p>
-            <w:r>
-              <w:rPr>
-                <w:rFonts w:ascii="Calibri" w:cs="Calibri" w:eastAsia="Calibri" w:hAnsi="Calibri"/>
+              <w:top w:val="single" w:color="000000" w:sz="4"/>
+              <w:left w:val="single" w:color="000000" w:sz="4"/>
+              <w:bottom w:val="single" w:color="000000" w:sz="4"/>
+              <w:right w:val="single" w:color="000000" w:sz="4"/>
+            </w:tcBorders>
+            <w:shd w:fill="D9D9D9" w:val="clear"/>
+            <w:tcMar>
+              <w:top w:type="dxa" w:w="60"/>
+              <w:left w:type="dxa" w:w="100"/>
+              <w:bottom w:type="dxa" w:w="60"/>
+              <w:right w:type="dxa" w:w="100"/>
+            </w:tcMar>
+          </w:tcPr>
+          <w:p>
+            <w:r>
+              <w:rPr>
+                <w:rFonts w:ascii="Arial" w:cs="Arial" w:eastAsia="Arial" w:hAnsi="Arial"/>
                 <w:b/>
                 <w:bCs/>
-                <w:color w:val="FFFFFF"/>
+                <w:color w:val="000000"/>
               </w:rPr>
               <w:t xml:space="preserve">Qué es</w:t>
             </w:r>
@@ -145,26 +144,26 @@
           <w:tcPr>
             <w:tcW w:type="dxa" w:w="3660"/>
             <w:tcBorders>
-              <w:top w:val="single" w:color="BFBFBF" w:sz="4"/>
-              <w:left w:val="single" w:color="BFBFBF" w:sz="4"/>
-              <w:bottom w:val="single" w:color="BFBFBF" w:sz="4"/>
-              <w:right w:val="single" w:color="BFBFBF" w:sz="4"/>
-            </w:tcBorders>
-            <w:shd w:fill="1F4E79" w:val="clear"/>
-            <w:tcMar>
-              <w:top w:type="dxa" w:w="60"/>
-              <w:left w:type="dxa" w:w="100"/>
-              <w:bottom w:type="dxa" w:w="60"/>
-              <w:right w:type="dxa" w:w="100"/>
-            </w:tcMar>
-          </w:tcPr>
-          <w:p>
-            <w:r>
-              <w:rPr>
-                <w:rFonts w:ascii="Calibri" w:cs="Calibri" w:eastAsia="Calibri" w:hAnsi="Calibri"/>
+              <w:top w:val="single" w:color="000000" w:sz="4"/>
+              <w:left w:val="single" w:color="000000" w:sz="4"/>
+              <w:bottom w:val="single" w:color="000000" w:sz="4"/>
+              <w:right w:val="single" w:color="000000" w:sz="4"/>
+            </w:tcBorders>
+            <w:shd w:fill="D9D9D9" w:val="clear"/>
+            <w:tcMar>
+              <w:top w:type="dxa" w:w="60"/>
+              <w:left w:type="dxa" w:w="100"/>
+              <w:bottom w:type="dxa" w:w="60"/>
+              <w:right w:type="dxa" w:w="100"/>
+            </w:tcMar>
+          </w:tcPr>
+          <w:p>
+            <w:r>
+              <w:rPr>
+                <w:rFonts w:ascii="Arial" w:cs="Arial" w:eastAsia="Arial" w:hAnsi="Arial"/>
                 <w:b/>
                 <w:bCs/>
-                <w:color w:val="FFFFFF"/>
+                <w:color w:val="000000"/>
               </w:rPr>
               <w:t xml:space="preserve">Ejemplos</w:t>
             </w:r>
@@ -176,10 +175,10 @@
           <w:tcPr>
             <w:tcW w:type="dxa" w:w="2000"/>
             <w:tcBorders>
-              <w:top w:val="single" w:color="BFBFBF" w:sz="4"/>
-              <w:left w:val="single" w:color="BFBFBF" w:sz="4"/>
-              <w:bottom w:val="single" w:color="BFBFBF" w:sz="4"/>
-              <w:right w:val="single" w:color="BFBFBF" w:sz="4"/>
+              <w:top w:val="single" w:color="000000" w:sz="4"/>
+              <w:left w:val="single" w:color="000000" w:sz="4"/>
+              <w:bottom w:val="single" w:color="000000" w:sz="4"/>
+              <w:right w:val="single" w:color="000000" w:sz="4"/>
             </w:tcBorders>
             <w:shd w:fill="FFFFFF" w:val="clear"/>
             <w:tcMar>
@@ -192,7 +191,7 @@
           <w:p>
             <w:r>
               <w:rPr>
-                <w:rFonts w:ascii="Calibri" w:cs="Calibri" w:eastAsia="Calibri" w:hAnsi="Calibri"/>
+                <w:rFonts w:ascii="Arial" w:cs="Arial" w:eastAsia="Arial" w:hAnsi="Arial"/>
                 <w:b/>
                 <w:bCs/>
               </w:rPr>
@@ -204,10 +203,10 @@
           <w:tcPr>
             <w:tcW w:type="dxa" w:w="3700"/>
             <w:tcBorders>
-              <w:top w:val="single" w:color="BFBFBF" w:sz="4"/>
-              <w:left w:val="single" w:color="BFBFBF" w:sz="4"/>
-              <w:bottom w:val="single" w:color="BFBFBF" w:sz="4"/>
-              <w:right w:val="single" w:color="BFBFBF" w:sz="4"/>
+              <w:top w:val="single" w:color="000000" w:sz="4"/>
+              <w:left w:val="single" w:color="000000" w:sz="4"/>
+              <w:bottom w:val="single" w:color="000000" w:sz="4"/>
+              <w:right w:val="single" w:color="000000" w:sz="4"/>
             </w:tcBorders>
             <w:shd w:fill="FFFFFF" w:val="clear"/>
             <w:tcMar>
@@ -220,7 +219,7 @@
           <w:p>
             <w:r>
               <w:rPr>
-                <w:rFonts w:ascii="Calibri" w:cs="Calibri" w:eastAsia="Calibri" w:hAnsi="Calibri"/>
+                <w:rFonts w:ascii="Arial" w:cs="Arial" w:eastAsia="Arial" w:hAnsi="Arial"/>
               </w:rPr>
               <w:t xml:space="preserve">Barreras reales para evitar el contacto físico directo con los sistemas</w:t>
             </w:r>
@@ -230,10 +229,10 @@
           <w:tcPr>
             <w:tcW w:type="dxa" w:w="3660"/>
             <w:tcBorders>
-              <w:top w:val="single" w:color="BFBFBF" w:sz="4"/>
-              <w:left w:val="single" w:color="BFBFBF" w:sz="4"/>
-              <w:bottom w:val="single" w:color="BFBFBF" w:sz="4"/>
-              <w:right w:val="single" w:color="BFBFBF" w:sz="4"/>
+              <w:top w:val="single" w:color="000000" w:sz="4"/>
+              <w:left w:val="single" w:color="000000" w:sz="4"/>
+              <w:bottom w:val="single" w:color="000000" w:sz="4"/>
+              <w:right w:val="single" w:color="000000" w:sz="4"/>
             </w:tcBorders>
             <w:shd w:fill="FFFFFF" w:val="clear"/>
             <w:tcMar>
@@ -246,7 +245,7 @@
           <w:p>
             <w:r>
               <w:rPr>
-                <w:rFonts w:ascii="Calibri" w:cs="Calibri" w:eastAsia="Calibri" w:hAnsi="Calibri"/>
+                <w:rFonts w:ascii="Arial" w:cs="Arial" w:eastAsia="Arial" w:hAnsi="Arial"/>
               </w:rPr>
               <w:t xml:space="preserve">Guardias que monitorean las instalaciones, detectores de movimiento, trampas (mantraps)</w:t>
             </w:r>
@@ -258,10 +257,10 @@
           <w:tcPr>
             <w:tcW w:type="dxa" w:w="2000"/>
             <w:tcBorders>
-              <w:top w:val="single" w:color="BFBFBF" w:sz="4"/>
-              <w:left w:val="single" w:color="BFBFBF" w:sz="4"/>
-              <w:bottom w:val="single" w:color="BFBFBF" w:sz="4"/>
-              <w:right w:val="single" w:color="BFBFBF" w:sz="4"/>
+              <w:top w:val="single" w:color="000000" w:sz="4"/>
+              <w:left w:val="single" w:color="000000" w:sz="4"/>
+              <w:bottom w:val="single" w:color="000000" w:sz="4"/>
+              <w:right w:val="single" w:color="000000" w:sz="4"/>
             </w:tcBorders>
             <w:shd w:fill="FFFFFF" w:val="clear"/>
             <w:tcMar>
@@ -274,7 +273,7 @@
           <w:p>
             <w:r>
               <w:rPr>
-                <w:rFonts w:ascii="Calibri" w:cs="Calibri" w:eastAsia="Calibri" w:hAnsi="Calibri"/>
+                <w:rFonts w:ascii="Arial" w:cs="Arial" w:eastAsia="Arial" w:hAnsi="Arial"/>
                 <w:b/>
                 <w:bCs/>
               </w:rPr>
@@ -286,10 +285,10 @@
           <w:tcPr>
             <w:tcW w:type="dxa" w:w="3700"/>
             <w:tcBorders>
-              <w:top w:val="single" w:color="BFBFBF" w:sz="4"/>
-              <w:left w:val="single" w:color="BFBFBF" w:sz="4"/>
-              <w:bottom w:val="single" w:color="BFBFBF" w:sz="4"/>
-              <w:right w:val="single" w:color="BFBFBF" w:sz="4"/>
+              <w:top w:val="single" w:color="000000" w:sz="4"/>
+              <w:left w:val="single" w:color="000000" w:sz="4"/>
+              <w:bottom w:val="single" w:color="000000" w:sz="4"/>
+              <w:right w:val="single" w:color="000000" w:sz="4"/>
             </w:tcBorders>
             <w:shd w:fill="FFFFFF" w:val="clear"/>
             <w:tcMar>
@@ -302,7 +301,7 @@
           <w:p>
             <w:r>
               <w:rPr>
-                <w:rFonts w:ascii="Calibri" w:cs="Calibri" w:eastAsia="Calibri" w:hAnsi="Calibri"/>
+                <w:rFonts w:ascii="Arial" w:cs="Arial" w:eastAsia="Arial" w:hAnsi="Arial"/>
               </w:rPr>
               <w:t xml:space="preserve">Soluciones de hardware y software para administrar los recursos y sistemas de acceso</w:t>
             </w:r>
@@ -312,10 +311,10 @@
           <w:tcPr>
             <w:tcW w:type="dxa" w:w="3660"/>
             <w:tcBorders>
-              <w:top w:val="single" w:color="BFBFBF" w:sz="4"/>
-              <w:left w:val="single" w:color="BFBFBF" w:sz="4"/>
-              <w:bottom w:val="single" w:color="BFBFBF" w:sz="4"/>
-              <w:right w:val="single" w:color="BFBFBF" w:sz="4"/>
+              <w:top w:val="single" w:color="000000" w:sz="4"/>
+              <w:left w:val="single" w:color="000000" w:sz="4"/>
+              <w:bottom w:val="single" w:color="000000" w:sz="4"/>
+              <w:right w:val="single" w:color="000000" w:sz="4"/>
             </w:tcBorders>
             <w:shd w:fill="FFFFFF" w:val="clear"/>
             <w:tcMar>
@@ -328,7 +327,7 @@
           <w:p>
             <w:r>
               <w:rPr>
-                <w:rFonts w:ascii="Calibri" w:cs="Calibri" w:eastAsia="Calibri" w:hAnsi="Calibri"/>
+                <w:rFonts w:ascii="Arial" w:cs="Arial" w:eastAsia="Arial" w:hAnsi="Arial"/>
               </w:rPr>
               <w:t xml:space="preserve">Cifrado, ACL, sistemas de detección de intrusiones</w:t>
             </w:r>
@@ -340,10 +339,10 @@
           <w:tcPr>
             <w:tcW w:type="dxa" w:w="2000"/>
             <w:tcBorders>
-              <w:top w:val="single" w:color="BFBFBF" w:sz="4"/>
-              <w:left w:val="single" w:color="BFBFBF" w:sz="4"/>
-              <w:bottom w:val="single" w:color="BFBFBF" w:sz="4"/>
-              <w:right w:val="single" w:color="BFBFBF" w:sz="4"/>
+              <w:top w:val="single" w:color="000000" w:sz="4"/>
+              <w:left w:val="single" w:color="000000" w:sz="4"/>
+              <w:bottom w:val="single" w:color="000000" w:sz="4"/>
+              <w:right w:val="single" w:color="000000" w:sz="4"/>
             </w:tcBorders>
             <w:shd w:fill="FFFFFF" w:val="clear"/>
             <w:tcMar>
@@ -356,7 +355,7 @@
           <w:p>
             <w:r>
               <w:rPr>
-                <w:rFonts w:ascii="Calibri" w:cs="Calibri" w:eastAsia="Calibri" w:hAnsi="Calibri"/>
+                <w:rFonts w:ascii="Arial" w:cs="Arial" w:eastAsia="Arial" w:hAnsi="Arial"/>
                 <w:b/>
                 <w:bCs/>
               </w:rPr>
@@ -368,10 +367,10 @@
           <w:tcPr>
             <w:tcW w:type="dxa" w:w="3700"/>
             <w:tcBorders>
-              <w:top w:val="single" w:color="BFBFBF" w:sz="4"/>
-              <w:left w:val="single" w:color="BFBFBF" w:sz="4"/>
-              <w:bottom w:val="single" w:color="BFBFBF" w:sz="4"/>
-              <w:right w:val="single" w:color="BFBFBF" w:sz="4"/>
+              <w:top w:val="single" w:color="000000" w:sz="4"/>
+              <w:left w:val="single" w:color="000000" w:sz="4"/>
+              <w:bottom w:val="single" w:color="000000" w:sz="4"/>
+              <w:right w:val="single" w:color="000000" w:sz="4"/>
             </w:tcBorders>
             <w:shd w:fill="FFFFFF" w:val="clear"/>
             <w:tcMar>
@@ -384,7 +383,7 @@
           <w:p>
             <w:r>
               <w:rPr>
-                <w:rFonts w:ascii="Calibri" w:cs="Calibri" w:eastAsia="Calibri" w:hAnsi="Calibri"/>
+                <w:rFonts w:ascii="Arial" w:cs="Arial" w:eastAsia="Arial" w:hAnsi="Arial"/>
               </w:rPr>
               <w:t xml:space="preserve">Implica tres servicios de seguridad: autenticación, autorización y accounting</w:t>
             </w:r>
@@ -394,10 +393,10 @@
           <w:tcPr>
             <w:tcW w:type="dxa" w:w="3660"/>
             <w:tcBorders>
-              <w:top w:val="single" w:color="BFBFBF" w:sz="4"/>
-              <w:left w:val="single" w:color="BFBFBF" w:sz="4"/>
-              <w:bottom w:val="single" w:color="BFBFBF" w:sz="4"/>
-              <w:right w:val="single" w:color="BFBFBF" w:sz="4"/>
+              <w:top w:val="single" w:color="000000" w:sz="4"/>
+              <w:left w:val="single" w:color="000000" w:sz="4"/>
+              <w:bottom w:val="single" w:color="000000" w:sz="4"/>
+              <w:right w:val="single" w:color="000000" w:sz="4"/>
             </w:tcBorders>
             <w:shd w:fill="FFFFFF" w:val="clear"/>
             <w:tcMar>
@@ -410,7 +409,7 @@
           <w:p>
             <w:r>
               <w:rPr>
-                <w:rFonts w:ascii="Calibri" w:cs="Calibri" w:eastAsia="Calibri" w:hAnsi="Calibri"/>
+                <w:rFonts w:ascii="Arial" w:cs="Arial" w:eastAsia="Arial" w:hAnsi="Arial"/>
               </w:rPr>
               <w:t xml:space="preserve">Ver abajo</w:t>
             </w:r>
@@ -425,12 +424,13 @@
     </w:p>
     <w:p>
       <w:pPr>
-        <w:pStyle w:val="Heading3"/>
         <w:spacing w:after="80" w:before="160"/>
       </w:pPr>
       <w:r>
         <w:rPr>
-          <w:rFonts w:ascii="Calibri" w:cs="Calibri" w:eastAsia="Calibri" w:hAnsi="Calibri"/>
+          <w:rFonts w:ascii="Arial" w:cs="Arial" w:eastAsia="Arial" w:hAnsi="Arial"/>
+          <w:b/>
+          <w:bCs/>
         </w:rPr>
         <w:t xml:space="preserve">Los 3 servicios del control administrativo (AAA)</w:t>
       </w:r>
@@ -446,7 +446,7 @@
       </w:pPr>
       <w:r>
         <w:rPr>
-          <w:rFonts w:ascii="Calibri" w:cs="Calibri" w:eastAsia="Calibri" w:hAnsi="Calibri"/>
+          <w:rFonts w:ascii="Arial" w:cs="Arial" w:eastAsia="Arial" w:hAnsi="Arial"/>
           <w:b/>
           <w:bCs/>
         </w:rPr>
@@ -454,13 +454,13 @@
       </w:r>
       <w:r>
         <w:rPr>
-          <w:rFonts w:ascii="Calibri" w:cs="Calibri" w:eastAsia="Calibri" w:hAnsi="Calibri"/>
+          <w:rFonts w:ascii="Arial" w:cs="Arial" w:eastAsia="Arial" w:hAnsi="Arial"/>
         </w:rPr>
         <w:t xml:space="preserve"> verifica quién eres. La </w:t>
       </w:r>
       <w:r>
         <w:rPr>
-          <w:rFonts w:ascii="Calibri" w:cs="Calibri" w:eastAsia="Calibri" w:hAnsi="Calibri"/>
+          <w:rFonts w:ascii="Arial" w:cs="Arial" w:eastAsia="Arial" w:hAnsi="Arial"/>
           <w:b/>
           <w:bCs/>
         </w:rPr>
@@ -468,7 +468,7 @@
       </w:r>
       <w:r>
         <w:rPr>
-          <w:rFonts w:ascii="Calibri" w:cs="Calibri" w:eastAsia="Calibri" w:hAnsi="Calibri"/>
+          <w:rFonts w:ascii="Arial" w:cs="Arial" w:eastAsia="Arial" w:hAnsi="Arial"/>
         </w:rPr>
         <w:t xml:space="preserve"> usa al menos dos métodos de verificación.</w:t>
       </w:r>
@@ -484,7 +484,7 @@
       </w:pPr>
       <w:r>
         <w:rPr>
-          <w:rFonts w:ascii="Calibri" w:cs="Calibri" w:eastAsia="Calibri" w:hAnsi="Calibri"/>
+          <w:rFonts w:ascii="Arial" w:cs="Arial" w:eastAsia="Arial" w:hAnsi="Arial"/>
           <w:b/>
           <w:bCs/>
         </w:rPr>
@@ -492,13 +492,13 @@
       </w:r>
       <w:r>
         <w:rPr>
-          <w:rFonts w:ascii="Calibri" w:cs="Calibri" w:eastAsia="Calibri" w:hAnsi="Calibri"/>
+          <w:rFonts w:ascii="Arial" w:cs="Arial" w:eastAsia="Arial" w:hAnsi="Arial"/>
         </w:rPr>
         <w:t xml:space="preserve"> controla lo que el usuario puede hacer o no en la red </w:t>
       </w:r>
       <w:r>
         <w:rPr>
-          <w:rFonts w:ascii="Calibri" w:cs="Calibri" w:eastAsia="Calibri" w:hAnsi="Calibri"/>
+          <w:rFonts w:ascii="Arial" w:cs="Arial" w:eastAsia="Arial" w:hAnsi="Arial"/>
           <w:b/>
           <w:bCs/>
         </w:rPr>
@@ -506,7 +506,7 @@
       </w:r>
       <w:r>
         <w:rPr>
-          <w:rFonts w:ascii="Calibri" w:cs="Calibri" w:eastAsia="Calibri" w:hAnsi="Calibri"/>
+          <w:rFonts w:ascii="Arial" w:cs="Arial" w:eastAsia="Arial" w:hAnsi="Arial"/>
         </w:rPr>
         <w:t xml:space="preserve"> de autenticarse con éxito.</w:t>
       </w:r>
@@ -522,7 +522,7 @@
       </w:pPr>
       <w:r>
         <w:rPr>
-          <w:rFonts w:ascii="Calibri" w:cs="Calibri" w:eastAsia="Calibri" w:hAnsi="Calibri"/>
+          <w:rFonts w:ascii="Arial" w:cs="Arial" w:eastAsia="Arial" w:hAnsi="Arial"/>
           <w:b/>
           <w:bCs/>
         </w:rPr>
@@ -530,70 +530,36 @@
       </w:r>
       <w:r>
         <w:rPr>
-          <w:rFonts w:ascii="Calibri" w:cs="Calibri" w:eastAsia="Calibri" w:hAnsi="Calibri"/>
+          <w:rFonts w:ascii="Arial" w:cs="Arial" w:eastAsia="Arial" w:hAnsi="Arial"/>
         </w:rPr>
         <w:t xml:space="preserve"> rastrea una acción hasta una persona o un proceso que hizo el cambio en un sistema (accountability).</w:t>
       </w:r>
     </w:p>
     <w:p>
       <w:pPr>
-        <w:shd w:fill="FEF3C7" w:val="clear"/>
-        <w:spacing w:after="100" w:before="60"/>
-        <w:ind w:left="120" w:right="120"/>
-      </w:pPr>
-      <w:r>
-        <w:rPr>
-          <w:rFonts w:ascii="Calibri" w:cs="Calibri" w:eastAsia="Calibri" w:hAnsi="Calibri"/>
-          <w:b/>
-          <w:bCs/>
-          <w:color w:val="B45309"/>
-        </w:rPr>
-        <w:t xml:space="preserve">⚠ Ojo: </w:t>
-      </w:r>
-      <w:r>
-        <w:rPr>
-          <w:rFonts w:ascii="Calibri" w:cs="Calibri" w:eastAsia="Calibri" w:hAnsi="Calibri"/>
-        </w:rPr>
-        <w:t xml:space="preserve">La </w:t>
-      </w:r>
-      <w:r>
-        <w:rPr>
-          <w:rFonts w:ascii="Calibri" w:cs="Calibri" w:eastAsia="Calibri" w:hAnsi="Calibri"/>
-          <w:b/>
-          <w:bCs/>
-        </w:rPr>
-        <w:t xml:space="preserve">identificación</w:t>
-      </w:r>
-      <w:r>
-        <w:rPr>
-          <w:rFonts w:ascii="Calibri" w:cs="Calibri" w:eastAsia="Calibri" w:hAnsi="Calibri"/>
-        </w:rPr>
-        <w:t xml:space="preserve"> aplica las reglas que se establecieron en el proceso de autorización.</w:t>
-      </w:r>
-    </w:p>
-    <w:p>
-      <w:pPr>
-        <w:pStyle w:val="Heading1"/>
         <w:pBdr>
-          <w:bottom w:val="single" w:color="1F4E79" w:sz="8" w:space="2"/>
+          <w:bottom w:val="single" w:color="000000" w:sz="8" w:space="2"/>
         </w:pBdr>
         <w:spacing w:after="120" w:before="280"/>
       </w:pPr>
       <w:r>
         <w:rPr>
-          <w:rFonts w:ascii="Calibri" w:cs="Calibri" w:eastAsia="Calibri" w:hAnsi="Calibri"/>
+          <w:rFonts w:ascii="Arial" w:cs="Arial" w:eastAsia="Arial" w:hAnsi="Arial"/>
+          <w:b/>
+          <w:bCs/>
         </w:rPr>
         <w:t xml:space="preserve">2. Conceptos del control de acceso</w:t>
       </w:r>
     </w:p>
     <w:p>
       <w:pPr>
-        <w:pStyle w:val="Heading3"/>
         <w:spacing w:after="80" w:before="160"/>
       </w:pPr>
       <w:r>
         <w:rPr>
-          <w:rFonts w:ascii="Calibri" w:cs="Calibri" w:eastAsia="Calibri" w:hAnsi="Calibri"/>
+          <w:rFonts w:ascii="Arial" w:cs="Arial" w:eastAsia="Arial" w:hAnsi="Arial"/>
+          <w:b/>
+          <w:bCs/>
         </w:rPr>
         <w:t xml:space="preserve">Tríada de la CIA</w:t>
       </w:r>
@@ -609,7 +575,7 @@
       </w:pPr>
       <w:r>
         <w:rPr>
-          <w:rFonts w:ascii="Calibri" w:cs="Calibri" w:eastAsia="Calibri" w:hAnsi="Calibri"/>
+          <w:rFonts w:ascii="Arial" w:cs="Arial" w:eastAsia="Arial" w:hAnsi="Arial"/>
           <w:b/>
           <w:bCs/>
         </w:rPr>
@@ -627,7 +593,7 @@
       </w:pPr>
       <w:r>
         <w:rPr>
-          <w:rFonts w:ascii="Calibri" w:cs="Calibri" w:eastAsia="Calibri" w:hAnsi="Calibri"/>
+          <w:rFonts w:ascii="Arial" w:cs="Arial" w:eastAsia="Arial" w:hAnsi="Arial"/>
           <w:b/>
           <w:bCs/>
         </w:rPr>
@@ -645,7 +611,7 @@
       </w:pPr>
       <w:r>
         <w:rPr>
-          <w:rFonts w:ascii="Calibri" w:cs="Calibri" w:eastAsia="Calibri" w:hAnsi="Calibri"/>
+          <w:rFonts w:ascii="Arial" w:cs="Arial" w:eastAsia="Arial" w:hAnsi="Arial"/>
           <w:b/>
           <w:bCs/>
         </w:rPr>
@@ -663,13 +629,13 @@
       </w:pPr>
       <w:r>
         <w:rPr>
-          <w:rFonts w:ascii="Calibri" w:cs="Calibri" w:eastAsia="Calibri" w:hAnsi="Calibri"/>
+          <w:rFonts w:ascii="Arial" w:cs="Arial" w:eastAsia="Arial" w:hAnsi="Arial"/>
         </w:rPr>
         <w:t xml:space="preserve">Los datos de la red se pueden </w:t>
       </w:r>
       <w:r>
         <w:rPr>
-          <w:rFonts w:ascii="Calibri" w:cs="Calibri" w:eastAsia="Calibri" w:hAnsi="Calibri"/>
+          <w:rFonts w:ascii="Arial" w:cs="Arial" w:eastAsia="Arial" w:hAnsi="Arial"/>
           <w:b/>
           <w:bCs/>
         </w:rPr>
@@ -677,19 +643,20 @@
       </w:r>
       <w:r>
         <w:rPr>
-          <w:rFonts w:ascii="Calibri" w:cs="Calibri" w:eastAsia="Calibri" w:hAnsi="Calibri"/>
+          <w:rFonts w:ascii="Arial" w:cs="Arial" w:eastAsia="Arial" w:hAnsi="Arial"/>
         </w:rPr>
         <w:t xml:space="preserve"> (volverse ilegibles para usuarios no autorizados) con aplicaciones de criptografía. La tendencia es que todos los datos vayan cifrados.</w:t>
       </w:r>
     </w:p>
     <w:p>
       <w:pPr>
-        <w:pStyle w:val="Heading3"/>
         <w:spacing w:after="80" w:before="160"/>
       </w:pPr>
       <w:r>
         <w:rPr>
-          <w:rFonts w:ascii="Calibri" w:cs="Calibri" w:eastAsia="Calibri" w:hAnsi="Calibri"/>
+          <w:rFonts w:ascii="Arial" w:cs="Arial" w:eastAsia="Arial" w:hAnsi="Arial"/>
+          <w:b/>
+          <w:bCs/>
         </w:rPr>
         <w:t xml:space="preserve">Zero Trust</w:t>
       </w:r>
@@ -705,7 +672,7 @@
       </w:pPr>
       <w:r>
         <w:rPr>
-          <w:rFonts w:ascii="Calibri" w:cs="Calibri" w:eastAsia="Calibri" w:hAnsi="Calibri"/>
+          <w:rFonts w:ascii="Arial" w:cs="Arial" w:eastAsia="Arial" w:hAnsi="Arial"/>
         </w:rPr>
         <w:t xml:space="preserve">Es un enfoque integral para garantizar el acceso a todas las redes, aplicaciones y entornos.</w:t>
       </w:r>
@@ -721,13 +688,13 @@
       </w:pPr>
       <w:r>
         <w:rPr>
-          <w:rFonts w:ascii="Calibri" w:cs="Calibri" w:eastAsia="Calibri" w:hAnsi="Calibri"/>
+          <w:rFonts w:ascii="Arial" w:cs="Arial" w:eastAsia="Arial" w:hAnsi="Arial"/>
         </w:rPr>
         <w:t xml:space="preserve">Principio: </w:t>
       </w:r>
       <w:r>
         <w:rPr>
-          <w:rFonts w:ascii="Calibri" w:cs="Calibri" w:eastAsia="Calibri" w:hAnsi="Calibri"/>
+          <w:rFonts w:ascii="Arial" w:cs="Arial" w:eastAsia="Arial" w:hAnsi="Arial"/>
           <w:b/>
           <w:bCs/>
         </w:rPr>
@@ -735,7 +702,7 @@
       </w:r>
       <w:r>
         <w:rPr>
-          <w:rFonts w:ascii="Calibri" w:cs="Calibri" w:eastAsia="Calibri" w:hAnsi="Calibri"/>
+          <w:rFonts w:ascii="Arial" w:cs="Arial" w:eastAsia="Arial" w:hAnsi="Arial"/>
         </w:rPr>
         <w:t xml:space="preserve">.</w:t>
       </w:r>
@@ -751,7 +718,7 @@
       </w:pPr>
       <w:r>
         <w:rPr>
-          <w:rFonts w:ascii="Calibri" w:cs="Calibri" w:eastAsia="Calibri" w:hAnsi="Calibri"/>
+          <w:rFonts w:ascii="Arial" w:cs="Arial" w:eastAsia="Arial" w:hAnsi="Arial"/>
         </w:rPr>
         <w:t xml:space="preserve">Antes el perímetro (el borde) era la frontera entre lo de adentro (confiable) y lo de afuera (no confiable).</w:t>
       </w:r>
@@ -767,13 +734,13 @@
       </w:pPr>
       <w:r>
         <w:rPr>
-          <w:rFonts w:ascii="Calibri" w:cs="Calibri" w:eastAsia="Calibri" w:hAnsi="Calibri"/>
+          <w:rFonts w:ascii="Arial" w:cs="Arial" w:eastAsia="Arial" w:hAnsi="Arial"/>
         </w:rPr>
         <w:t xml:space="preserve">Con zero trust, </w:t>
       </w:r>
       <w:r>
         <w:rPr>
-          <w:rFonts w:ascii="Calibri" w:cs="Calibri" w:eastAsia="Calibri" w:hAnsi="Calibri"/>
+          <w:rFonts w:ascii="Arial" w:cs="Arial" w:eastAsia="Arial" w:hAnsi="Arial"/>
           <w:b/>
           <w:bCs/>
         </w:rPr>
@@ -781,7 +748,7 @@
       </w:r>
       <w:r>
         <w:rPr>
-          <w:rFonts w:ascii="Calibri" w:cs="Calibri" w:eastAsia="Calibri" w:hAnsi="Calibri"/>
+          <w:rFonts w:ascii="Arial" w:cs="Arial" w:eastAsia="Arial" w:hAnsi="Arial"/>
         </w:rPr>
         <w:t xml:space="preserve">.</w:t>
       </w:r>
@@ -797,13 +764,13 @@
       </w:pPr>
       <w:r>
         <w:rPr>
-          <w:rFonts w:ascii="Calibri" w:cs="Calibri" w:eastAsia="Calibri" w:hAnsi="Calibri"/>
+          <w:rFonts w:ascii="Arial" w:cs="Arial" w:eastAsia="Arial" w:hAnsi="Arial"/>
         </w:rPr>
         <w:t xml:space="preserve">O sea que aunque un usuario ya haya pasado el control antes, </w:t>
       </w:r>
       <w:r>
         <w:rPr>
-          <w:rFonts w:ascii="Calibri" w:cs="Calibri" w:eastAsia="Calibri" w:hAnsi="Calibri"/>
+          <w:rFonts w:ascii="Arial" w:cs="Arial" w:eastAsia="Arial" w:hAnsi="Arial"/>
           <w:b/>
           <w:bCs/>
         </w:rPr>
@@ -811,7 +778,7 @@
       </w:r>
       <w:r>
         <w:rPr>
-          <w:rFonts w:ascii="Calibri" w:cs="Calibri" w:eastAsia="Calibri" w:hAnsi="Calibri"/>
+          <w:rFonts w:ascii="Arial" w:cs="Arial" w:eastAsia="Arial" w:hAnsi="Arial"/>
         </w:rPr>
         <w:t xml:space="preserve"> en que acceda a otra área o recurso hasta que se autentique de nuevo.</w:t>
       </w:r>
@@ -827,13 +794,13 @@
       </w:pPr>
       <w:r>
         <w:rPr>
-          <w:rFonts w:ascii="Calibri" w:cs="Calibri" w:eastAsia="Calibri" w:hAnsi="Calibri"/>
+          <w:rFonts w:ascii="Arial" w:cs="Arial" w:eastAsia="Arial" w:hAnsi="Arial"/>
         </w:rPr>
         <w:t xml:space="preserve">Pilares de confianza: zero trust para la </w:t>
       </w:r>
       <w:r>
         <w:rPr>
-          <w:rFonts w:ascii="Calibri" w:cs="Calibri" w:eastAsia="Calibri" w:hAnsi="Calibri"/>
+          <w:rFonts w:ascii="Arial" w:cs="Arial" w:eastAsia="Arial" w:hAnsi="Arial"/>
           <w:b/>
           <w:bCs/>
         </w:rPr>
@@ -841,13 +808,13 @@
       </w:r>
       <w:r>
         <w:rPr>
-          <w:rFonts w:ascii="Calibri" w:cs="Calibri" w:eastAsia="Calibri" w:hAnsi="Calibri"/>
+          <w:rFonts w:ascii="Arial" w:cs="Arial" w:eastAsia="Arial" w:hAnsi="Arial"/>
         </w:rPr>
         <w:t xml:space="preserve">, para las </w:t>
       </w:r>
       <w:r>
         <w:rPr>
-          <w:rFonts w:ascii="Calibri" w:cs="Calibri" w:eastAsia="Calibri" w:hAnsi="Calibri"/>
+          <w:rFonts w:ascii="Arial" w:cs="Arial" w:eastAsia="Arial" w:hAnsi="Arial"/>
           <w:b/>
           <w:bCs/>
         </w:rPr>
@@ -855,13 +822,13 @@
       </w:r>
       <w:r>
         <w:rPr>
-          <w:rFonts w:ascii="Calibri" w:cs="Calibri" w:eastAsia="Calibri" w:hAnsi="Calibri"/>
+          <w:rFonts w:ascii="Arial" w:cs="Arial" w:eastAsia="Arial" w:hAnsi="Arial"/>
         </w:rPr>
         <w:t xml:space="preserve"> y para el </w:t>
       </w:r>
       <w:r>
         <w:rPr>
-          <w:rFonts w:ascii="Calibri" w:cs="Calibri" w:eastAsia="Calibri" w:hAnsi="Calibri"/>
+          <w:rFonts w:ascii="Arial" w:cs="Arial" w:eastAsia="Arial" w:hAnsi="Arial"/>
           <w:b/>
           <w:bCs/>
         </w:rPr>
@@ -869,19 +836,20 @@
       </w:r>
       <w:r>
         <w:rPr>
-          <w:rFonts w:ascii="Calibri" w:cs="Calibri" w:eastAsia="Calibri" w:hAnsi="Calibri"/>
+          <w:rFonts w:ascii="Arial" w:cs="Arial" w:eastAsia="Arial" w:hAnsi="Arial"/>
         </w:rPr>
         <w:t xml:space="preserve">.</w:t>
       </w:r>
     </w:p>
     <w:p>
       <w:pPr>
-        <w:pStyle w:val="Heading3"/>
         <w:spacing w:after="80" w:before="160"/>
       </w:pPr>
       <w:r>
         <w:rPr>
-          <w:rFonts w:ascii="Calibri" w:cs="Calibri" w:eastAsia="Calibri" w:hAnsi="Calibri"/>
+          <w:rFonts w:ascii="Arial" w:cs="Arial" w:eastAsia="Arial" w:hAnsi="Arial"/>
+          <w:b/>
+          <w:bCs/>
         </w:rPr>
         <w:t xml:space="preserve">Métodos de control de acceso</w:t>
       </w:r>
@@ -911,26 +879,26 @@
           <w:tcPr>
             <w:tcW w:type="dxa" w:w="1700"/>
             <w:tcBorders>
-              <w:top w:val="single" w:color="BFBFBF" w:sz="4"/>
-              <w:left w:val="single" w:color="BFBFBF" w:sz="4"/>
-              <w:bottom w:val="single" w:color="BFBFBF" w:sz="4"/>
-              <w:right w:val="single" w:color="BFBFBF" w:sz="4"/>
-            </w:tcBorders>
-            <w:shd w:fill="1F4E79" w:val="clear"/>
-            <w:tcMar>
-              <w:top w:type="dxa" w:w="60"/>
-              <w:left w:type="dxa" w:w="100"/>
-              <w:bottom w:type="dxa" w:w="60"/>
-              <w:right w:type="dxa" w:w="100"/>
-            </w:tcMar>
-          </w:tcPr>
-          <w:p>
-            <w:r>
-              <w:rPr>
-                <w:rFonts w:ascii="Calibri" w:cs="Calibri" w:eastAsia="Calibri" w:hAnsi="Calibri"/>
+              <w:top w:val="single" w:color="000000" w:sz="4"/>
+              <w:left w:val="single" w:color="000000" w:sz="4"/>
+              <w:bottom w:val="single" w:color="000000" w:sz="4"/>
+              <w:right w:val="single" w:color="000000" w:sz="4"/>
+            </w:tcBorders>
+            <w:shd w:fill="D9D9D9" w:val="clear"/>
+            <w:tcMar>
+              <w:top w:type="dxa" w:w="60"/>
+              <w:left w:type="dxa" w:w="100"/>
+              <w:bottom w:type="dxa" w:w="60"/>
+              <w:right w:type="dxa" w:w="100"/>
+            </w:tcMar>
+          </w:tcPr>
+          <w:p>
+            <w:r>
+              <w:rPr>
+                <w:rFonts w:ascii="Arial" w:cs="Arial" w:eastAsia="Arial" w:hAnsi="Arial"/>
                 <w:b/>
                 <w:bCs/>
-                <w:color w:val="FFFFFF"/>
+                <w:color w:val="000000"/>
               </w:rPr>
               <w:t xml:space="preserve">Sigla</w:t>
             </w:r>
@@ -940,26 +908,26 @@
           <w:tcPr>
             <w:tcW w:type="dxa" w:w="3300"/>
             <w:tcBorders>
-              <w:top w:val="single" w:color="BFBFBF" w:sz="4"/>
-              <w:left w:val="single" w:color="BFBFBF" w:sz="4"/>
-              <w:bottom w:val="single" w:color="BFBFBF" w:sz="4"/>
-              <w:right w:val="single" w:color="BFBFBF" w:sz="4"/>
-            </w:tcBorders>
-            <w:shd w:fill="1F4E79" w:val="clear"/>
-            <w:tcMar>
-              <w:top w:type="dxa" w:w="60"/>
-              <w:left w:type="dxa" w:w="100"/>
-              <w:bottom w:type="dxa" w:w="60"/>
-              <w:right w:type="dxa" w:w="100"/>
-            </w:tcMar>
-          </w:tcPr>
-          <w:p>
-            <w:r>
-              <w:rPr>
-                <w:rFonts w:ascii="Calibri" w:cs="Calibri" w:eastAsia="Calibri" w:hAnsi="Calibri"/>
+              <w:top w:val="single" w:color="000000" w:sz="4"/>
+              <w:left w:val="single" w:color="000000" w:sz="4"/>
+              <w:bottom w:val="single" w:color="000000" w:sz="4"/>
+              <w:right w:val="single" w:color="000000" w:sz="4"/>
+            </w:tcBorders>
+            <w:shd w:fill="D9D9D9" w:val="clear"/>
+            <w:tcMar>
+              <w:top w:type="dxa" w:w="60"/>
+              <w:left w:type="dxa" w:w="100"/>
+              <w:bottom w:type="dxa" w:w="60"/>
+              <w:right w:type="dxa" w:w="100"/>
+            </w:tcMar>
+          </w:tcPr>
+          <w:p>
+            <w:r>
+              <w:rPr>
+                <w:rFonts w:ascii="Arial" w:cs="Arial" w:eastAsia="Arial" w:hAnsi="Arial"/>
                 <w:b/>
                 <w:bCs/>
-                <w:color w:val="FFFFFF"/>
+                <w:color w:val="000000"/>
               </w:rPr>
               <w:t xml:space="preserve">Nombre</w:t>
             </w:r>
@@ -969,26 +937,26 @@
           <w:tcPr>
             <w:tcW w:type="dxa" w:w="4360"/>
             <w:tcBorders>
-              <w:top w:val="single" w:color="BFBFBF" w:sz="4"/>
-              <w:left w:val="single" w:color="BFBFBF" w:sz="4"/>
-              <w:bottom w:val="single" w:color="BFBFBF" w:sz="4"/>
-              <w:right w:val="single" w:color="BFBFBF" w:sz="4"/>
-            </w:tcBorders>
-            <w:shd w:fill="1F4E79" w:val="clear"/>
-            <w:tcMar>
-              <w:top w:type="dxa" w:w="60"/>
-              <w:left w:type="dxa" w:w="100"/>
-              <w:bottom w:type="dxa" w:w="60"/>
-              <w:right w:type="dxa" w:w="100"/>
-            </w:tcMar>
-          </w:tcPr>
-          <w:p>
-            <w:r>
-              <w:rPr>
-                <w:rFonts w:ascii="Calibri" w:cs="Calibri" w:eastAsia="Calibri" w:hAnsi="Calibri"/>
+              <w:top w:val="single" w:color="000000" w:sz="4"/>
+              <w:left w:val="single" w:color="000000" w:sz="4"/>
+              <w:bottom w:val="single" w:color="000000" w:sz="4"/>
+              <w:right w:val="single" w:color="000000" w:sz="4"/>
+            </w:tcBorders>
+            <w:shd w:fill="D9D9D9" w:val="clear"/>
+            <w:tcMar>
+              <w:top w:type="dxa" w:w="60"/>
+              <w:left w:type="dxa" w:w="100"/>
+              <w:bottom w:type="dxa" w:w="60"/>
+              <w:right w:type="dxa" w:w="100"/>
+            </w:tcMar>
+          </w:tcPr>
+          <w:p>
+            <w:r>
+              <w:rPr>
+                <w:rFonts w:ascii="Arial" w:cs="Arial" w:eastAsia="Arial" w:hAnsi="Arial"/>
                 <w:b/>
                 <w:bCs/>
-                <w:color w:val="FFFFFF"/>
+                <w:color w:val="000000"/>
               </w:rPr>
               <w:t xml:space="preserve">Idea</w:t>
             </w:r>
@@ -1000,10 +968,10 @@
           <w:tcPr>
             <w:tcW w:type="dxa" w:w="1700"/>
             <w:tcBorders>
-              <w:top w:val="single" w:color="BFBFBF" w:sz="4"/>
-              <w:left w:val="single" w:color="BFBFBF" w:sz="4"/>
-              <w:bottom w:val="single" w:color="BFBFBF" w:sz="4"/>
-              <w:right w:val="single" w:color="BFBFBF" w:sz="4"/>
+              <w:top w:val="single" w:color="000000" w:sz="4"/>
+              <w:left w:val="single" w:color="000000" w:sz="4"/>
+              <w:bottom w:val="single" w:color="000000" w:sz="4"/>
+              <w:right w:val="single" w:color="000000" w:sz="4"/>
             </w:tcBorders>
             <w:shd w:fill="FFFFFF" w:val="clear"/>
             <w:tcMar>
@@ -1016,7 +984,7 @@
           <w:p>
             <w:r>
               <w:rPr>
-                <w:rFonts w:ascii="Calibri" w:cs="Calibri" w:eastAsia="Calibri" w:hAnsi="Calibri"/>
+                <w:rFonts w:ascii="Arial" w:cs="Arial" w:eastAsia="Arial" w:hAnsi="Arial"/>
                 <w:b/>
                 <w:bCs/>
               </w:rPr>
@@ -1028,10 +996,10 @@
           <w:tcPr>
             <w:tcW w:type="dxa" w:w="3300"/>
             <w:tcBorders>
-              <w:top w:val="single" w:color="BFBFBF" w:sz="4"/>
-              <w:left w:val="single" w:color="BFBFBF" w:sz="4"/>
-              <w:bottom w:val="single" w:color="BFBFBF" w:sz="4"/>
-              <w:right w:val="single" w:color="BFBFBF" w:sz="4"/>
+              <w:top w:val="single" w:color="000000" w:sz="4"/>
+              <w:left w:val="single" w:color="000000" w:sz="4"/>
+              <w:bottom w:val="single" w:color="000000" w:sz="4"/>
+              <w:right w:val="single" w:color="000000" w:sz="4"/>
             </w:tcBorders>
             <w:shd w:fill="FFFFFF" w:val="clear"/>
             <w:tcMar>
@@ -1044,7 +1012,7 @@
           <w:p>
             <w:r>
               <w:rPr>
-                <w:rFonts w:ascii="Calibri" w:cs="Calibri" w:eastAsia="Calibri" w:hAnsi="Calibri"/>
+                <w:rFonts w:ascii="Arial" w:cs="Arial" w:eastAsia="Arial" w:hAnsi="Arial"/>
               </w:rPr>
               <w:t xml:space="preserve">Control de acceso discrecional</w:t>
             </w:r>
@@ -1054,10 +1022,10 @@
           <w:tcPr>
             <w:tcW w:type="dxa" w:w="4360"/>
             <w:tcBorders>
-              <w:top w:val="single" w:color="BFBFBF" w:sz="4"/>
-              <w:left w:val="single" w:color="BFBFBF" w:sz="4"/>
-              <w:bottom w:val="single" w:color="BFBFBF" w:sz="4"/>
-              <w:right w:val="single" w:color="BFBFBF" w:sz="4"/>
+              <w:top w:val="single" w:color="000000" w:sz="4"/>
+              <w:left w:val="single" w:color="000000" w:sz="4"/>
+              <w:bottom w:val="single" w:color="000000" w:sz="4"/>
+              <w:right w:val="single" w:color="000000" w:sz="4"/>
             </w:tcBorders>
             <w:shd w:fill="FFFFFF" w:val="clear"/>
             <w:tcMar>
@@ -1070,7 +1038,7 @@
           <w:p>
             <w:r>
               <w:rPr>
-                <w:rFonts w:ascii="Calibri" w:cs="Calibri" w:eastAsia="Calibri" w:hAnsi="Calibri"/>
+                <w:rFonts w:ascii="Arial" w:cs="Arial" w:eastAsia="Arial" w:hAnsi="Arial"/>
               </w:rPr>
               <w:t xml:space="preserve">Se maneja a discreción del dueño del recurso</w:t>
             </w:r>
@@ -1082,10 +1050,10 @@
           <w:tcPr>
             <w:tcW w:type="dxa" w:w="1700"/>
             <w:tcBorders>
-              <w:top w:val="single" w:color="BFBFBF" w:sz="4"/>
-              <w:left w:val="single" w:color="BFBFBF" w:sz="4"/>
-              <w:bottom w:val="single" w:color="BFBFBF" w:sz="4"/>
-              <w:right w:val="single" w:color="BFBFBF" w:sz="4"/>
+              <w:top w:val="single" w:color="000000" w:sz="4"/>
+              <w:left w:val="single" w:color="000000" w:sz="4"/>
+              <w:bottom w:val="single" w:color="000000" w:sz="4"/>
+              <w:right w:val="single" w:color="000000" w:sz="4"/>
             </w:tcBorders>
             <w:shd w:fill="FFFFFF" w:val="clear"/>
             <w:tcMar>
@@ -1098,7 +1066,7 @@
           <w:p>
             <w:r>
               <w:rPr>
-                <w:rFonts w:ascii="Calibri" w:cs="Calibri" w:eastAsia="Calibri" w:hAnsi="Calibri"/>
+                <w:rFonts w:ascii="Arial" w:cs="Arial" w:eastAsia="Arial" w:hAnsi="Arial"/>
                 <w:b/>
                 <w:bCs/>
               </w:rPr>
@@ -1110,10 +1078,10 @@
           <w:tcPr>
             <w:tcW w:type="dxa" w:w="3300"/>
             <w:tcBorders>
-              <w:top w:val="single" w:color="BFBFBF" w:sz="4"/>
-              <w:left w:val="single" w:color="BFBFBF" w:sz="4"/>
-              <w:bottom w:val="single" w:color="BFBFBF" w:sz="4"/>
-              <w:right w:val="single" w:color="BFBFBF" w:sz="4"/>
+              <w:top w:val="single" w:color="000000" w:sz="4"/>
+              <w:left w:val="single" w:color="000000" w:sz="4"/>
+              <w:bottom w:val="single" w:color="000000" w:sz="4"/>
+              <w:right w:val="single" w:color="000000" w:sz="4"/>
             </w:tcBorders>
             <w:shd w:fill="FFFFFF" w:val="clear"/>
             <w:tcMar>
@@ -1126,7 +1094,7 @@
           <w:p>
             <w:r>
               <w:rPr>
-                <w:rFonts w:ascii="Calibri" w:cs="Calibri" w:eastAsia="Calibri" w:hAnsi="Calibri"/>
+                <w:rFonts w:ascii="Arial" w:cs="Arial" w:eastAsia="Arial" w:hAnsi="Arial"/>
               </w:rPr>
               <w:t xml:space="preserve">Control de acceso obligatorio</w:t>
             </w:r>
@@ -1136,10 +1104,10 @@
           <w:tcPr>
             <w:tcW w:type="dxa" w:w="4360"/>
             <w:tcBorders>
-              <w:top w:val="single" w:color="BFBFBF" w:sz="4"/>
-              <w:left w:val="single" w:color="BFBFBF" w:sz="4"/>
-              <w:bottom w:val="single" w:color="BFBFBF" w:sz="4"/>
-              <w:right w:val="single" w:color="BFBFBF" w:sz="4"/>
+              <w:top w:val="single" w:color="000000" w:sz="4"/>
+              <w:left w:val="single" w:color="000000" w:sz="4"/>
+              <w:bottom w:val="single" w:color="000000" w:sz="4"/>
+              <w:right w:val="single" w:color="000000" w:sz="4"/>
             </w:tcBorders>
             <w:shd w:fill="FFFFFF" w:val="clear"/>
             <w:tcMar>
@@ -1152,7 +1120,7 @@
           <w:p>
             <w:r>
               <w:rPr>
-                <w:rFonts w:ascii="Calibri" w:cs="Calibri" w:eastAsia="Calibri" w:hAnsi="Calibri"/>
+                <w:rFonts w:ascii="Arial" w:cs="Arial" w:eastAsia="Arial" w:hAnsi="Arial"/>
               </w:rPr>
               <w:t xml:space="preserve">Las reglas son obligatorias y las impone el sistema</w:t>
             </w:r>
@@ -1164,10 +1132,10 @@
           <w:tcPr>
             <w:tcW w:type="dxa" w:w="1700"/>
             <w:tcBorders>
-              <w:top w:val="single" w:color="BFBFBF" w:sz="4"/>
-              <w:left w:val="single" w:color="BFBFBF" w:sz="4"/>
-              <w:bottom w:val="single" w:color="BFBFBF" w:sz="4"/>
-              <w:right w:val="single" w:color="BFBFBF" w:sz="4"/>
+              <w:top w:val="single" w:color="000000" w:sz="4"/>
+              <w:left w:val="single" w:color="000000" w:sz="4"/>
+              <w:bottom w:val="single" w:color="000000" w:sz="4"/>
+              <w:right w:val="single" w:color="000000" w:sz="4"/>
             </w:tcBorders>
             <w:shd w:fill="FFFFFF" w:val="clear"/>
             <w:tcMar>
@@ -1180,7 +1148,7 @@
           <w:p>
             <w:r>
               <w:rPr>
-                <w:rFonts w:ascii="Calibri" w:cs="Calibri" w:eastAsia="Calibri" w:hAnsi="Calibri"/>
+                <w:rFonts w:ascii="Arial" w:cs="Arial" w:eastAsia="Arial" w:hAnsi="Arial"/>
                 <w:b/>
                 <w:bCs/>
               </w:rPr>
@@ -1192,10 +1160,10 @@
           <w:tcPr>
             <w:tcW w:type="dxa" w:w="3300"/>
             <w:tcBorders>
-              <w:top w:val="single" w:color="BFBFBF" w:sz="4"/>
-              <w:left w:val="single" w:color="BFBFBF" w:sz="4"/>
-              <w:bottom w:val="single" w:color="BFBFBF" w:sz="4"/>
-              <w:right w:val="single" w:color="BFBFBF" w:sz="4"/>
+              <w:top w:val="single" w:color="000000" w:sz="4"/>
+              <w:left w:val="single" w:color="000000" w:sz="4"/>
+              <w:bottom w:val="single" w:color="000000" w:sz="4"/>
+              <w:right w:val="single" w:color="000000" w:sz="4"/>
             </w:tcBorders>
             <w:shd w:fill="FFFFFF" w:val="clear"/>
             <w:tcMar>
@@ -1208,7 +1176,7 @@
           <w:p>
             <w:r>
               <w:rPr>
-                <w:rFonts w:ascii="Calibri" w:cs="Calibri" w:eastAsia="Calibri" w:hAnsi="Calibri"/>
+                <w:rFonts w:ascii="Arial" w:cs="Arial" w:eastAsia="Arial" w:hAnsi="Arial"/>
               </w:rPr>
               <w:t xml:space="preserve">Control de acceso basado en roles</w:t>
             </w:r>
@@ -1218,10 +1186,10 @@
           <w:tcPr>
             <w:tcW w:type="dxa" w:w="4360"/>
             <w:tcBorders>
-              <w:top w:val="single" w:color="BFBFBF" w:sz="4"/>
-              <w:left w:val="single" w:color="BFBFBF" w:sz="4"/>
-              <w:bottom w:val="single" w:color="BFBFBF" w:sz="4"/>
-              <w:right w:val="single" w:color="BFBFBF" w:sz="4"/>
+              <w:top w:val="single" w:color="000000" w:sz="4"/>
+              <w:left w:val="single" w:color="000000" w:sz="4"/>
+              <w:bottom w:val="single" w:color="000000" w:sz="4"/>
+              <w:right w:val="single" w:color="000000" w:sz="4"/>
             </w:tcBorders>
             <w:shd w:fill="FFFFFF" w:val="clear"/>
             <w:tcMar>
@@ -1234,7 +1202,7 @@
           <w:p>
             <w:r>
               <w:rPr>
-                <w:rFonts w:ascii="Calibri" w:cs="Calibri" w:eastAsia="Calibri" w:hAnsi="Calibri"/>
+                <w:rFonts w:ascii="Arial" w:cs="Arial" w:eastAsia="Arial" w:hAnsi="Arial"/>
               </w:rPr>
               <w:t xml:space="preserve">El acceso depende del rol de la persona</w:t>
             </w:r>
@@ -1246,10 +1214,10 @@
           <w:tcPr>
             <w:tcW w:type="dxa" w:w="1700"/>
             <w:tcBorders>
-              <w:top w:val="single" w:color="BFBFBF" w:sz="4"/>
-              <w:left w:val="single" w:color="BFBFBF" w:sz="4"/>
-              <w:bottom w:val="single" w:color="BFBFBF" w:sz="4"/>
-              <w:right w:val="single" w:color="BFBFBF" w:sz="4"/>
+              <w:top w:val="single" w:color="000000" w:sz="4"/>
+              <w:left w:val="single" w:color="000000" w:sz="4"/>
+              <w:bottom w:val="single" w:color="000000" w:sz="4"/>
+              <w:right w:val="single" w:color="000000" w:sz="4"/>
             </w:tcBorders>
             <w:shd w:fill="FFFFFF" w:val="clear"/>
             <w:tcMar>
@@ -1262,7 +1230,7 @@
           <w:p>
             <w:r>
               <w:rPr>
-                <w:rFonts w:ascii="Calibri" w:cs="Calibri" w:eastAsia="Calibri" w:hAnsi="Calibri"/>
+                <w:rFonts w:ascii="Arial" w:cs="Arial" w:eastAsia="Arial" w:hAnsi="Arial"/>
                 <w:b/>
                 <w:bCs/>
               </w:rPr>
@@ -1274,10 +1242,10 @@
           <w:tcPr>
             <w:tcW w:type="dxa" w:w="3300"/>
             <w:tcBorders>
-              <w:top w:val="single" w:color="BFBFBF" w:sz="4"/>
-              <w:left w:val="single" w:color="BFBFBF" w:sz="4"/>
-              <w:bottom w:val="single" w:color="BFBFBF" w:sz="4"/>
-              <w:right w:val="single" w:color="BFBFBF" w:sz="4"/>
+              <w:top w:val="single" w:color="000000" w:sz="4"/>
+              <w:left w:val="single" w:color="000000" w:sz="4"/>
+              <w:bottom w:val="single" w:color="000000" w:sz="4"/>
+              <w:right w:val="single" w:color="000000" w:sz="4"/>
             </w:tcBorders>
             <w:shd w:fill="FFFFFF" w:val="clear"/>
             <w:tcMar>
@@ -1290,7 +1258,7 @@
           <w:p>
             <w:r>
               <w:rPr>
-                <w:rFonts w:ascii="Calibri" w:cs="Calibri" w:eastAsia="Calibri" w:hAnsi="Calibri"/>
+                <w:rFonts w:ascii="Arial" w:cs="Arial" w:eastAsia="Arial" w:hAnsi="Arial"/>
               </w:rPr>
               <w:t xml:space="preserve">Control basado en atributos</w:t>
             </w:r>
@@ -1300,10 +1268,10 @@
           <w:tcPr>
             <w:tcW w:type="dxa" w:w="4360"/>
             <w:tcBorders>
-              <w:top w:val="single" w:color="BFBFBF" w:sz="4"/>
-              <w:left w:val="single" w:color="BFBFBF" w:sz="4"/>
-              <w:bottom w:val="single" w:color="BFBFBF" w:sz="4"/>
-              <w:right w:val="single" w:color="BFBFBF" w:sz="4"/>
+              <w:top w:val="single" w:color="000000" w:sz="4"/>
+              <w:left w:val="single" w:color="000000" w:sz="4"/>
+              <w:bottom w:val="single" w:color="000000" w:sz="4"/>
+              <w:right w:val="single" w:color="000000" w:sz="4"/>
             </w:tcBorders>
             <w:shd w:fill="FFFFFF" w:val="clear"/>
             <w:tcMar>
@@ -1316,7 +1284,7 @@
           <w:p>
             <w:r>
               <w:rPr>
-                <w:rFonts w:ascii="Calibri" w:cs="Calibri" w:eastAsia="Calibri" w:hAnsi="Calibri"/>
+                <w:rFonts w:ascii="Arial" w:cs="Arial" w:eastAsia="Arial" w:hAnsi="Arial"/>
               </w:rPr>
               <w:t xml:space="preserve">El acceso depende de atributos del usuario o del recurso</w:t>
             </w:r>
@@ -1328,10 +1296,10 @@
           <w:tcPr>
             <w:tcW w:type="dxa" w:w="1700"/>
             <w:tcBorders>
-              <w:top w:val="single" w:color="BFBFBF" w:sz="4"/>
-              <w:left w:val="single" w:color="BFBFBF" w:sz="4"/>
-              <w:bottom w:val="single" w:color="BFBFBF" w:sz="4"/>
-              <w:right w:val="single" w:color="BFBFBF" w:sz="4"/>
+              <w:top w:val="single" w:color="000000" w:sz="4"/>
+              <w:left w:val="single" w:color="000000" w:sz="4"/>
+              <w:bottom w:val="single" w:color="000000" w:sz="4"/>
+              <w:right w:val="single" w:color="000000" w:sz="4"/>
             </w:tcBorders>
             <w:shd w:fill="FFFFFF" w:val="clear"/>
             <w:tcMar>
@@ -1344,7 +1312,7 @@
           <w:p>
             <w:r>
               <w:rPr>
-                <w:rFonts w:ascii="Calibri" w:cs="Calibri" w:eastAsia="Calibri" w:hAnsi="Calibri"/>
+                <w:rFonts w:ascii="Arial" w:cs="Arial" w:eastAsia="Arial" w:hAnsi="Arial"/>
                 <w:b/>
                 <w:bCs/>
               </w:rPr>
@@ -1356,10 +1324,10 @@
           <w:tcPr>
             <w:tcW w:type="dxa" w:w="3300"/>
             <w:tcBorders>
-              <w:top w:val="single" w:color="BFBFBF" w:sz="4"/>
-              <w:left w:val="single" w:color="BFBFBF" w:sz="4"/>
-              <w:bottom w:val="single" w:color="BFBFBF" w:sz="4"/>
-              <w:right w:val="single" w:color="BFBFBF" w:sz="4"/>
+              <w:top w:val="single" w:color="000000" w:sz="4"/>
+              <w:left w:val="single" w:color="000000" w:sz="4"/>
+              <w:bottom w:val="single" w:color="000000" w:sz="4"/>
+              <w:right w:val="single" w:color="000000" w:sz="4"/>
             </w:tcBorders>
             <w:shd w:fill="FFFFFF" w:val="clear"/>
             <w:tcMar>
@@ -1372,7 +1340,7 @@
           <w:p>
             <w:r>
               <w:rPr>
-                <w:rFonts w:ascii="Calibri" w:cs="Calibri" w:eastAsia="Calibri" w:hAnsi="Calibri"/>
+                <w:rFonts w:ascii="Arial" w:cs="Arial" w:eastAsia="Arial" w:hAnsi="Arial"/>
               </w:rPr>
               <w:t xml:space="preserve">Acceso basado en reglas</w:t>
             </w:r>
@@ -1382,10 +1350,10 @@
           <w:tcPr>
             <w:tcW w:type="dxa" w:w="4360"/>
             <w:tcBorders>
-              <w:top w:val="single" w:color="BFBFBF" w:sz="4"/>
-              <w:left w:val="single" w:color="BFBFBF" w:sz="4"/>
-              <w:bottom w:val="single" w:color="BFBFBF" w:sz="4"/>
-              <w:right w:val="single" w:color="BFBFBF" w:sz="4"/>
+              <w:top w:val="single" w:color="000000" w:sz="4"/>
+              <w:left w:val="single" w:color="000000" w:sz="4"/>
+              <w:bottom w:val="single" w:color="000000" w:sz="4"/>
+              <w:right w:val="single" w:color="000000" w:sz="4"/>
             </w:tcBorders>
             <w:shd w:fill="FFFFFF" w:val="clear"/>
             <w:tcMar>
@@ -1398,7 +1366,7 @@
           <w:p>
             <w:r>
               <w:rPr>
-                <w:rFonts w:ascii="Calibri" w:cs="Calibri" w:eastAsia="Calibri" w:hAnsi="Calibri"/>
+                <w:rFonts w:ascii="Arial" w:cs="Arial" w:eastAsia="Arial" w:hAnsi="Arial"/>
               </w:rPr>
               <w:t xml:space="preserve">El acceso depende de reglas definidas</w:t>
             </w:r>
@@ -1410,10 +1378,10 @@
           <w:tcPr>
             <w:tcW w:type="dxa" w:w="1700"/>
             <w:tcBorders>
-              <w:top w:val="single" w:color="BFBFBF" w:sz="4"/>
-              <w:left w:val="single" w:color="BFBFBF" w:sz="4"/>
-              <w:bottom w:val="single" w:color="BFBFBF" w:sz="4"/>
-              <w:right w:val="single" w:color="BFBFBF" w:sz="4"/>
+              <w:top w:val="single" w:color="000000" w:sz="4"/>
+              <w:left w:val="single" w:color="000000" w:sz="4"/>
+              <w:bottom w:val="single" w:color="000000" w:sz="4"/>
+              <w:right w:val="single" w:color="000000" w:sz="4"/>
             </w:tcBorders>
             <w:shd w:fill="FFFFFF" w:val="clear"/>
             <w:tcMar>
@@ -1426,7 +1394,7 @@
           <w:p>
             <w:r>
               <w:rPr>
-                <w:rFonts w:ascii="Calibri" w:cs="Calibri" w:eastAsia="Calibri" w:hAnsi="Calibri"/>
+                <w:rFonts w:ascii="Arial" w:cs="Arial" w:eastAsia="Arial" w:hAnsi="Arial"/>
                 <w:b/>
                 <w:bCs/>
               </w:rPr>
@@ -1438,10 +1406,10 @@
           <w:tcPr>
             <w:tcW w:type="dxa" w:w="3300"/>
             <w:tcBorders>
-              <w:top w:val="single" w:color="BFBFBF" w:sz="4"/>
-              <w:left w:val="single" w:color="BFBFBF" w:sz="4"/>
-              <w:bottom w:val="single" w:color="BFBFBF" w:sz="4"/>
-              <w:right w:val="single" w:color="BFBFBF" w:sz="4"/>
+              <w:top w:val="single" w:color="000000" w:sz="4"/>
+              <w:left w:val="single" w:color="000000" w:sz="4"/>
+              <w:bottom w:val="single" w:color="000000" w:sz="4"/>
+              <w:right w:val="single" w:color="000000" w:sz="4"/>
             </w:tcBorders>
             <w:shd w:fill="FFFFFF" w:val="clear"/>
             <w:tcMar>
@@ -1454,7 +1422,7 @@
           <w:p>
             <w:r>
               <w:rPr>
-                <w:rFonts w:ascii="Calibri" w:cs="Calibri" w:eastAsia="Calibri" w:hAnsi="Calibri"/>
+                <w:rFonts w:ascii="Arial" w:cs="Arial" w:eastAsia="Arial" w:hAnsi="Arial"/>
               </w:rPr>
               <w:t xml:space="preserve">Control de acceso basado en tiempo</w:t>
             </w:r>
@@ -1464,10 +1432,10 @@
           <w:tcPr>
             <w:tcW w:type="dxa" w:w="4360"/>
             <w:tcBorders>
-              <w:top w:val="single" w:color="BFBFBF" w:sz="4"/>
-              <w:left w:val="single" w:color="BFBFBF" w:sz="4"/>
-              <w:bottom w:val="single" w:color="BFBFBF" w:sz="4"/>
-              <w:right w:val="single" w:color="BFBFBF" w:sz="4"/>
+              <w:top w:val="single" w:color="000000" w:sz="4"/>
+              <w:left w:val="single" w:color="000000" w:sz="4"/>
+              <w:bottom w:val="single" w:color="000000" w:sz="4"/>
+              <w:right w:val="single" w:color="000000" w:sz="4"/>
             </w:tcBorders>
             <w:shd w:fill="FFFFFF" w:val="clear"/>
             <w:tcMar>
@@ -1480,7 +1448,7 @@
           <w:p>
             <w:r>
               <w:rPr>
-                <w:rFonts w:ascii="Calibri" w:cs="Calibri" w:eastAsia="Calibri" w:hAnsi="Calibri"/>
+                <w:rFonts w:ascii="Arial" w:cs="Arial" w:eastAsia="Arial" w:hAnsi="Arial"/>
               </w:rPr>
               <w:t xml:space="preserve">El acceso depende del horario</w:t>
             </w:r>
@@ -1490,34 +1458,13 @@
     </w:tbl>
     <w:p>
       <w:pPr>
-        <w:shd w:fill="FEF3C7" w:val="clear"/>
-        <w:spacing w:after="100" w:before="60"/>
-        <w:ind w:left="120" w:right="120"/>
-      </w:pPr>
-      <w:r>
-        <w:rPr>
-          <w:rFonts w:ascii="Calibri" w:cs="Calibri" w:eastAsia="Calibri" w:hAnsi="Calibri"/>
-          <w:b/>
-          <w:bCs/>
-          <w:color w:val="B45309"/>
-        </w:rPr>
-        <w:t xml:space="preserve">⚠ Ojo: </w:t>
-      </w:r>
-      <w:r>
-        <w:rPr>
-          <w:rFonts w:ascii="Calibri" w:cs="Calibri" w:eastAsia="Calibri" w:hAnsi="Calibri"/>
-        </w:rPr>
-        <w:t xml:space="preserve">En el material, "basado en roles" y "basado en reglas" aparecen los dos como RBAC. Son cosas distintas: acuérdate de cuál es cuál.</w:t>
-      </w:r>
-    </w:p>
-    <w:p>
-      <w:pPr>
-        <w:pStyle w:val="Heading3"/>
         <w:spacing w:after="80" w:before="160"/>
       </w:pPr>
       <w:r>
         <w:rPr>
-          <w:rFonts w:ascii="Calibri" w:cs="Calibri" w:eastAsia="Calibri" w:hAnsi="Calibri"/>
+          <w:rFonts w:ascii="Arial" w:cs="Arial" w:eastAsia="Arial" w:hAnsi="Arial"/>
+          <w:b/>
+          <w:bCs/>
         </w:rPr>
         <w:t xml:space="preserve">Escalamiento de privilegios</w:t>
       </w:r>
@@ -1533,7 +1480,7 @@
       </w:pPr>
       <w:r>
         <w:rPr>
-          <w:rFonts w:ascii="Calibri" w:cs="Calibri" w:eastAsia="Calibri" w:hAnsi="Calibri"/>
+          <w:rFonts w:ascii="Arial" w:cs="Arial" w:eastAsia="Arial" w:hAnsi="Arial"/>
         </w:rPr>
         <w:t xml:space="preserve">Es un ataque común.</w:t>
       </w:r>
@@ -1549,13 +1496,13 @@
       </w:pPr>
       <w:r>
         <w:rPr>
-          <w:rFonts w:ascii="Calibri" w:cs="Calibri" w:eastAsia="Calibri" w:hAnsi="Calibri"/>
+          <w:rFonts w:ascii="Arial" w:cs="Arial" w:eastAsia="Arial" w:hAnsi="Arial"/>
         </w:rPr>
         <w:t xml:space="preserve">Se aprovechan vulnerabilidades en servidores o en sistemas de control de acceso para darle acceso a un </w:t>
       </w:r>
       <w:r>
         <w:rPr>
-          <w:rFonts w:ascii="Calibri" w:cs="Calibri" w:eastAsia="Calibri" w:hAnsi="Calibri"/>
+          <w:rFonts w:ascii="Arial" w:cs="Arial" w:eastAsia="Arial" w:hAnsi="Arial"/>
           <w:b/>
           <w:bCs/>
         </w:rPr>
@@ -1563,34 +1510,36 @@
       </w:r>
       <w:r>
         <w:rPr>
-          <w:rFonts w:ascii="Calibri" w:cs="Calibri" w:eastAsia="Calibri" w:hAnsi="Calibri"/>
+          <w:rFonts w:ascii="Arial" w:cs="Arial" w:eastAsia="Arial" w:hAnsi="Arial"/>
         </w:rPr>
         <w:t xml:space="preserve">.</w:t>
       </w:r>
     </w:p>
     <w:p>
       <w:pPr>
-        <w:pStyle w:val="Heading1"/>
         <w:pBdr>
-          <w:bottom w:val="single" w:color="1F4E79" w:sz="8" w:space="2"/>
+          <w:bottom w:val="single" w:color="000000" w:sz="8" w:space="2"/>
         </w:pBdr>
         <w:spacing w:after="120" w:before="280"/>
       </w:pPr>
       <w:r>
         <w:rPr>
-          <w:rFonts w:ascii="Calibri" w:cs="Calibri" w:eastAsia="Calibri" w:hAnsi="Calibri"/>
+          <w:rFonts w:ascii="Arial" w:cs="Arial" w:eastAsia="Arial" w:hAnsi="Arial"/>
+          <w:b/>
+          <w:bCs/>
         </w:rPr>
         <w:t xml:space="preserve">3. Administración de cuentas</w:t>
       </w:r>
     </w:p>
     <w:p>
       <w:pPr>
-        <w:pStyle w:val="Heading3"/>
         <w:spacing w:after="80" w:before="160"/>
       </w:pPr>
       <w:r>
         <w:rPr>
-          <w:rFonts w:ascii="Calibri" w:cs="Calibri" w:eastAsia="Calibri" w:hAnsi="Calibri"/>
+          <w:rFonts w:ascii="Arial" w:cs="Arial" w:eastAsia="Arial" w:hAnsi="Arial"/>
+          <w:b/>
+          <w:bCs/>
         </w:rPr>
         <w:t xml:space="preserve">Tipos de cuenta</w:t>
       </w:r>
@@ -1606,7 +1555,7 @@
       </w:pPr>
       <w:r>
         <w:rPr>
-          <w:rFonts w:ascii="Calibri" w:cs="Calibri" w:eastAsia="Calibri" w:hAnsi="Calibri"/>
+          <w:rFonts w:ascii="Arial" w:cs="Arial" w:eastAsia="Arial" w:hAnsi="Arial"/>
         </w:rPr>
         <w:t xml:space="preserve">Administrador</w:t>
       </w:r>
@@ -1622,7 +1571,7 @@
       </w:pPr>
       <w:r>
         <w:rPr>
-          <w:rFonts w:ascii="Calibri" w:cs="Calibri" w:eastAsia="Calibri" w:hAnsi="Calibri"/>
+          <w:rFonts w:ascii="Arial" w:cs="Arial" w:eastAsia="Arial" w:hAnsi="Arial"/>
         </w:rPr>
         <w:t xml:space="preserve">Usuario</w:t>
       </w:r>
@@ -1638,7 +1587,7 @@
       </w:pPr>
       <w:r>
         <w:rPr>
-          <w:rFonts w:ascii="Calibri" w:cs="Calibri" w:eastAsia="Calibri" w:hAnsi="Calibri"/>
+          <w:rFonts w:ascii="Arial" w:cs="Arial" w:eastAsia="Arial" w:hAnsi="Arial"/>
         </w:rPr>
         <w:t xml:space="preserve">Servicio</w:t>
       </w:r>
@@ -1654,7 +1603,7 @@
       </w:pPr>
       <w:r>
         <w:rPr>
-          <w:rFonts w:ascii="Calibri" w:cs="Calibri" w:eastAsia="Calibri" w:hAnsi="Calibri"/>
+          <w:rFonts w:ascii="Arial" w:cs="Arial" w:eastAsia="Arial" w:hAnsi="Arial"/>
         </w:rPr>
         <w:t xml:space="preserve">Invitado</w:t>
       </w:r>
@@ -1670,13 +1619,13 @@
       </w:pPr>
       <w:r>
         <w:rPr>
-          <w:rFonts w:ascii="Calibri" w:cs="Calibri" w:eastAsia="Calibri" w:hAnsi="Calibri"/>
+          <w:rFonts w:ascii="Arial" w:cs="Arial" w:eastAsia="Arial" w:hAnsi="Arial"/>
         </w:rPr>
         <w:t xml:space="preserve">Además de no darles a los usuarios más acceso del necesario, hay que </w:t>
       </w:r>
       <w:r>
         <w:rPr>
-          <w:rFonts w:ascii="Calibri" w:cs="Calibri" w:eastAsia="Calibri" w:hAnsi="Calibri"/>
+          <w:rFonts w:ascii="Arial" w:cs="Arial" w:eastAsia="Arial" w:hAnsi="Arial"/>
           <w:b/>
           <w:bCs/>
         </w:rPr>
@@ -1684,19 +1633,20 @@
       </w:r>
       <w:r>
         <w:rPr>
-          <w:rFonts w:ascii="Calibri" w:cs="Calibri" w:eastAsia="Calibri" w:hAnsi="Calibri"/>
+          <w:rFonts w:ascii="Arial" w:cs="Arial" w:eastAsia="Arial" w:hAnsi="Arial"/>
         </w:rPr>
         <w:t xml:space="preserve">.</w:t>
       </w:r>
     </w:p>
     <w:p>
       <w:pPr>
-        <w:pStyle w:val="Heading3"/>
         <w:spacing w:after="80" w:before="160"/>
       </w:pPr>
       <w:r>
         <w:rPr>
-          <w:rFonts w:ascii="Calibri" w:cs="Calibri" w:eastAsia="Calibri" w:hAnsi="Calibri"/>
+          <w:rFonts w:ascii="Arial" w:cs="Arial" w:eastAsia="Arial" w:hAnsi="Arial"/>
+          <w:b/>
+          <w:bCs/>
         </w:rPr>
         <w:t xml:space="preserve">Privilegio mínimo</w:t>
       </w:r>
@@ -1712,13 +1662,13 @@
       </w:pPr>
       <w:r>
         <w:rPr>
-          <w:rFonts w:ascii="Calibri" w:cs="Calibri" w:eastAsia="Calibri" w:hAnsi="Calibri"/>
+          <w:rFonts w:ascii="Arial" w:cs="Arial" w:eastAsia="Arial" w:hAnsi="Arial"/>
         </w:rPr>
         <w:t xml:space="preserve">Está muy relacionado con el concepto de acceso a la </w:t>
       </w:r>
       <w:r>
         <w:rPr>
-          <w:rFonts w:ascii="Calibri" w:cs="Calibri" w:eastAsia="Calibri" w:hAnsi="Calibri"/>
+          <w:rFonts w:ascii="Arial" w:cs="Arial" w:eastAsia="Arial" w:hAnsi="Arial"/>
           <w:b/>
           <w:bCs/>
         </w:rPr>
@@ -1726,7 +1676,7 @@
       </w:r>
       <w:r>
         <w:rPr>
-          <w:rFonts w:ascii="Calibri" w:cs="Calibri" w:eastAsia="Calibri" w:hAnsi="Calibri"/>
+          <w:rFonts w:ascii="Arial" w:cs="Arial" w:eastAsia="Arial" w:hAnsi="Arial"/>
         </w:rPr>
         <w:t xml:space="preserve">.</w:t>
       </w:r>
@@ -1742,13 +1692,13 @@
       </w:pPr>
       <w:r>
         <w:rPr>
-          <w:rFonts w:ascii="Calibri" w:cs="Calibri" w:eastAsia="Calibri" w:hAnsi="Calibri"/>
+          <w:rFonts w:ascii="Arial" w:cs="Arial" w:eastAsia="Arial" w:hAnsi="Arial"/>
         </w:rPr>
         <w:t xml:space="preserve">Niveles de permisos para archivos y carpetas: </w:t>
       </w:r>
       <w:r>
         <w:rPr>
-          <w:rFonts w:ascii="Calibri" w:cs="Calibri" w:eastAsia="Calibri" w:hAnsi="Calibri"/>
+          <w:rFonts w:ascii="Arial" w:cs="Arial" w:eastAsia="Arial" w:hAnsi="Arial"/>
           <w:b/>
           <w:bCs/>
         </w:rPr>
@@ -1756,7 +1706,7 @@
       </w:r>
       <w:r>
         <w:rPr>
-          <w:rFonts w:ascii="Calibri" w:cs="Calibri" w:eastAsia="Calibri" w:hAnsi="Calibri"/>
+          <w:rFonts w:ascii="Arial" w:cs="Arial" w:eastAsia="Arial" w:hAnsi="Arial"/>
         </w:rPr>
         <w:t xml:space="preserve">.</w:t>
       </w:r>
@@ -1772,13 +1722,13 @@
       </w:pPr>
       <w:r>
         <w:rPr>
-          <w:rFonts w:ascii="Calibri" w:cs="Calibri" w:eastAsia="Calibri" w:hAnsi="Calibri"/>
+          <w:rFonts w:ascii="Arial" w:cs="Arial" w:eastAsia="Arial" w:hAnsi="Arial"/>
         </w:rPr>
         <w:t xml:space="preserve">En Windows, un administrador configura una </w:t>
       </w:r>
       <w:r>
         <w:rPr>
-          <w:rFonts w:ascii="Calibri" w:cs="Calibri" w:eastAsia="Calibri" w:hAnsi="Calibri"/>
+          <w:rFonts w:ascii="Arial" w:cs="Arial" w:eastAsia="Arial" w:hAnsi="Arial"/>
           <w:b/>
           <w:bCs/>
         </w:rPr>
@@ -1786,19 +1736,20 @@
       </w:r>
       <w:r>
         <w:rPr>
-          <w:rFonts w:ascii="Calibri" w:cs="Calibri" w:eastAsia="Calibri" w:hAnsi="Calibri"/>
+          <w:rFonts w:ascii="Arial" w:cs="Arial" w:eastAsia="Arial" w:hAnsi="Arial"/>
         </w:rPr>
         <w:t xml:space="preserve"> que se aplica a todos los miembros del dominio.</w:t>
       </w:r>
     </w:p>
     <w:p>
       <w:pPr>
-        <w:pStyle w:val="Heading3"/>
         <w:spacing w:after="80" w:before="160"/>
       </w:pPr>
       <w:r>
         <w:rPr>
-          <w:rFonts w:ascii="Calibri" w:cs="Calibri" w:eastAsia="Calibri" w:hAnsi="Calibri"/>
+          <w:rFonts w:ascii="Arial" w:cs="Arial" w:eastAsia="Arial" w:hAnsi="Arial"/>
+          <w:b/>
+          <w:bCs/>
         </w:rPr>
         <w:t xml:space="preserve">Cuentas con privilegios</w:t>
       </w:r>
@@ -1814,7 +1765,7 @@
       </w:pPr>
       <w:r>
         <w:rPr>
-          <w:rFonts w:ascii="Calibri" w:cs="Calibri" w:eastAsia="Calibri" w:hAnsi="Calibri"/>
+          <w:rFonts w:ascii="Arial" w:cs="Arial" w:eastAsia="Arial" w:hAnsi="Arial"/>
         </w:rPr>
         <w:t xml:space="preserve">Los administradores las usan para implementar y administrar sistemas operativos, aplicaciones y dispositivos de red.</w:t>
       </w:r>
@@ -1830,13 +1781,13 @@
       </w:pPr>
       <w:r>
         <w:rPr>
-          <w:rFonts w:ascii="Calibri" w:cs="Calibri" w:eastAsia="Calibri" w:hAnsi="Calibri"/>
+          <w:rFonts w:ascii="Arial" w:cs="Arial" w:eastAsia="Arial" w:hAnsi="Arial"/>
         </w:rPr>
         <w:t xml:space="preserve">Son el </w:t>
       </w:r>
       <w:r>
         <w:rPr>
-          <w:rFonts w:ascii="Calibri" w:cs="Calibri" w:eastAsia="Calibri" w:hAnsi="Calibri"/>
+          <w:rFonts w:ascii="Arial" w:cs="Arial" w:eastAsia="Arial" w:hAnsi="Arial"/>
           <w:b/>
           <w:bCs/>
         </w:rPr>
@@ -1844,19 +1795,20 @@
       </w:r>
       <w:r>
         <w:rPr>
-          <w:rFonts w:ascii="Calibri" w:cs="Calibri" w:eastAsia="Calibri" w:hAnsi="Calibri"/>
+          <w:rFonts w:ascii="Arial" w:cs="Arial" w:eastAsia="Arial" w:hAnsi="Arial"/>
         </w:rPr>
         <w:t xml:space="preserve">, así que hay que adoptar buenas prácticas para protegerlas.</w:t>
       </w:r>
     </w:p>
     <w:p>
       <w:pPr>
-        <w:pStyle w:val="Heading3"/>
         <w:spacing w:after="80" w:before="160"/>
       </w:pPr>
       <w:r>
         <w:rPr>
-          <w:rFonts w:ascii="Calibri" w:cs="Calibri" w:eastAsia="Calibri" w:hAnsi="Calibri"/>
+          <w:rFonts w:ascii="Arial" w:cs="Arial" w:eastAsia="Arial" w:hAnsi="Arial"/>
+          <w:b/>
+          <w:bCs/>
         </w:rPr>
         <w:t xml:space="preserve">Gestión de la autenticación</w:t>
       </w:r>
@@ -1872,13 +1824,13 @@
       </w:pPr>
       <w:r>
         <w:rPr>
-          <w:rFonts w:ascii="Calibri" w:cs="Calibri" w:eastAsia="Calibri" w:hAnsi="Calibri"/>
+          <w:rFonts w:ascii="Arial" w:cs="Arial" w:eastAsia="Arial" w:hAnsi="Arial"/>
         </w:rPr>
         <w:t xml:space="preserve">El objetivo es un inicio de sesión </w:t>
       </w:r>
       <w:r>
         <w:rPr>
-          <w:rFonts w:ascii="Calibri" w:cs="Calibri" w:eastAsia="Calibri" w:hAnsi="Calibri"/>
+          <w:rFonts w:ascii="Arial" w:cs="Arial" w:eastAsia="Arial" w:hAnsi="Arial"/>
           <w:b/>
           <w:bCs/>
         </w:rPr>
@@ -1886,13 +1838,13 @@
       </w:r>
       <w:r>
         <w:rPr>
-          <w:rFonts w:ascii="Calibri" w:cs="Calibri" w:eastAsia="Calibri" w:hAnsi="Calibri"/>
+          <w:rFonts w:ascii="Arial" w:cs="Arial" w:eastAsia="Arial" w:hAnsi="Arial"/>
         </w:rPr>
         <w:t xml:space="preserve"> y, a la vez, </w:t>
       </w:r>
       <w:r>
         <w:rPr>
-          <w:rFonts w:ascii="Calibri" w:cs="Calibri" w:eastAsia="Calibri" w:hAnsi="Calibri"/>
+          <w:rFonts w:ascii="Arial" w:cs="Arial" w:eastAsia="Arial" w:hAnsi="Arial"/>
           <w:b/>
           <w:bCs/>
         </w:rPr>
@@ -1900,7 +1852,7 @@
       </w:r>
       <w:r>
         <w:rPr>
-          <w:rFonts w:ascii="Calibri" w:cs="Calibri" w:eastAsia="Calibri" w:hAnsi="Calibri"/>
+          <w:rFonts w:ascii="Arial" w:cs="Arial" w:eastAsia="Arial" w:hAnsi="Arial"/>
         </w:rPr>
         <w:t xml:space="preserve">.</w:t>
       </w:r>
@@ -1916,13 +1868,13 @@
       </w:pPr>
       <w:r>
         <w:rPr>
-          <w:rFonts w:ascii="Calibri" w:cs="Calibri" w:eastAsia="Calibri" w:hAnsi="Calibri"/>
+          <w:rFonts w:ascii="Arial" w:cs="Arial" w:eastAsia="Arial" w:hAnsi="Arial"/>
         </w:rPr>
         <w:t xml:space="preserve">Métodos: </w:t>
       </w:r>
       <w:r>
         <w:rPr>
-          <w:rFonts w:ascii="Calibri" w:cs="Calibri" w:eastAsia="Calibri" w:hAnsi="Calibri"/>
+          <w:rFonts w:ascii="Arial" w:cs="Arial" w:eastAsia="Arial" w:hAnsi="Arial"/>
           <w:b/>
           <w:bCs/>
         </w:rPr>
@@ -1930,7 +1882,7 @@
       </w:r>
       <w:r>
         <w:rPr>
-          <w:rFonts w:ascii="Calibri" w:cs="Calibri" w:eastAsia="Calibri" w:hAnsi="Calibri"/>
+          <w:rFonts w:ascii="Arial" w:cs="Arial" w:eastAsia="Arial" w:hAnsi="Arial"/>
         </w:rPr>
         <w:t xml:space="preserve">.</w:t>
       </w:r>
@@ -1946,7 +1898,7 @@
       </w:pPr>
       <w:r>
         <w:rPr>
-          <w:rFonts w:ascii="Calibri" w:cs="Calibri" w:eastAsia="Calibri" w:hAnsi="Calibri"/>
+          <w:rFonts w:ascii="Arial" w:cs="Arial" w:eastAsia="Arial" w:hAnsi="Arial"/>
           <w:b/>
           <w:bCs/>
         </w:rPr>
@@ -1954,7 +1906,7 @@
       </w:r>
       <w:r>
         <w:rPr>
-          <w:rFonts w:ascii="Calibri" w:cs="Calibri" w:eastAsia="Calibri" w:hAnsi="Calibri"/>
+          <w:rFonts w:ascii="Arial" w:cs="Arial" w:eastAsia="Arial" w:hAnsi="Arial"/>
         </w:rPr>
         <w:t xml:space="preserve"> usa una clave de cifrado con una función hash para autenticar a un usuario web.</w:t>
       </w:r>
@@ -1970,13 +1922,13 @@
       </w:pPr>
       <w:r>
         <w:rPr>
-          <w:rFonts w:ascii="Calibri" w:cs="Calibri" w:eastAsia="Calibri" w:hAnsi="Calibri"/>
+          <w:rFonts w:ascii="Arial" w:cs="Arial" w:eastAsia="Arial" w:hAnsi="Arial"/>
         </w:rPr>
         <w:t xml:space="preserve">Un </w:t>
       </w:r>
       <w:r>
         <w:rPr>
-          <w:rFonts w:ascii="Calibri" w:cs="Calibri" w:eastAsia="Calibri" w:hAnsi="Calibri"/>
+          <w:rFonts w:ascii="Arial" w:cs="Arial" w:eastAsia="Arial" w:hAnsi="Arial"/>
           <w:b/>
           <w:bCs/>
         </w:rPr>
@@ -1984,7 +1936,7 @@
       </w:r>
       <w:r>
         <w:rPr>
-          <w:rFonts w:ascii="Calibri" w:cs="Calibri" w:eastAsia="Calibri" w:hAnsi="Calibri"/>
+          <w:rFonts w:ascii="Arial" w:cs="Arial" w:eastAsia="Arial" w:hAnsi="Arial"/>
         </w:rPr>
         <w:t xml:space="preserve"> autentica datos entre dos entidades para evitar el acceso no autorizado.</w:t>
       </w:r>
@@ -2000,13 +1952,13 @@
       </w:pPr>
       <w:r>
         <w:rPr>
-          <w:rFonts w:ascii="Calibri" w:cs="Calibri" w:eastAsia="Calibri" w:hAnsi="Calibri"/>
+          <w:rFonts w:ascii="Arial" w:cs="Arial" w:eastAsia="Arial" w:hAnsi="Arial"/>
         </w:rPr>
         <w:t xml:space="preserve">Protocolos seguros: </w:t>
       </w:r>
       <w:r>
         <w:rPr>
-          <w:rFonts w:ascii="Calibri" w:cs="Calibri" w:eastAsia="Calibri" w:hAnsi="Calibri"/>
+          <w:rFonts w:ascii="Arial" w:cs="Arial" w:eastAsia="Arial" w:hAnsi="Arial"/>
           <w:b/>
           <w:bCs/>
         </w:rPr>
@@ -2014,34 +1966,36 @@
       </w:r>
       <w:r>
         <w:rPr>
-          <w:rFonts w:ascii="Calibri" w:cs="Calibri" w:eastAsia="Calibri" w:hAnsi="Calibri"/>
+          <w:rFonts w:ascii="Arial" w:cs="Arial" w:eastAsia="Arial" w:hAnsi="Arial"/>
         </w:rPr>
         <w:t xml:space="preserve">.</w:t>
       </w:r>
     </w:p>
     <w:p>
       <w:pPr>
-        <w:pStyle w:val="Heading1"/>
         <w:pBdr>
-          <w:bottom w:val="single" w:color="1F4E79" w:sz="8" w:space="2"/>
+          <w:bottom w:val="single" w:color="000000" w:sz="8" w:space="2"/>
         </w:pBdr>
         <w:spacing w:after="120" w:before="280"/>
       </w:pPr>
       <w:r>
         <w:rPr>
-          <w:rFonts w:ascii="Calibri" w:cs="Calibri" w:eastAsia="Calibri" w:hAnsi="Calibri"/>
+          <w:rFonts w:ascii="Arial" w:cs="Arial" w:eastAsia="Arial" w:hAnsi="Arial"/>
+          <w:b/>
+          <w:bCs/>
         </w:rPr>
         <w:t xml:space="preserve">4. Uso y funcionamiento de AAA</w:t>
       </w:r>
     </w:p>
     <w:p>
       <w:pPr>
-        <w:pStyle w:val="Heading3"/>
         <w:spacing w:after="80" w:before="160"/>
       </w:pPr>
       <w:r>
         <w:rPr>
-          <w:rFonts w:ascii="Calibri" w:cs="Calibri" w:eastAsia="Calibri" w:hAnsi="Calibri"/>
+          <w:rFonts w:ascii="Arial" w:cs="Arial" w:eastAsia="Arial" w:hAnsi="Arial"/>
+          <w:b/>
+          <w:bCs/>
         </w:rPr>
         <w:t xml:space="preserve">Idea general</w:t>
       </w:r>
@@ -2057,13 +2011,13 @@
       </w:pPr>
       <w:r>
         <w:rPr>
-          <w:rFonts w:ascii="Calibri" w:cs="Calibri" w:eastAsia="Calibri" w:hAnsi="Calibri"/>
+          <w:rFonts w:ascii="Arial" w:cs="Arial" w:eastAsia="Arial" w:hAnsi="Arial"/>
         </w:rPr>
         <w:t xml:space="preserve">Una red se diseña para controlar </w:t>
       </w:r>
       <w:r>
         <w:rPr>
-          <w:rFonts w:ascii="Calibri" w:cs="Calibri" w:eastAsia="Calibri" w:hAnsi="Calibri"/>
+          <w:rFonts w:ascii="Arial" w:cs="Arial" w:eastAsia="Arial" w:hAnsi="Arial"/>
           <w:b/>
           <w:bCs/>
         </w:rPr>
@@ -2071,13 +2025,13 @@
       </w:r>
       <w:r>
         <w:rPr>
-          <w:rFonts w:ascii="Calibri" w:cs="Calibri" w:eastAsia="Calibri" w:hAnsi="Calibri"/>
+          <w:rFonts w:ascii="Arial" w:cs="Arial" w:eastAsia="Arial" w:hAnsi="Arial"/>
         </w:rPr>
         <w:t xml:space="preserve"> y </w:t>
       </w:r>
       <w:r>
         <w:rPr>
-          <w:rFonts w:ascii="Calibri" w:cs="Calibri" w:eastAsia="Calibri" w:hAnsi="Calibri"/>
+          <w:rFonts w:ascii="Arial" w:cs="Arial" w:eastAsia="Arial" w:hAnsi="Arial"/>
           <w:b/>
           <w:bCs/>
         </w:rPr>
@@ -2085,7 +2039,7 @@
       </w:r>
       <w:r>
         <w:rPr>
-          <w:rFonts w:ascii="Calibri" w:cs="Calibri" w:eastAsia="Calibri" w:hAnsi="Calibri"/>
+          <w:rFonts w:ascii="Arial" w:cs="Arial" w:eastAsia="Arial" w:hAnsi="Arial"/>
         </w:rPr>
         <w:t xml:space="preserve"> cuando está conectado.</w:t>
       </w:r>
@@ -2101,13 +2055,13 @@
       </w:pPr>
       <w:r>
         <w:rPr>
-          <w:rFonts w:ascii="Calibri" w:cs="Calibri" w:eastAsia="Calibri" w:hAnsi="Calibri"/>
+          <w:rFonts w:ascii="Arial" w:cs="Arial" w:eastAsia="Arial" w:hAnsi="Arial"/>
         </w:rPr>
         <w:t xml:space="preserve">Esos requisitos están en la </w:t>
       </w:r>
       <w:r>
         <w:rPr>
-          <w:rFonts w:ascii="Calibri" w:cs="Calibri" w:eastAsia="Calibri" w:hAnsi="Calibri"/>
+          <w:rFonts w:ascii="Arial" w:cs="Arial" w:eastAsia="Arial" w:hAnsi="Arial"/>
           <w:b/>
           <w:bCs/>
         </w:rPr>
@@ -2115,7 +2069,7 @@
       </w:r>
       <w:r>
         <w:rPr>
-          <w:rFonts w:ascii="Calibri" w:cs="Calibri" w:eastAsia="Calibri" w:hAnsi="Calibri"/>
+          <w:rFonts w:ascii="Arial" w:cs="Arial" w:eastAsia="Arial" w:hAnsi="Arial"/>
         </w:rPr>
         <w:t xml:space="preserve">.</w:t>
       </w:r>
@@ -2131,7 +2085,7 @@
       </w:pPr>
       <w:r>
         <w:rPr>
-          <w:rFonts w:ascii="Calibri" w:cs="Calibri" w:eastAsia="Calibri" w:hAnsi="Calibri"/>
+          <w:rFonts w:ascii="Arial" w:cs="Arial" w:eastAsia="Arial" w:hAnsi="Arial"/>
         </w:rPr>
         <w:t xml:space="preserve">La política también puede pedir un sistema de contabilidad que registre quiénes se conectaron, cuándo y qué hicieron al iniciar sesión.</w:t>
       </w:r>
@@ -2147,7 +2101,7 @@
       </w:pPr>
       <w:r>
         <w:rPr>
-          <w:rFonts w:ascii="Calibri" w:cs="Calibri" w:eastAsia="Calibri" w:hAnsi="Calibri"/>
+          <w:rFonts w:ascii="Arial" w:cs="Arial" w:eastAsia="Arial" w:hAnsi="Arial"/>
           <w:b/>
           <w:bCs/>
         </w:rPr>
@@ -2155,13 +2109,13 @@
       </w:r>
       <w:r>
         <w:rPr>
-          <w:rFonts w:ascii="Calibri" w:cs="Calibri" w:eastAsia="Calibri" w:hAnsi="Calibri"/>
+          <w:rFonts w:ascii="Arial" w:cs="Arial" w:eastAsia="Arial" w:hAnsi="Arial"/>
         </w:rPr>
         <w:t xml:space="preserve"> (autenticación, autorización y contabilidad) da el marco para tener seguridad </w:t>
       </w:r>
       <w:r>
         <w:rPr>
-          <w:rFonts w:ascii="Calibri" w:cs="Calibri" w:eastAsia="Calibri" w:hAnsi="Calibri"/>
+          <w:rFonts w:ascii="Arial" w:cs="Arial" w:eastAsia="Arial" w:hAnsi="Arial"/>
           <w:b/>
           <w:bCs/>
         </w:rPr>
@@ -2169,7 +2123,7 @@
       </w:r>
       <w:r>
         <w:rPr>
-          <w:rFonts w:ascii="Calibri" w:cs="Calibri" w:eastAsia="Calibri" w:hAnsi="Calibri"/>
+          <w:rFonts w:ascii="Arial" w:cs="Arial" w:eastAsia="Arial" w:hAnsi="Arial"/>
         </w:rPr>
         <w:t xml:space="preserve">.</w:t>
       </w:r>
@@ -2185,13 +2139,13 @@
       </w:pPr>
       <w:r>
         <w:rPr>
-          <w:rFonts w:ascii="Calibri" w:cs="Calibri" w:eastAsia="Calibri" w:hAnsi="Calibri"/>
+          <w:rFonts w:ascii="Arial" w:cs="Arial" w:eastAsia="Arial" w:hAnsi="Arial"/>
         </w:rPr>
         <w:t xml:space="preserve">Se usa para autenticar usuarios en el </w:t>
       </w:r>
       <w:r>
         <w:rPr>
-          <w:rFonts w:ascii="Calibri" w:cs="Calibri" w:eastAsia="Calibri" w:hAnsi="Calibri"/>
+          <w:rFonts w:ascii="Arial" w:cs="Arial" w:eastAsia="Arial" w:hAnsi="Arial"/>
           <w:b/>
           <w:bCs/>
         </w:rPr>
@@ -2199,13 +2153,13 @@
       </w:r>
       <w:r>
         <w:rPr>
-          <w:rFonts w:ascii="Calibri" w:cs="Calibri" w:eastAsia="Calibri" w:hAnsi="Calibri"/>
+          <w:rFonts w:ascii="Arial" w:cs="Arial" w:eastAsia="Arial" w:hAnsi="Arial"/>
         </w:rPr>
         <w:t xml:space="preserve"> o en el </w:t>
       </w:r>
       <w:r>
         <w:rPr>
-          <w:rFonts w:ascii="Calibri" w:cs="Calibri" w:eastAsia="Calibri" w:hAnsi="Calibri"/>
+          <w:rFonts w:ascii="Arial" w:cs="Arial" w:eastAsia="Arial" w:hAnsi="Arial"/>
           <w:b/>
           <w:bCs/>
         </w:rPr>
@@ -2213,19 +2167,20 @@
       </w:r>
       <w:r>
         <w:rPr>
-          <w:rFonts w:ascii="Calibri" w:cs="Calibri" w:eastAsia="Calibri" w:hAnsi="Calibri"/>
+          <w:rFonts w:ascii="Arial" w:cs="Arial" w:eastAsia="Arial" w:hAnsi="Arial"/>
         </w:rPr>
         <w:t xml:space="preserve"> a la red.</w:t>
       </w:r>
     </w:p>
     <w:p>
       <w:pPr>
-        <w:pStyle w:val="Heading3"/>
         <w:spacing w:after="80" w:before="160"/>
       </w:pPr>
       <w:r>
         <w:rPr>
-          <w:rFonts w:ascii="Calibri" w:cs="Calibri" w:eastAsia="Calibri" w:hAnsi="Calibri"/>
+          <w:rFonts w:ascii="Arial" w:cs="Arial" w:eastAsia="Arial" w:hAnsi="Arial"/>
+          <w:b/>
+          <w:bCs/>
         </w:rPr>
         <w:t xml:space="preserve">Dos métodos de AAA en Cisco</w:t>
       </w:r>
@@ -2254,26 +2209,26 @@
           <w:tcPr>
             <w:tcW w:type="dxa" w:w="2700"/>
             <w:tcBorders>
-              <w:top w:val="single" w:color="BFBFBF" w:sz="4"/>
-              <w:left w:val="single" w:color="BFBFBF" w:sz="4"/>
-              <w:bottom w:val="single" w:color="BFBFBF" w:sz="4"/>
-              <w:right w:val="single" w:color="BFBFBF" w:sz="4"/>
-            </w:tcBorders>
-            <w:shd w:fill="1F4E79" w:val="clear"/>
-            <w:tcMar>
-              <w:top w:type="dxa" w:w="60"/>
-              <w:left w:type="dxa" w:w="100"/>
-              <w:bottom w:type="dxa" w:w="60"/>
-              <w:right w:type="dxa" w:w="100"/>
-            </w:tcMar>
-          </w:tcPr>
-          <w:p>
-            <w:r>
-              <w:rPr>
-                <w:rFonts w:ascii="Calibri" w:cs="Calibri" w:eastAsia="Calibri" w:hAnsi="Calibri"/>
+              <w:top w:val="single" w:color="000000" w:sz="4"/>
+              <w:left w:val="single" w:color="000000" w:sz="4"/>
+              <w:bottom w:val="single" w:color="000000" w:sz="4"/>
+              <w:right w:val="single" w:color="000000" w:sz="4"/>
+            </w:tcBorders>
+            <w:shd w:fill="D9D9D9" w:val="clear"/>
+            <w:tcMar>
+              <w:top w:type="dxa" w:w="60"/>
+              <w:left w:type="dxa" w:w="100"/>
+              <w:bottom w:type="dxa" w:w="60"/>
+              <w:right w:type="dxa" w:w="100"/>
+            </w:tcMar>
+          </w:tcPr>
+          <w:p>
+            <w:r>
+              <w:rPr>
+                <w:rFonts w:ascii="Arial" w:cs="Arial" w:eastAsia="Arial" w:hAnsi="Arial"/>
                 <w:b/>
                 <w:bCs/>
-                <w:color w:val="FFFFFF"/>
+                <w:color w:val="000000"/>
               </w:rPr>
               <w:t xml:space="preserve">Método</w:t>
             </w:r>
@@ -2283,26 +2238,26 @@
           <w:tcPr>
             <w:tcW w:type="dxa" w:w="6660"/>
             <w:tcBorders>
-              <w:top w:val="single" w:color="BFBFBF" w:sz="4"/>
-              <w:left w:val="single" w:color="BFBFBF" w:sz="4"/>
-              <w:bottom w:val="single" w:color="BFBFBF" w:sz="4"/>
-              <w:right w:val="single" w:color="BFBFBF" w:sz="4"/>
-            </w:tcBorders>
-            <w:shd w:fill="1F4E79" w:val="clear"/>
-            <w:tcMar>
-              <w:top w:type="dxa" w:w="60"/>
-              <w:left w:type="dxa" w:w="100"/>
-              <w:bottom w:type="dxa" w:w="60"/>
-              <w:right w:type="dxa" w:w="100"/>
-            </w:tcMar>
-          </w:tcPr>
-          <w:p>
-            <w:r>
-              <w:rPr>
-                <w:rFonts w:ascii="Calibri" w:cs="Calibri" w:eastAsia="Calibri" w:hAnsi="Calibri"/>
+              <w:top w:val="single" w:color="000000" w:sz="4"/>
+              <w:left w:val="single" w:color="000000" w:sz="4"/>
+              <w:bottom w:val="single" w:color="000000" w:sz="4"/>
+              <w:right w:val="single" w:color="000000" w:sz="4"/>
+            </w:tcBorders>
+            <w:shd w:fill="D9D9D9" w:val="clear"/>
+            <w:tcMar>
+              <w:top w:type="dxa" w:w="60"/>
+              <w:left w:type="dxa" w:w="100"/>
+              <w:bottom w:type="dxa" w:w="60"/>
+              <w:right w:type="dxa" w:w="100"/>
+            </w:tcMar>
+          </w:tcPr>
+          <w:p>
+            <w:r>
+              <w:rPr>
+                <w:rFonts w:ascii="Arial" w:cs="Arial" w:eastAsia="Arial" w:hAnsi="Arial"/>
                 <w:b/>
                 <w:bCs/>
-                <w:color w:val="FFFFFF"/>
+                <w:color w:val="000000"/>
               </w:rPr>
               <w:t xml:space="preserve">Detalle</w:t>
             </w:r>
@@ -2314,10 +2269,10 @@
           <w:tcPr>
             <w:tcW w:type="dxa" w:w="2700"/>
             <w:tcBorders>
-              <w:top w:val="single" w:color="BFBFBF" w:sz="4"/>
-              <w:left w:val="single" w:color="BFBFBF" w:sz="4"/>
-              <w:bottom w:val="single" w:color="BFBFBF" w:sz="4"/>
-              <w:right w:val="single" w:color="BFBFBF" w:sz="4"/>
+              <w:top w:val="single" w:color="000000" w:sz="4"/>
+              <w:left w:val="single" w:color="000000" w:sz="4"/>
+              <w:bottom w:val="single" w:color="000000" w:sz="4"/>
+              <w:right w:val="single" w:color="000000" w:sz="4"/>
             </w:tcBorders>
             <w:shd w:fill="FFFFFF" w:val="clear"/>
             <w:tcMar>
@@ -2330,7 +2285,7 @@
           <w:p>
             <w:r>
               <w:rPr>
-                <w:rFonts w:ascii="Calibri" w:cs="Calibri" w:eastAsia="Calibri" w:hAnsi="Calibri"/>
+                <w:rFonts w:ascii="Arial" w:cs="Arial" w:eastAsia="Arial" w:hAnsi="Arial"/>
                 <w:b/>
                 <w:bCs/>
               </w:rPr>
@@ -2342,10 +2297,10 @@
           <w:tcPr>
             <w:tcW w:type="dxa" w:w="6660"/>
             <w:tcBorders>
-              <w:top w:val="single" w:color="BFBFBF" w:sz="4"/>
-              <w:left w:val="single" w:color="BFBFBF" w:sz="4"/>
-              <w:bottom w:val="single" w:color="BFBFBF" w:sz="4"/>
-              <w:right w:val="single" w:color="BFBFBF" w:sz="4"/>
+              <w:top w:val="single" w:color="000000" w:sz="4"/>
+              <w:left w:val="single" w:color="000000" w:sz="4"/>
+              <w:bottom w:val="single" w:color="000000" w:sz="4"/>
+              <w:right w:val="single" w:color="000000" w:sz="4"/>
             </w:tcBorders>
             <w:shd w:fill="FFFFFF" w:val="clear"/>
             <w:tcMar>
@@ -2358,7 +2313,7 @@
           <w:p>
             <w:r>
               <w:rPr>
-                <w:rFonts w:ascii="Calibri" w:cs="Calibri" w:eastAsia="Calibri" w:hAnsi="Calibri"/>
+                <w:rFonts w:ascii="Arial" w:cs="Arial" w:eastAsia="Arial" w:hAnsi="Arial"/>
               </w:rPr>
               <w:t xml:space="preserve">La autenticación se hace en el mismo dispositivo</w:t>
             </w:r>
@@ -2370,10 +2325,10 @@
           <w:tcPr>
             <w:tcW w:type="dxa" w:w="2700"/>
             <w:tcBorders>
-              <w:top w:val="single" w:color="BFBFBF" w:sz="4"/>
-              <w:left w:val="single" w:color="BFBFBF" w:sz="4"/>
-              <w:bottom w:val="single" w:color="BFBFBF" w:sz="4"/>
-              <w:right w:val="single" w:color="BFBFBF" w:sz="4"/>
+              <w:top w:val="single" w:color="000000" w:sz="4"/>
+              <w:left w:val="single" w:color="000000" w:sz="4"/>
+              <w:bottom w:val="single" w:color="000000" w:sz="4"/>
+              <w:right w:val="single" w:color="000000" w:sz="4"/>
             </w:tcBorders>
             <w:shd w:fill="FFFFFF" w:val="clear"/>
             <w:tcMar>
@@ -2386,7 +2341,7 @@
           <w:p>
             <w:r>
               <w:rPr>
-                <w:rFonts w:ascii="Calibri" w:cs="Calibri" w:eastAsia="Calibri" w:hAnsi="Calibri"/>
+                <w:rFonts w:ascii="Arial" w:cs="Arial" w:eastAsia="Arial" w:hAnsi="Arial"/>
                 <w:b/>
                 <w:bCs/>
               </w:rPr>
@@ -2398,10 +2353,10 @@
           <w:tcPr>
             <w:tcW w:type="dxa" w:w="6660"/>
             <w:tcBorders>
-              <w:top w:val="single" w:color="BFBFBF" w:sz="4"/>
-              <w:left w:val="single" w:color="BFBFBF" w:sz="4"/>
-              <w:bottom w:val="single" w:color="BFBFBF" w:sz="4"/>
-              <w:right w:val="single" w:color="BFBFBF" w:sz="4"/>
+              <w:top w:val="single" w:color="000000" w:sz="4"/>
+              <w:left w:val="single" w:color="000000" w:sz="4"/>
+              <w:bottom w:val="single" w:color="000000" w:sz="4"/>
+              <w:right w:val="single" w:color="000000" w:sz="4"/>
             </w:tcBorders>
             <w:shd w:fill="FFFFFF" w:val="clear"/>
             <w:tcMar>
@@ -2414,13 +2369,13 @@
           <w:p>
             <w:r>
               <w:rPr>
-                <w:rFonts w:ascii="Calibri" w:cs="Calibri" w:eastAsia="Calibri" w:hAnsi="Calibri"/>
+                <w:rFonts w:ascii="Arial" w:cs="Arial" w:eastAsia="Arial" w:hAnsi="Arial"/>
               </w:rPr>
               <w:t xml:space="preserve">Escala y se administra mejor que la local, por eso es la </w:t>
             </w:r>
             <w:r>
               <w:rPr>
-                <w:rFonts w:ascii="Calibri" w:cs="Calibri" w:eastAsia="Calibri" w:hAnsi="Calibri"/>
+                <w:rFonts w:ascii="Arial" w:cs="Arial" w:eastAsia="Arial" w:hAnsi="Arial"/>
                 <w:b/>
                 <w:bCs/>
               </w:rPr>
@@ -2437,12 +2392,13 @@
     </w:p>
     <w:p>
       <w:pPr>
-        <w:pStyle w:val="Heading3"/>
         <w:spacing w:after="80" w:before="160"/>
       </w:pPr>
       <w:r>
         <w:rPr>
-          <w:rFonts w:ascii="Calibri" w:cs="Calibri" w:eastAsia="Calibri" w:hAnsi="Calibri"/>
+          <w:rFonts w:ascii="Arial" w:cs="Arial" w:eastAsia="Arial" w:hAnsi="Arial"/>
+          <w:b/>
+          <w:bCs/>
         </w:rPr>
         <w:t xml:space="preserve">AAA centralizada</w:t>
       </w:r>
@@ -2458,13 +2414,13 @@
       </w:pPr>
       <w:r>
         <w:rPr>
-          <w:rFonts w:ascii="Calibri" w:cs="Calibri" w:eastAsia="Calibri" w:hAnsi="Calibri"/>
+          <w:rFonts w:ascii="Arial" w:cs="Arial" w:eastAsia="Arial" w:hAnsi="Arial"/>
         </w:rPr>
         <w:t xml:space="preserve">Puede aprovechar </w:t>
       </w:r>
       <w:r>
         <w:rPr>
-          <w:rFonts w:ascii="Calibri" w:cs="Calibri" w:eastAsia="Calibri" w:hAnsi="Calibri"/>
+          <w:rFonts w:ascii="Arial" w:cs="Arial" w:eastAsia="Arial" w:hAnsi="Arial"/>
           <w:b/>
           <w:bCs/>
         </w:rPr>
@@ -2472,13 +2428,13 @@
       </w:r>
       <w:r>
         <w:rPr>
-          <w:rFonts w:ascii="Calibri" w:cs="Calibri" w:eastAsia="Calibri" w:hAnsi="Calibri"/>
+          <w:rFonts w:ascii="Arial" w:cs="Arial" w:eastAsia="Arial" w:hAnsi="Arial"/>
         </w:rPr>
         <w:t xml:space="preserve"> o </w:t>
       </w:r>
       <w:r>
         <w:rPr>
-          <w:rFonts w:ascii="Calibri" w:cs="Calibri" w:eastAsia="Calibri" w:hAnsi="Calibri"/>
+          <w:rFonts w:ascii="Arial" w:cs="Arial" w:eastAsia="Arial" w:hAnsi="Arial"/>
           <w:b/>
           <w:bCs/>
         </w:rPr>
@@ -2486,7 +2442,7 @@
       </w:r>
       <w:r>
         <w:rPr>
-          <w:rFonts w:ascii="Calibri" w:cs="Calibri" w:eastAsia="Calibri" w:hAnsi="Calibri"/>
+          <w:rFonts w:ascii="Arial" w:cs="Arial" w:eastAsia="Arial" w:hAnsi="Arial"/>
         </w:rPr>
         <w:t xml:space="preserve"> (Protocolo Ligero de Acceso a Directorios) para autenticar usuarios y ver la membresía de grupos. Mantiene sus propias bases de datos de autorización y contabilidad.</w:t>
       </w:r>
@@ -2502,13 +2458,13 @@
       </w:pPr>
       <w:r>
         <w:rPr>
-          <w:rFonts w:ascii="Calibri" w:cs="Calibri" w:eastAsia="Calibri" w:hAnsi="Calibri"/>
+          <w:rFonts w:ascii="Arial" w:cs="Arial" w:eastAsia="Arial" w:hAnsi="Arial"/>
         </w:rPr>
         <w:t xml:space="preserve">Los dispositivos hablan con el servidor AAA usando </w:t>
       </w:r>
       <w:r>
         <w:rPr>
-          <w:rFonts w:ascii="Calibri" w:cs="Calibri" w:eastAsia="Calibri" w:hAnsi="Calibri"/>
+          <w:rFonts w:ascii="Arial" w:cs="Arial" w:eastAsia="Arial" w:hAnsi="Arial"/>
           <w:b/>
           <w:bCs/>
         </w:rPr>
@@ -2516,13 +2472,13 @@
       </w:r>
       <w:r>
         <w:rPr>
-          <w:rFonts w:ascii="Calibri" w:cs="Calibri" w:eastAsia="Calibri" w:hAnsi="Calibri"/>
+          <w:rFonts w:ascii="Arial" w:cs="Arial" w:eastAsia="Arial" w:hAnsi="Arial"/>
         </w:rPr>
         <w:t xml:space="preserve"> (Remote Authentication Dial-In User Service) o </w:t>
       </w:r>
       <w:r>
         <w:rPr>
-          <w:rFonts w:ascii="Calibri" w:cs="Calibri" w:eastAsia="Calibri" w:hAnsi="Calibri"/>
+          <w:rFonts w:ascii="Arial" w:cs="Arial" w:eastAsia="Arial" w:hAnsi="Arial"/>
           <w:b/>
           <w:bCs/>
         </w:rPr>
@@ -2530,19 +2486,20 @@
       </w:r>
       <w:r>
         <w:rPr>
-          <w:rFonts w:ascii="Calibri" w:cs="Calibri" w:eastAsia="Calibri" w:hAnsi="Calibri"/>
+          <w:rFonts w:ascii="Arial" w:cs="Arial" w:eastAsia="Arial" w:hAnsi="Arial"/>
         </w:rPr>
         <w:t xml:space="preserve"> (Terminal Access Controller Access Control System).</w:t>
       </w:r>
     </w:p>
     <w:p>
       <w:pPr>
-        <w:pStyle w:val="Heading3"/>
         <w:spacing w:after="80" w:before="160"/>
       </w:pPr>
       <w:r>
         <w:rPr>
-          <w:rFonts w:ascii="Calibri" w:cs="Calibri" w:eastAsia="Calibri" w:hAnsi="Calibri"/>
+          <w:rFonts w:ascii="Arial" w:cs="Arial" w:eastAsia="Arial" w:hAnsi="Arial"/>
+          <w:b/>
+          <w:bCs/>
         </w:rPr>
         <w:t xml:space="preserve">Contabilidad de AAA</w:t>
       </w:r>
@@ -2558,7 +2515,7 @@
       </w:pPr>
       <w:r>
         <w:rPr>
-          <w:rFonts w:ascii="Calibri" w:cs="Calibri" w:eastAsia="Calibri" w:hAnsi="Calibri"/>
+          <w:rFonts w:ascii="Arial" w:cs="Arial" w:eastAsia="Arial" w:hAnsi="Arial"/>
         </w:rPr>
         <w:t xml:space="preserve">Recopila datos de uso en los registros de AAA y los reporta.</w:t>
       </w:r>
@@ -2574,7 +2531,7 @@
       </w:pPr>
       <w:r>
         <w:rPr>
-          <w:rFonts w:ascii="Calibri" w:cs="Calibri" w:eastAsia="Calibri" w:hAnsi="Calibri"/>
+          <w:rFonts w:ascii="Arial" w:cs="Arial" w:eastAsia="Arial" w:hAnsi="Arial"/>
         </w:rPr>
         <w:t xml:space="preserve">Tipos de información contable:</w:t>
       </w:r>
@@ -2590,7 +2547,7 @@
       </w:pPr>
       <w:r>
         <w:rPr>
-          <w:rFonts w:ascii="Calibri" w:cs="Calibri" w:eastAsia="Calibri" w:hAnsi="Calibri"/>
+          <w:rFonts w:ascii="Arial" w:cs="Arial" w:eastAsia="Arial" w:hAnsi="Arial"/>
         </w:rPr>
         <w:t xml:space="preserve">Contabilidad de red</w:t>
       </w:r>
@@ -2606,7 +2563,7 @@
       </w:pPr>
       <w:r>
         <w:rPr>
-          <w:rFonts w:ascii="Calibri" w:cs="Calibri" w:eastAsia="Calibri" w:hAnsi="Calibri"/>
+          <w:rFonts w:ascii="Arial" w:cs="Arial" w:eastAsia="Arial" w:hAnsi="Arial"/>
         </w:rPr>
         <w:t xml:space="preserve">Contabilidad de conexión</w:t>
       </w:r>
@@ -2622,7 +2579,7 @@
       </w:pPr>
       <w:r>
         <w:rPr>
-          <w:rFonts w:ascii="Calibri" w:cs="Calibri" w:eastAsia="Calibri" w:hAnsi="Calibri"/>
+          <w:rFonts w:ascii="Arial" w:cs="Arial" w:eastAsia="Arial" w:hAnsi="Arial"/>
         </w:rPr>
         <w:t xml:space="preserve">Contabilidad EXEC</w:t>
       </w:r>
@@ -2638,7 +2595,7 @@
       </w:pPr>
       <w:r>
         <w:rPr>
-          <w:rFonts w:ascii="Calibri" w:cs="Calibri" w:eastAsia="Calibri" w:hAnsi="Calibri"/>
+          <w:rFonts w:ascii="Arial" w:cs="Arial" w:eastAsia="Arial" w:hAnsi="Arial"/>
         </w:rPr>
         <w:t xml:space="preserve">Contabilidad del sistema</w:t>
       </w:r>
@@ -2654,7 +2611,7 @@
       </w:pPr>
       <w:r>
         <w:rPr>
-          <w:rFonts w:ascii="Calibri" w:cs="Calibri" w:eastAsia="Calibri" w:hAnsi="Calibri"/>
+          <w:rFonts w:ascii="Arial" w:cs="Arial" w:eastAsia="Arial" w:hAnsi="Arial"/>
         </w:rPr>
         <w:t xml:space="preserve">Contabilidad de comandos</w:t>
       </w:r>
@@ -2670,7 +2627,7 @@
       </w:pPr>
       <w:r>
         <w:rPr>
-          <w:rFonts w:ascii="Calibri" w:cs="Calibri" w:eastAsia="Calibri" w:hAnsi="Calibri"/>
+          <w:rFonts w:ascii="Arial" w:cs="Arial" w:eastAsia="Arial" w:hAnsi="Arial"/>
         </w:rPr>
         <w:t xml:space="preserve">Contabilidad de recursos</w:t>
       </w:r>
@@ -2890,9 +2847,9 @@
   <w:docDefaults>
     <w:rPrDefault>
       <w:rPr>
-        <w:rFonts w:ascii="Calibri" w:cs="Calibri" w:eastAsia="Calibri" w:hAnsi="Calibri"/>
-        <w:sz w:val="22"/>
-        <w:szCs w:val="22"/>
+        <w:rFonts w:ascii="Arial" w:cs="Arial" w:eastAsia="Arial" w:hAnsi="Arial"/>
+        <w:sz w:val="24"/>
+        <w:szCs w:val="24"/>
       </w:rPr>
     </w:rPrDefault>
     <w:pPrDefault/>
@@ -3077,12 +3034,12 @@
       <w:outlineLvl w:val="0"/>
     </w:pPr>
     <w:rPr>
-      <w:rFonts w:ascii="Calibri" w:cs="Calibri" w:eastAsia="Calibri" w:hAnsi="Calibri"/>
+      <w:rFonts w:ascii="Arial" w:cs="Arial" w:eastAsia="Arial" w:hAnsi="Arial"/>
       <w:b/>
       <w:bCs/>
-      <w:color w:val="1F4E79"/>
-      <w:sz w:val="30"/>
-      <w:szCs w:val="30"/>
+      <w:color w:val="000000"/>
+      <w:sz w:val="24"/>
+      <w:szCs w:val="24"/>
     </w:rPr>
   </w:style>
   <w:style w:type="paragraph" w:styleId="Heading3">
@@ -3094,10 +3051,10 @@
       <w:outlineLvl w:val="2"/>
     </w:pPr>
     <w:rPr>
-      <w:rFonts w:ascii="Calibri" w:cs="Calibri" w:eastAsia="Calibri" w:hAnsi="Calibri"/>
+      <w:rFonts w:ascii="Arial" w:cs="Arial" w:eastAsia="Arial" w:hAnsi="Arial"/>
       <w:b/>
       <w:bCs/>
-      <w:color w:val="2E75B6"/>
+      <w:color w:val="000000"/>
       <w:sz w:val="24"/>
       <w:szCs w:val="24"/>
     </w:rPr>

--- a/Modulo13_Resumen.docx
+++ b/Modulo13_Resumen.docx
@@ -9,7 +9,7 @@
       </w:pPr>
       <w:r>
         <w:rPr>
-          <w:rFonts w:ascii="Arial" w:cs="Arial" w:eastAsia="Arial" w:hAnsi="Arial"/>
+          <w:rFonts w:ascii="Calibri" w:cs="Calibri" w:eastAsia="Calibri" w:hAnsi="Calibri"/>
           <w:b/>
           <w:bCs/>
           <w:color w:val="000000"/>
@@ -26,7 +26,7 @@
       </w:pPr>
       <w:r>
         <w:rPr>
-          <w:rFonts w:ascii="Arial" w:cs="Arial" w:eastAsia="Arial" w:hAnsi="Arial"/>
+          <w:rFonts w:ascii="Calibri" w:cs="Calibri" w:eastAsia="Calibri" w:hAnsi="Calibri"/>
           <w:color w:val="000000"/>
           <w:sz w:val="24"/>
           <w:szCs w:val="24"/>
@@ -36,14 +36,11 @@
     </w:p>
     <w:p>
       <w:pPr>
-        <w:pBdr>
-          <w:bottom w:val="single" w:color="000000" w:sz="8" w:space="2"/>
-        </w:pBdr>
         <w:spacing w:after="120" w:before="280"/>
       </w:pPr>
       <w:r>
         <w:rPr>
-          <w:rFonts w:ascii="Arial" w:cs="Arial" w:eastAsia="Arial" w:hAnsi="Arial"/>
+          <w:rFonts w:ascii="Calibri" w:cs="Calibri" w:eastAsia="Calibri" w:hAnsi="Calibri"/>
           <w:b/>
           <w:bCs/>
         </w:rPr>
@@ -56,7 +53,7 @@
       </w:pPr>
       <w:r>
         <w:rPr>
-          <w:rFonts w:ascii="Arial" w:cs="Arial" w:eastAsia="Arial" w:hAnsi="Arial"/>
+          <w:rFonts w:ascii="Calibri" w:cs="Calibri" w:eastAsia="Calibri" w:hAnsi="Calibri"/>
         </w:rPr>
         <w:t xml:space="preserve">Hay tres tipos de controles de acceso: físicos, lógicos y administrativos.</w:t>
       </w:r>
@@ -102,7 +99,7 @@
           <w:p>
             <w:r>
               <w:rPr>
-                <w:rFonts w:ascii="Arial" w:cs="Arial" w:eastAsia="Arial" w:hAnsi="Arial"/>
+                <w:rFonts w:ascii="Calibri" w:cs="Calibri" w:eastAsia="Calibri" w:hAnsi="Calibri"/>
                 <w:b/>
                 <w:bCs/>
                 <w:color w:val="000000"/>
@@ -131,7 +128,7 @@
           <w:p>
             <w:r>
               <w:rPr>
-                <w:rFonts w:ascii="Arial" w:cs="Arial" w:eastAsia="Arial" w:hAnsi="Arial"/>
+                <w:rFonts w:ascii="Calibri" w:cs="Calibri" w:eastAsia="Calibri" w:hAnsi="Calibri"/>
                 <w:b/>
                 <w:bCs/>
                 <w:color w:val="000000"/>
@@ -160,7 +157,7 @@
           <w:p>
             <w:r>
               <w:rPr>
-                <w:rFonts w:ascii="Arial" w:cs="Arial" w:eastAsia="Arial" w:hAnsi="Arial"/>
+                <w:rFonts w:ascii="Calibri" w:cs="Calibri" w:eastAsia="Calibri" w:hAnsi="Calibri"/>
                 <w:b/>
                 <w:bCs/>
                 <w:color w:val="000000"/>
@@ -191,7 +188,7 @@
           <w:p>
             <w:r>
               <w:rPr>
-                <w:rFonts w:ascii="Arial" w:cs="Arial" w:eastAsia="Arial" w:hAnsi="Arial"/>
+                <w:rFonts w:ascii="Calibri" w:cs="Calibri" w:eastAsia="Calibri" w:hAnsi="Calibri"/>
                 <w:b/>
                 <w:bCs/>
               </w:rPr>
@@ -219,7 +216,7 @@
           <w:p>
             <w:r>
               <w:rPr>
-                <w:rFonts w:ascii="Arial" w:cs="Arial" w:eastAsia="Arial" w:hAnsi="Arial"/>
+                <w:rFonts w:ascii="Calibri" w:cs="Calibri" w:eastAsia="Calibri" w:hAnsi="Calibri"/>
               </w:rPr>
               <w:t xml:space="preserve">Barreras reales para evitar el contacto físico directo con los sistemas</w:t>
             </w:r>
@@ -245,7 +242,7 @@
           <w:p>
             <w:r>
               <w:rPr>
-                <w:rFonts w:ascii="Arial" w:cs="Arial" w:eastAsia="Arial" w:hAnsi="Arial"/>
+                <w:rFonts w:ascii="Calibri" w:cs="Calibri" w:eastAsia="Calibri" w:hAnsi="Calibri"/>
               </w:rPr>
               <w:t xml:space="preserve">Guardias que monitorean las instalaciones, detectores de movimiento, trampas (mantraps)</w:t>
             </w:r>
@@ -273,7 +270,7 @@
           <w:p>
             <w:r>
               <w:rPr>
-                <w:rFonts w:ascii="Arial" w:cs="Arial" w:eastAsia="Arial" w:hAnsi="Arial"/>
+                <w:rFonts w:ascii="Calibri" w:cs="Calibri" w:eastAsia="Calibri" w:hAnsi="Calibri"/>
                 <w:b/>
                 <w:bCs/>
               </w:rPr>
@@ -301,7 +298,7 @@
           <w:p>
             <w:r>
               <w:rPr>
-                <w:rFonts w:ascii="Arial" w:cs="Arial" w:eastAsia="Arial" w:hAnsi="Arial"/>
+                <w:rFonts w:ascii="Calibri" w:cs="Calibri" w:eastAsia="Calibri" w:hAnsi="Calibri"/>
               </w:rPr>
               <w:t xml:space="preserve">Soluciones de hardware y software para administrar los recursos y sistemas de acceso</w:t>
             </w:r>
@@ -327,7 +324,7 @@
           <w:p>
             <w:r>
               <w:rPr>
-                <w:rFonts w:ascii="Arial" w:cs="Arial" w:eastAsia="Arial" w:hAnsi="Arial"/>
+                <w:rFonts w:ascii="Calibri" w:cs="Calibri" w:eastAsia="Calibri" w:hAnsi="Calibri"/>
               </w:rPr>
               <w:t xml:space="preserve">Cifrado, ACL, sistemas de detección de intrusiones</w:t>
             </w:r>
@@ -355,7 +352,7 @@
           <w:p>
             <w:r>
               <w:rPr>
-                <w:rFonts w:ascii="Arial" w:cs="Arial" w:eastAsia="Arial" w:hAnsi="Arial"/>
+                <w:rFonts w:ascii="Calibri" w:cs="Calibri" w:eastAsia="Calibri" w:hAnsi="Calibri"/>
                 <w:b/>
                 <w:bCs/>
               </w:rPr>
@@ -383,7 +380,7 @@
           <w:p>
             <w:r>
               <w:rPr>
-                <w:rFonts w:ascii="Arial" w:cs="Arial" w:eastAsia="Arial" w:hAnsi="Arial"/>
+                <w:rFonts w:ascii="Calibri" w:cs="Calibri" w:eastAsia="Calibri" w:hAnsi="Calibri"/>
               </w:rPr>
               <w:t xml:space="preserve">Implica tres servicios de seguridad: autenticación, autorización y accounting</w:t>
             </w:r>
@@ -409,7 +406,7 @@
           <w:p>
             <w:r>
               <w:rPr>
-                <w:rFonts w:ascii="Arial" w:cs="Arial" w:eastAsia="Arial" w:hAnsi="Arial"/>
+                <w:rFonts w:ascii="Calibri" w:cs="Calibri" w:eastAsia="Calibri" w:hAnsi="Calibri"/>
               </w:rPr>
               <w:t xml:space="preserve">Ver abajo</w:t>
             </w:r>
@@ -428,7 +425,7 @@
       </w:pPr>
       <w:r>
         <w:rPr>
-          <w:rFonts w:ascii="Arial" w:cs="Arial" w:eastAsia="Arial" w:hAnsi="Arial"/>
+          <w:rFonts w:ascii="Calibri" w:cs="Calibri" w:eastAsia="Calibri" w:hAnsi="Calibri"/>
           <w:b/>
           <w:bCs/>
         </w:rPr>
@@ -446,7 +443,7 @@
       </w:pPr>
       <w:r>
         <w:rPr>
-          <w:rFonts w:ascii="Arial" w:cs="Arial" w:eastAsia="Arial" w:hAnsi="Arial"/>
+          <w:rFonts w:ascii="Calibri" w:cs="Calibri" w:eastAsia="Calibri" w:hAnsi="Calibri"/>
           <w:b/>
           <w:bCs/>
         </w:rPr>
@@ -454,13 +451,13 @@
       </w:r>
       <w:r>
         <w:rPr>
-          <w:rFonts w:ascii="Arial" w:cs="Arial" w:eastAsia="Arial" w:hAnsi="Arial"/>
+          <w:rFonts w:ascii="Calibri" w:cs="Calibri" w:eastAsia="Calibri" w:hAnsi="Calibri"/>
         </w:rPr>
         <w:t xml:space="preserve"> verifica quién eres. La </w:t>
       </w:r>
       <w:r>
         <w:rPr>
-          <w:rFonts w:ascii="Arial" w:cs="Arial" w:eastAsia="Arial" w:hAnsi="Arial"/>
+          <w:rFonts w:ascii="Calibri" w:cs="Calibri" w:eastAsia="Calibri" w:hAnsi="Calibri"/>
           <w:b/>
           <w:bCs/>
         </w:rPr>
@@ -468,7 +465,7 @@
       </w:r>
       <w:r>
         <w:rPr>
-          <w:rFonts w:ascii="Arial" w:cs="Arial" w:eastAsia="Arial" w:hAnsi="Arial"/>
+          <w:rFonts w:ascii="Calibri" w:cs="Calibri" w:eastAsia="Calibri" w:hAnsi="Calibri"/>
         </w:rPr>
         <w:t xml:space="preserve"> usa al menos dos métodos de verificación.</w:t>
       </w:r>
@@ -484,7 +481,7 @@
       </w:pPr>
       <w:r>
         <w:rPr>
-          <w:rFonts w:ascii="Arial" w:cs="Arial" w:eastAsia="Arial" w:hAnsi="Arial"/>
+          <w:rFonts w:ascii="Calibri" w:cs="Calibri" w:eastAsia="Calibri" w:hAnsi="Calibri"/>
           <w:b/>
           <w:bCs/>
         </w:rPr>
@@ -492,13 +489,13 @@
       </w:r>
       <w:r>
         <w:rPr>
-          <w:rFonts w:ascii="Arial" w:cs="Arial" w:eastAsia="Arial" w:hAnsi="Arial"/>
+          <w:rFonts w:ascii="Calibri" w:cs="Calibri" w:eastAsia="Calibri" w:hAnsi="Calibri"/>
         </w:rPr>
         <w:t xml:space="preserve"> controla lo que el usuario puede hacer o no en la red </w:t>
       </w:r>
       <w:r>
         <w:rPr>
-          <w:rFonts w:ascii="Arial" w:cs="Arial" w:eastAsia="Arial" w:hAnsi="Arial"/>
+          <w:rFonts w:ascii="Calibri" w:cs="Calibri" w:eastAsia="Calibri" w:hAnsi="Calibri"/>
           <w:b/>
           <w:bCs/>
         </w:rPr>
@@ -506,7 +503,7 @@
       </w:r>
       <w:r>
         <w:rPr>
-          <w:rFonts w:ascii="Arial" w:cs="Arial" w:eastAsia="Arial" w:hAnsi="Arial"/>
+          <w:rFonts w:ascii="Calibri" w:cs="Calibri" w:eastAsia="Calibri" w:hAnsi="Calibri"/>
         </w:rPr>
         <w:t xml:space="preserve"> de autenticarse con éxito.</w:t>
       </w:r>
@@ -522,7 +519,7 @@
       </w:pPr>
       <w:r>
         <w:rPr>
-          <w:rFonts w:ascii="Arial" w:cs="Arial" w:eastAsia="Arial" w:hAnsi="Arial"/>
+          <w:rFonts w:ascii="Calibri" w:cs="Calibri" w:eastAsia="Calibri" w:hAnsi="Calibri"/>
           <w:b/>
           <w:bCs/>
         </w:rPr>
@@ -530,21 +527,18 @@
       </w:r>
       <w:r>
         <w:rPr>
-          <w:rFonts w:ascii="Arial" w:cs="Arial" w:eastAsia="Arial" w:hAnsi="Arial"/>
+          <w:rFonts w:ascii="Calibri" w:cs="Calibri" w:eastAsia="Calibri" w:hAnsi="Calibri"/>
         </w:rPr>
         <w:t xml:space="preserve"> rastrea una acción hasta una persona o un proceso que hizo el cambio en un sistema (accountability).</w:t>
       </w:r>
     </w:p>
     <w:p>
       <w:pPr>
-        <w:pBdr>
-          <w:bottom w:val="single" w:color="000000" w:sz="8" w:space="2"/>
-        </w:pBdr>
         <w:spacing w:after="120" w:before="280"/>
       </w:pPr>
       <w:r>
         <w:rPr>
-          <w:rFonts w:ascii="Arial" w:cs="Arial" w:eastAsia="Arial" w:hAnsi="Arial"/>
+          <w:rFonts w:ascii="Calibri" w:cs="Calibri" w:eastAsia="Calibri" w:hAnsi="Calibri"/>
           <w:b/>
           <w:bCs/>
         </w:rPr>
@@ -557,7 +551,7 @@
       </w:pPr>
       <w:r>
         <w:rPr>
-          <w:rFonts w:ascii="Arial" w:cs="Arial" w:eastAsia="Arial" w:hAnsi="Arial"/>
+          <w:rFonts w:ascii="Calibri" w:cs="Calibri" w:eastAsia="Calibri" w:hAnsi="Calibri"/>
           <w:b/>
           <w:bCs/>
         </w:rPr>
@@ -575,7 +569,7 @@
       </w:pPr>
       <w:r>
         <w:rPr>
-          <w:rFonts w:ascii="Arial" w:cs="Arial" w:eastAsia="Arial" w:hAnsi="Arial"/>
+          <w:rFonts w:ascii="Calibri" w:cs="Calibri" w:eastAsia="Calibri" w:hAnsi="Calibri"/>
           <w:b/>
           <w:bCs/>
         </w:rPr>
@@ -593,7 +587,7 @@
       </w:pPr>
       <w:r>
         <w:rPr>
-          <w:rFonts w:ascii="Arial" w:cs="Arial" w:eastAsia="Arial" w:hAnsi="Arial"/>
+          <w:rFonts w:ascii="Calibri" w:cs="Calibri" w:eastAsia="Calibri" w:hAnsi="Calibri"/>
           <w:b/>
           <w:bCs/>
         </w:rPr>
@@ -611,7 +605,7 @@
       </w:pPr>
       <w:r>
         <w:rPr>
-          <w:rFonts w:ascii="Arial" w:cs="Arial" w:eastAsia="Arial" w:hAnsi="Arial"/>
+          <w:rFonts w:ascii="Calibri" w:cs="Calibri" w:eastAsia="Calibri" w:hAnsi="Calibri"/>
           <w:b/>
           <w:bCs/>
         </w:rPr>
@@ -629,13 +623,13 @@
       </w:pPr>
       <w:r>
         <w:rPr>
-          <w:rFonts w:ascii="Arial" w:cs="Arial" w:eastAsia="Arial" w:hAnsi="Arial"/>
+          <w:rFonts w:ascii="Calibri" w:cs="Calibri" w:eastAsia="Calibri" w:hAnsi="Calibri"/>
         </w:rPr>
         <w:t xml:space="preserve">Los datos de la red se pueden </w:t>
       </w:r>
       <w:r>
         <w:rPr>
-          <w:rFonts w:ascii="Arial" w:cs="Arial" w:eastAsia="Arial" w:hAnsi="Arial"/>
+          <w:rFonts w:ascii="Calibri" w:cs="Calibri" w:eastAsia="Calibri" w:hAnsi="Calibri"/>
           <w:b/>
           <w:bCs/>
         </w:rPr>
@@ -643,7 +637,7 @@
       </w:r>
       <w:r>
         <w:rPr>
-          <w:rFonts w:ascii="Arial" w:cs="Arial" w:eastAsia="Arial" w:hAnsi="Arial"/>
+          <w:rFonts w:ascii="Calibri" w:cs="Calibri" w:eastAsia="Calibri" w:hAnsi="Calibri"/>
         </w:rPr>
         <w:t xml:space="preserve"> (volverse ilegibles para usuarios no autorizados) con aplicaciones de criptografía. La tendencia es que todos los datos vayan cifrados.</w:t>
       </w:r>
@@ -654,7 +648,7 @@
       </w:pPr>
       <w:r>
         <w:rPr>
-          <w:rFonts w:ascii="Arial" w:cs="Arial" w:eastAsia="Arial" w:hAnsi="Arial"/>
+          <w:rFonts w:ascii="Calibri" w:cs="Calibri" w:eastAsia="Calibri" w:hAnsi="Calibri"/>
           <w:b/>
           <w:bCs/>
         </w:rPr>
@@ -672,7 +666,7 @@
       </w:pPr>
       <w:r>
         <w:rPr>
-          <w:rFonts w:ascii="Arial" w:cs="Arial" w:eastAsia="Arial" w:hAnsi="Arial"/>
+          <w:rFonts w:ascii="Calibri" w:cs="Calibri" w:eastAsia="Calibri" w:hAnsi="Calibri"/>
         </w:rPr>
         <w:t xml:space="preserve">Es un enfoque integral para garantizar el acceso a todas las redes, aplicaciones y entornos.</w:t>
       </w:r>
@@ -688,13 +682,13 @@
       </w:pPr>
       <w:r>
         <w:rPr>
-          <w:rFonts w:ascii="Arial" w:cs="Arial" w:eastAsia="Arial" w:hAnsi="Arial"/>
+          <w:rFonts w:ascii="Calibri" w:cs="Calibri" w:eastAsia="Calibri" w:hAnsi="Calibri"/>
         </w:rPr>
         <w:t xml:space="preserve">Principio: </w:t>
       </w:r>
       <w:r>
         <w:rPr>
-          <w:rFonts w:ascii="Arial" w:cs="Arial" w:eastAsia="Arial" w:hAnsi="Arial"/>
+          <w:rFonts w:ascii="Calibri" w:cs="Calibri" w:eastAsia="Calibri" w:hAnsi="Calibri"/>
           <w:b/>
           <w:bCs/>
         </w:rPr>
@@ -702,7 +696,7 @@
       </w:r>
       <w:r>
         <w:rPr>
-          <w:rFonts w:ascii="Arial" w:cs="Arial" w:eastAsia="Arial" w:hAnsi="Arial"/>
+          <w:rFonts w:ascii="Calibri" w:cs="Calibri" w:eastAsia="Calibri" w:hAnsi="Calibri"/>
         </w:rPr>
         <w:t xml:space="preserve">.</w:t>
       </w:r>
@@ -718,7 +712,7 @@
       </w:pPr>
       <w:r>
         <w:rPr>
-          <w:rFonts w:ascii="Arial" w:cs="Arial" w:eastAsia="Arial" w:hAnsi="Arial"/>
+          <w:rFonts w:ascii="Calibri" w:cs="Calibri" w:eastAsia="Calibri" w:hAnsi="Calibri"/>
         </w:rPr>
         <w:t xml:space="preserve">Antes el perímetro (el borde) era la frontera entre lo de adentro (confiable) y lo de afuera (no confiable).</w:t>
       </w:r>
@@ -734,13 +728,13 @@
       </w:pPr>
       <w:r>
         <w:rPr>
-          <w:rFonts w:ascii="Arial" w:cs="Arial" w:eastAsia="Arial" w:hAnsi="Arial"/>
+          <w:rFonts w:ascii="Calibri" w:cs="Calibri" w:eastAsia="Calibri" w:hAnsi="Calibri"/>
         </w:rPr>
         <w:t xml:space="preserve">Con zero trust, </w:t>
       </w:r>
       <w:r>
         <w:rPr>
-          <w:rFonts w:ascii="Arial" w:cs="Arial" w:eastAsia="Arial" w:hAnsi="Arial"/>
+          <w:rFonts w:ascii="Calibri" w:cs="Calibri" w:eastAsia="Calibri" w:hAnsi="Calibri"/>
           <w:b/>
           <w:bCs/>
         </w:rPr>
@@ -748,7 +742,7 @@
       </w:r>
       <w:r>
         <w:rPr>
-          <w:rFonts w:ascii="Arial" w:cs="Arial" w:eastAsia="Arial" w:hAnsi="Arial"/>
+          <w:rFonts w:ascii="Calibri" w:cs="Calibri" w:eastAsia="Calibri" w:hAnsi="Calibri"/>
         </w:rPr>
         <w:t xml:space="preserve">.</w:t>
       </w:r>
@@ -764,13 +758,13 @@
       </w:pPr>
       <w:r>
         <w:rPr>
-          <w:rFonts w:ascii="Arial" w:cs="Arial" w:eastAsia="Arial" w:hAnsi="Arial"/>
+          <w:rFonts w:ascii="Calibri" w:cs="Calibri" w:eastAsia="Calibri" w:hAnsi="Calibri"/>
         </w:rPr>
         <w:t xml:space="preserve">O sea que aunque un usuario ya haya pasado el control antes, </w:t>
       </w:r>
       <w:r>
         <w:rPr>
-          <w:rFonts w:ascii="Arial" w:cs="Arial" w:eastAsia="Arial" w:hAnsi="Arial"/>
+          <w:rFonts w:ascii="Calibri" w:cs="Calibri" w:eastAsia="Calibri" w:hAnsi="Calibri"/>
           <w:b/>
           <w:bCs/>
         </w:rPr>
@@ -778,7 +772,7 @@
       </w:r>
       <w:r>
         <w:rPr>
-          <w:rFonts w:ascii="Arial" w:cs="Arial" w:eastAsia="Arial" w:hAnsi="Arial"/>
+          <w:rFonts w:ascii="Calibri" w:cs="Calibri" w:eastAsia="Calibri" w:hAnsi="Calibri"/>
         </w:rPr>
         <w:t xml:space="preserve"> en que acceda a otra área o recurso hasta que se autentique de nuevo.</w:t>
       </w:r>
@@ -794,13 +788,13 @@
       </w:pPr>
       <w:r>
         <w:rPr>
-          <w:rFonts w:ascii="Arial" w:cs="Arial" w:eastAsia="Arial" w:hAnsi="Arial"/>
+          <w:rFonts w:ascii="Calibri" w:cs="Calibri" w:eastAsia="Calibri" w:hAnsi="Calibri"/>
         </w:rPr>
         <w:t xml:space="preserve">Pilares de confianza: zero trust para la </w:t>
       </w:r>
       <w:r>
         <w:rPr>
-          <w:rFonts w:ascii="Arial" w:cs="Arial" w:eastAsia="Arial" w:hAnsi="Arial"/>
+          <w:rFonts w:ascii="Calibri" w:cs="Calibri" w:eastAsia="Calibri" w:hAnsi="Calibri"/>
           <w:b/>
           <w:bCs/>
         </w:rPr>
@@ -808,13 +802,13 @@
       </w:r>
       <w:r>
         <w:rPr>
-          <w:rFonts w:ascii="Arial" w:cs="Arial" w:eastAsia="Arial" w:hAnsi="Arial"/>
+          <w:rFonts w:ascii="Calibri" w:cs="Calibri" w:eastAsia="Calibri" w:hAnsi="Calibri"/>
         </w:rPr>
         <w:t xml:space="preserve">, para las </w:t>
       </w:r>
       <w:r>
         <w:rPr>
-          <w:rFonts w:ascii="Arial" w:cs="Arial" w:eastAsia="Arial" w:hAnsi="Arial"/>
+          <w:rFonts w:ascii="Calibri" w:cs="Calibri" w:eastAsia="Calibri" w:hAnsi="Calibri"/>
           <w:b/>
           <w:bCs/>
         </w:rPr>
@@ -822,13 +816,13 @@
       </w:r>
       <w:r>
         <w:rPr>
-          <w:rFonts w:ascii="Arial" w:cs="Arial" w:eastAsia="Arial" w:hAnsi="Arial"/>
+          <w:rFonts w:ascii="Calibri" w:cs="Calibri" w:eastAsia="Calibri" w:hAnsi="Calibri"/>
         </w:rPr>
         <w:t xml:space="preserve"> y para el </w:t>
       </w:r>
       <w:r>
         <w:rPr>
-          <w:rFonts w:ascii="Arial" w:cs="Arial" w:eastAsia="Arial" w:hAnsi="Arial"/>
+          <w:rFonts w:ascii="Calibri" w:cs="Calibri" w:eastAsia="Calibri" w:hAnsi="Calibri"/>
           <w:b/>
           <w:bCs/>
         </w:rPr>
@@ -836,7 +830,7 @@
       </w:r>
       <w:r>
         <w:rPr>
-          <w:rFonts w:ascii="Arial" w:cs="Arial" w:eastAsia="Arial" w:hAnsi="Arial"/>
+          <w:rFonts w:ascii="Calibri" w:cs="Calibri" w:eastAsia="Calibri" w:hAnsi="Calibri"/>
         </w:rPr>
         <w:t xml:space="preserve">.</w:t>
       </w:r>
@@ -847,7 +841,7 @@
       </w:pPr>
       <w:r>
         <w:rPr>
-          <w:rFonts w:ascii="Arial" w:cs="Arial" w:eastAsia="Arial" w:hAnsi="Arial"/>
+          <w:rFonts w:ascii="Calibri" w:cs="Calibri" w:eastAsia="Calibri" w:hAnsi="Calibri"/>
           <w:b/>
           <w:bCs/>
         </w:rPr>
@@ -895,7 +889,7 @@
           <w:p>
             <w:r>
               <w:rPr>
-                <w:rFonts w:ascii="Arial" w:cs="Arial" w:eastAsia="Arial" w:hAnsi="Arial"/>
+                <w:rFonts w:ascii="Calibri" w:cs="Calibri" w:eastAsia="Calibri" w:hAnsi="Calibri"/>
                 <w:b/>
                 <w:bCs/>
                 <w:color w:val="000000"/>
@@ -924,7 +918,7 @@
           <w:p>
             <w:r>
               <w:rPr>
-                <w:rFonts w:ascii="Arial" w:cs="Arial" w:eastAsia="Arial" w:hAnsi="Arial"/>
+                <w:rFonts w:ascii="Calibri" w:cs="Calibri" w:eastAsia="Calibri" w:hAnsi="Calibri"/>
                 <w:b/>
                 <w:bCs/>
                 <w:color w:val="000000"/>
@@ -953,7 +947,7 @@
           <w:p>
             <w:r>
               <w:rPr>
-                <w:rFonts w:ascii="Arial" w:cs="Arial" w:eastAsia="Arial" w:hAnsi="Arial"/>
+                <w:rFonts w:ascii="Calibri" w:cs="Calibri" w:eastAsia="Calibri" w:hAnsi="Calibri"/>
                 <w:b/>
                 <w:bCs/>
                 <w:color w:val="000000"/>
@@ -984,7 +978,7 @@
           <w:p>
             <w:r>
               <w:rPr>
-                <w:rFonts w:ascii="Arial" w:cs="Arial" w:eastAsia="Arial" w:hAnsi="Arial"/>
+                <w:rFonts w:ascii="Calibri" w:cs="Calibri" w:eastAsia="Calibri" w:hAnsi="Calibri"/>
                 <w:b/>
                 <w:bCs/>
               </w:rPr>
@@ -1012,7 +1006,7 @@
           <w:p>
             <w:r>
               <w:rPr>
-                <w:rFonts w:ascii="Arial" w:cs="Arial" w:eastAsia="Arial" w:hAnsi="Arial"/>
+                <w:rFonts w:ascii="Calibri" w:cs="Calibri" w:eastAsia="Calibri" w:hAnsi="Calibri"/>
               </w:rPr>
               <w:t xml:space="preserve">Control de acceso discrecional</w:t>
             </w:r>
@@ -1038,7 +1032,7 @@
           <w:p>
             <w:r>
               <w:rPr>
-                <w:rFonts w:ascii="Arial" w:cs="Arial" w:eastAsia="Arial" w:hAnsi="Arial"/>
+                <w:rFonts w:ascii="Calibri" w:cs="Calibri" w:eastAsia="Calibri" w:hAnsi="Calibri"/>
               </w:rPr>
               <w:t xml:space="preserve">Se maneja a discreción del dueño del recurso</w:t>
             </w:r>
@@ -1066,7 +1060,7 @@
           <w:p>
             <w:r>
               <w:rPr>
-                <w:rFonts w:ascii="Arial" w:cs="Arial" w:eastAsia="Arial" w:hAnsi="Arial"/>
+                <w:rFonts w:ascii="Calibri" w:cs="Calibri" w:eastAsia="Calibri" w:hAnsi="Calibri"/>
                 <w:b/>
                 <w:bCs/>
               </w:rPr>
@@ -1094,7 +1088,7 @@
           <w:p>
             <w:r>
               <w:rPr>
-                <w:rFonts w:ascii="Arial" w:cs="Arial" w:eastAsia="Arial" w:hAnsi="Arial"/>
+                <w:rFonts w:ascii="Calibri" w:cs="Calibri" w:eastAsia="Calibri" w:hAnsi="Calibri"/>
               </w:rPr>
               <w:t xml:space="preserve">Control de acceso obligatorio</w:t>
             </w:r>
@@ -1120,7 +1114,7 @@
           <w:p>
             <w:r>
               <w:rPr>
-                <w:rFonts w:ascii="Arial" w:cs="Arial" w:eastAsia="Arial" w:hAnsi="Arial"/>
+                <w:rFonts w:ascii="Calibri" w:cs="Calibri" w:eastAsia="Calibri" w:hAnsi="Calibri"/>
               </w:rPr>
               <w:t xml:space="preserve">Las reglas son obligatorias y las impone el sistema</w:t>
             </w:r>
@@ -1148,7 +1142,7 @@
           <w:p>
             <w:r>
               <w:rPr>
-                <w:rFonts w:ascii="Arial" w:cs="Arial" w:eastAsia="Arial" w:hAnsi="Arial"/>
+                <w:rFonts w:ascii="Calibri" w:cs="Calibri" w:eastAsia="Calibri" w:hAnsi="Calibri"/>
                 <w:b/>
                 <w:bCs/>
               </w:rPr>
@@ -1176,7 +1170,7 @@
           <w:p>
             <w:r>
               <w:rPr>
-                <w:rFonts w:ascii="Arial" w:cs="Arial" w:eastAsia="Arial" w:hAnsi="Arial"/>
+                <w:rFonts w:ascii="Calibri" w:cs="Calibri" w:eastAsia="Calibri" w:hAnsi="Calibri"/>
               </w:rPr>
               <w:t xml:space="preserve">Control de acceso basado en roles</w:t>
             </w:r>
@@ -1202,7 +1196,7 @@
           <w:p>
             <w:r>
               <w:rPr>
-                <w:rFonts w:ascii="Arial" w:cs="Arial" w:eastAsia="Arial" w:hAnsi="Arial"/>
+                <w:rFonts w:ascii="Calibri" w:cs="Calibri" w:eastAsia="Calibri" w:hAnsi="Calibri"/>
               </w:rPr>
               <w:t xml:space="preserve">El acceso depende del rol de la persona</w:t>
             </w:r>
@@ -1230,7 +1224,7 @@
           <w:p>
             <w:r>
               <w:rPr>
-                <w:rFonts w:ascii="Arial" w:cs="Arial" w:eastAsia="Arial" w:hAnsi="Arial"/>
+                <w:rFonts w:ascii="Calibri" w:cs="Calibri" w:eastAsia="Calibri" w:hAnsi="Calibri"/>
                 <w:b/>
                 <w:bCs/>
               </w:rPr>
@@ -1258,7 +1252,7 @@
           <w:p>
             <w:r>
               <w:rPr>
-                <w:rFonts w:ascii="Arial" w:cs="Arial" w:eastAsia="Arial" w:hAnsi="Arial"/>
+                <w:rFonts w:ascii="Calibri" w:cs="Calibri" w:eastAsia="Calibri" w:hAnsi="Calibri"/>
               </w:rPr>
               <w:t xml:space="preserve">Control basado en atributos</w:t>
             </w:r>
@@ -1284,7 +1278,7 @@
           <w:p>
             <w:r>
               <w:rPr>
-                <w:rFonts w:ascii="Arial" w:cs="Arial" w:eastAsia="Arial" w:hAnsi="Arial"/>
+                <w:rFonts w:ascii="Calibri" w:cs="Calibri" w:eastAsia="Calibri" w:hAnsi="Calibri"/>
               </w:rPr>
               <w:t xml:space="preserve">El acceso depende de atributos del usuario o del recurso</w:t>
             </w:r>
@@ -1312,7 +1306,7 @@
           <w:p>
             <w:r>
               <w:rPr>
-                <w:rFonts w:ascii="Arial" w:cs="Arial" w:eastAsia="Arial" w:hAnsi="Arial"/>
+                <w:rFonts w:ascii="Calibri" w:cs="Calibri" w:eastAsia="Calibri" w:hAnsi="Calibri"/>
                 <w:b/>
                 <w:bCs/>
               </w:rPr>
@@ -1340,7 +1334,7 @@
           <w:p>
             <w:r>
               <w:rPr>
-                <w:rFonts w:ascii="Arial" w:cs="Arial" w:eastAsia="Arial" w:hAnsi="Arial"/>
+                <w:rFonts w:ascii="Calibri" w:cs="Calibri" w:eastAsia="Calibri" w:hAnsi="Calibri"/>
               </w:rPr>
               <w:t xml:space="preserve">Acceso basado en reglas</w:t>
             </w:r>
@@ -1366,7 +1360,7 @@
           <w:p>
             <w:r>
               <w:rPr>
-                <w:rFonts w:ascii="Arial" w:cs="Arial" w:eastAsia="Arial" w:hAnsi="Arial"/>
+                <w:rFonts w:ascii="Calibri" w:cs="Calibri" w:eastAsia="Calibri" w:hAnsi="Calibri"/>
               </w:rPr>
               <w:t xml:space="preserve">El acceso depende de reglas definidas</w:t>
             </w:r>
@@ -1394,7 +1388,7 @@
           <w:p>
             <w:r>
               <w:rPr>
-                <w:rFonts w:ascii="Arial" w:cs="Arial" w:eastAsia="Arial" w:hAnsi="Arial"/>
+                <w:rFonts w:ascii="Calibri" w:cs="Calibri" w:eastAsia="Calibri" w:hAnsi="Calibri"/>
                 <w:b/>
                 <w:bCs/>
               </w:rPr>
@@ -1422,7 +1416,7 @@
           <w:p>
             <w:r>
               <w:rPr>
-                <w:rFonts w:ascii="Arial" w:cs="Arial" w:eastAsia="Arial" w:hAnsi="Arial"/>
+                <w:rFonts w:ascii="Calibri" w:cs="Calibri" w:eastAsia="Calibri" w:hAnsi="Calibri"/>
               </w:rPr>
               <w:t xml:space="preserve">Control de acceso basado en tiempo</w:t>
             </w:r>
@@ -1448,7 +1442,7 @@
           <w:p>
             <w:r>
               <w:rPr>
-                <w:rFonts w:ascii="Arial" w:cs="Arial" w:eastAsia="Arial" w:hAnsi="Arial"/>
+                <w:rFonts w:ascii="Calibri" w:cs="Calibri" w:eastAsia="Calibri" w:hAnsi="Calibri"/>
               </w:rPr>
               <w:t xml:space="preserve">El acceso depende del horario</w:t>
             </w:r>
@@ -1462,7 +1456,7 @@
       </w:pPr>
       <w:r>
         <w:rPr>
-          <w:rFonts w:ascii="Arial" w:cs="Arial" w:eastAsia="Arial" w:hAnsi="Arial"/>
+          <w:rFonts w:ascii="Calibri" w:cs="Calibri" w:eastAsia="Calibri" w:hAnsi="Calibri"/>
           <w:b/>
           <w:bCs/>
         </w:rPr>
@@ -1480,7 +1474,7 @@
       </w:pPr>
       <w:r>
         <w:rPr>
-          <w:rFonts w:ascii="Arial" w:cs="Arial" w:eastAsia="Arial" w:hAnsi="Arial"/>
+          <w:rFonts w:ascii="Calibri" w:cs="Calibri" w:eastAsia="Calibri" w:hAnsi="Calibri"/>
         </w:rPr>
         <w:t xml:space="preserve">Es un ataque común.</w:t>
       </w:r>
@@ -1496,13 +1490,13 @@
       </w:pPr>
       <w:r>
         <w:rPr>
-          <w:rFonts w:ascii="Arial" w:cs="Arial" w:eastAsia="Arial" w:hAnsi="Arial"/>
+          <w:rFonts w:ascii="Calibri" w:cs="Calibri" w:eastAsia="Calibri" w:hAnsi="Calibri"/>
         </w:rPr>
         <w:t xml:space="preserve">Se aprovechan vulnerabilidades en servidores o en sistemas de control de acceso para darle acceso a un </w:t>
       </w:r>
       <w:r>
         <w:rPr>
-          <w:rFonts w:ascii="Arial" w:cs="Arial" w:eastAsia="Arial" w:hAnsi="Arial"/>
+          <w:rFonts w:ascii="Calibri" w:cs="Calibri" w:eastAsia="Calibri" w:hAnsi="Calibri"/>
           <w:b/>
           <w:bCs/>
         </w:rPr>
@@ -1510,21 +1504,18 @@
       </w:r>
       <w:r>
         <w:rPr>
-          <w:rFonts w:ascii="Arial" w:cs="Arial" w:eastAsia="Arial" w:hAnsi="Arial"/>
+          <w:rFonts w:ascii="Calibri" w:cs="Calibri" w:eastAsia="Calibri" w:hAnsi="Calibri"/>
         </w:rPr>
         <w:t xml:space="preserve">.</w:t>
       </w:r>
     </w:p>
     <w:p>
       <w:pPr>
-        <w:pBdr>
-          <w:bottom w:val="single" w:color="000000" w:sz="8" w:space="2"/>
-        </w:pBdr>
         <w:spacing w:after="120" w:before="280"/>
       </w:pPr>
       <w:r>
         <w:rPr>
-          <w:rFonts w:ascii="Arial" w:cs="Arial" w:eastAsia="Arial" w:hAnsi="Arial"/>
+          <w:rFonts w:ascii="Calibri" w:cs="Calibri" w:eastAsia="Calibri" w:hAnsi="Calibri"/>
           <w:b/>
           <w:bCs/>
         </w:rPr>
@@ -1537,7 +1528,7 @@
       </w:pPr>
       <w:r>
         <w:rPr>
-          <w:rFonts w:ascii="Arial" w:cs="Arial" w:eastAsia="Arial" w:hAnsi="Arial"/>
+          <w:rFonts w:ascii="Calibri" w:cs="Calibri" w:eastAsia="Calibri" w:hAnsi="Calibri"/>
           <w:b/>
           <w:bCs/>
         </w:rPr>
@@ -1555,7 +1546,7 @@
       </w:pPr>
       <w:r>
         <w:rPr>
-          <w:rFonts w:ascii="Arial" w:cs="Arial" w:eastAsia="Arial" w:hAnsi="Arial"/>
+          <w:rFonts w:ascii="Calibri" w:cs="Calibri" w:eastAsia="Calibri" w:hAnsi="Calibri"/>
         </w:rPr>
         <w:t xml:space="preserve">Administrador</w:t>
       </w:r>
@@ -1571,7 +1562,7 @@
       </w:pPr>
       <w:r>
         <w:rPr>
-          <w:rFonts w:ascii="Arial" w:cs="Arial" w:eastAsia="Arial" w:hAnsi="Arial"/>
+          <w:rFonts w:ascii="Calibri" w:cs="Calibri" w:eastAsia="Calibri" w:hAnsi="Calibri"/>
         </w:rPr>
         <w:t xml:space="preserve">Usuario</w:t>
       </w:r>
@@ -1587,7 +1578,7 @@
       </w:pPr>
       <w:r>
         <w:rPr>
-          <w:rFonts w:ascii="Arial" w:cs="Arial" w:eastAsia="Arial" w:hAnsi="Arial"/>
+          <w:rFonts w:ascii="Calibri" w:cs="Calibri" w:eastAsia="Calibri" w:hAnsi="Calibri"/>
         </w:rPr>
         <w:t xml:space="preserve">Servicio</w:t>
       </w:r>
@@ -1603,7 +1594,7 @@
       </w:pPr>
       <w:r>
         <w:rPr>
-          <w:rFonts w:ascii="Arial" w:cs="Arial" w:eastAsia="Arial" w:hAnsi="Arial"/>
+          <w:rFonts w:ascii="Calibri" w:cs="Calibri" w:eastAsia="Calibri" w:hAnsi="Calibri"/>
         </w:rPr>
         <w:t xml:space="preserve">Invitado</w:t>
       </w:r>
@@ -1619,13 +1610,13 @@
       </w:pPr>
       <w:r>
         <w:rPr>
-          <w:rFonts w:ascii="Arial" w:cs="Arial" w:eastAsia="Arial" w:hAnsi="Arial"/>
+          <w:rFonts w:ascii="Calibri" w:cs="Calibri" w:eastAsia="Calibri" w:hAnsi="Calibri"/>
         </w:rPr>
         <w:t xml:space="preserve">Además de no darles a los usuarios más acceso del necesario, hay que </w:t>
       </w:r>
       <w:r>
         <w:rPr>
-          <w:rFonts w:ascii="Arial" w:cs="Arial" w:eastAsia="Arial" w:hAnsi="Arial"/>
+          <w:rFonts w:ascii="Calibri" w:cs="Calibri" w:eastAsia="Calibri" w:hAnsi="Calibri"/>
           <w:b/>
           <w:bCs/>
         </w:rPr>
@@ -1633,7 +1624,7 @@
       </w:r>
       <w:r>
         <w:rPr>
-          <w:rFonts w:ascii="Arial" w:cs="Arial" w:eastAsia="Arial" w:hAnsi="Arial"/>
+          <w:rFonts w:ascii="Calibri" w:cs="Calibri" w:eastAsia="Calibri" w:hAnsi="Calibri"/>
         </w:rPr>
         <w:t xml:space="preserve">.</w:t>
       </w:r>
@@ -1644,7 +1635,7 @@
       </w:pPr>
       <w:r>
         <w:rPr>
-          <w:rFonts w:ascii="Arial" w:cs="Arial" w:eastAsia="Arial" w:hAnsi="Arial"/>
+          <w:rFonts w:ascii="Calibri" w:cs="Calibri" w:eastAsia="Calibri" w:hAnsi="Calibri"/>
           <w:b/>
           <w:bCs/>
         </w:rPr>
@@ -1662,13 +1653,13 @@
       </w:pPr>
       <w:r>
         <w:rPr>
-          <w:rFonts w:ascii="Arial" w:cs="Arial" w:eastAsia="Arial" w:hAnsi="Arial"/>
+          <w:rFonts w:ascii="Calibri" w:cs="Calibri" w:eastAsia="Calibri" w:hAnsi="Calibri"/>
         </w:rPr>
         <w:t xml:space="preserve">Está muy relacionado con el concepto de acceso a la </w:t>
       </w:r>
       <w:r>
         <w:rPr>
-          <w:rFonts w:ascii="Arial" w:cs="Arial" w:eastAsia="Arial" w:hAnsi="Arial"/>
+          <w:rFonts w:ascii="Calibri" w:cs="Calibri" w:eastAsia="Calibri" w:hAnsi="Calibri"/>
           <w:b/>
           <w:bCs/>
         </w:rPr>
@@ -1676,7 +1667,7 @@
       </w:r>
       <w:r>
         <w:rPr>
-          <w:rFonts w:ascii="Arial" w:cs="Arial" w:eastAsia="Arial" w:hAnsi="Arial"/>
+          <w:rFonts w:ascii="Calibri" w:cs="Calibri" w:eastAsia="Calibri" w:hAnsi="Calibri"/>
         </w:rPr>
         <w:t xml:space="preserve">.</w:t>
       </w:r>
@@ -1692,13 +1683,13 @@
       </w:pPr>
       <w:r>
         <w:rPr>
-          <w:rFonts w:ascii="Arial" w:cs="Arial" w:eastAsia="Arial" w:hAnsi="Arial"/>
+          <w:rFonts w:ascii="Calibri" w:cs="Calibri" w:eastAsia="Calibri" w:hAnsi="Calibri"/>
         </w:rPr>
         <w:t xml:space="preserve">Niveles de permisos para archivos y carpetas: </w:t>
       </w:r>
       <w:r>
         <w:rPr>
-          <w:rFonts w:ascii="Arial" w:cs="Arial" w:eastAsia="Arial" w:hAnsi="Arial"/>
+          <w:rFonts w:ascii="Calibri" w:cs="Calibri" w:eastAsia="Calibri" w:hAnsi="Calibri"/>
           <w:b/>
           <w:bCs/>
         </w:rPr>
@@ -1706,7 +1697,7 @@
       </w:r>
       <w:r>
         <w:rPr>
-          <w:rFonts w:ascii="Arial" w:cs="Arial" w:eastAsia="Arial" w:hAnsi="Arial"/>
+          <w:rFonts w:ascii="Calibri" w:cs="Calibri" w:eastAsia="Calibri" w:hAnsi="Calibri"/>
         </w:rPr>
         <w:t xml:space="preserve">.</w:t>
       </w:r>
@@ -1722,13 +1713,13 @@
       </w:pPr>
       <w:r>
         <w:rPr>
-          <w:rFonts w:ascii="Arial" w:cs="Arial" w:eastAsia="Arial" w:hAnsi="Arial"/>
+          <w:rFonts w:ascii="Calibri" w:cs="Calibri" w:eastAsia="Calibri" w:hAnsi="Calibri"/>
         </w:rPr>
         <w:t xml:space="preserve">En Windows, un administrador configura una </w:t>
       </w:r>
       <w:r>
         <w:rPr>
-          <w:rFonts w:ascii="Arial" w:cs="Arial" w:eastAsia="Arial" w:hAnsi="Arial"/>
+          <w:rFonts w:ascii="Calibri" w:cs="Calibri" w:eastAsia="Calibri" w:hAnsi="Calibri"/>
           <w:b/>
           <w:bCs/>
         </w:rPr>
@@ -1736,7 +1727,7 @@
       </w:r>
       <w:r>
         <w:rPr>
-          <w:rFonts w:ascii="Arial" w:cs="Arial" w:eastAsia="Arial" w:hAnsi="Arial"/>
+          <w:rFonts w:ascii="Calibri" w:cs="Calibri" w:eastAsia="Calibri" w:hAnsi="Calibri"/>
         </w:rPr>
         <w:t xml:space="preserve"> que se aplica a todos los miembros del dominio.</w:t>
       </w:r>
@@ -1747,7 +1738,7 @@
       </w:pPr>
       <w:r>
         <w:rPr>
-          <w:rFonts w:ascii="Arial" w:cs="Arial" w:eastAsia="Arial" w:hAnsi="Arial"/>
+          <w:rFonts w:ascii="Calibri" w:cs="Calibri" w:eastAsia="Calibri" w:hAnsi="Calibri"/>
           <w:b/>
           <w:bCs/>
         </w:rPr>
@@ -1765,7 +1756,7 @@
       </w:pPr>
       <w:r>
         <w:rPr>
-          <w:rFonts w:ascii="Arial" w:cs="Arial" w:eastAsia="Arial" w:hAnsi="Arial"/>
+          <w:rFonts w:ascii="Calibri" w:cs="Calibri" w:eastAsia="Calibri" w:hAnsi="Calibri"/>
         </w:rPr>
         <w:t xml:space="preserve">Los administradores las usan para implementar y administrar sistemas operativos, aplicaciones y dispositivos de red.</w:t>
       </w:r>
@@ -1781,13 +1772,13 @@
       </w:pPr>
       <w:r>
         <w:rPr>
-          <w:rFonts w:ascii="Arial" w:cs="Arial" w:eastAsia="Arial" w:hAnsi="Arial"/>
+          <w:rFonts w:ascii="Calibri" w:cs="Calibri" w:eastAsia="Calibri" w:hAnsi="Calibri"/>
         </w:rPr>
         <w:t xml:space="preserve">Son el </w:t>
       </w:r>
       <w:r>
         <w:rPr>
-          <w:rFonts w:ascii="Arial" w:cs="Arial" w:eastAsia="Arial" w:hAnsi="Arial"/>
+          <w:rFonts w:ascii="Calibri" w:cs="Calibri" w:eastAsia="Calibri" w:hAnsi="Calibri"/>
           <w:b/>
           <w:bCs/>
         </w:rPr>
@@ -1795,7 +1786,7 @@
       </w:r>
       <w:r>
         <w:rPr>
-          <w:rFonts w:ascii="Arial" w:cs="Arial" w:eastAsia="Arial" w:hAnsi="Arial"/>
+          <w:rFonts w:ascii="Calibri" w:cs="Calibri" w:eastAsia="Calibri" w:hAnsi="Calibri"/>
         </w:rPr>
         <w:t xml:space="preserve">, así que hay que adoptar buenas prácticas para protegerlas.</w:t>
       </w:r>
@@ -1806,7 +1797,7 @@
       </w:pPr>
       <w:r>
         <w:rPr>
-          <w:rFonts w:ascii="Arial" w:cs="Arial" w:eastAsia="Arial" w:hAnsi="Arial"/>
+          <w:rFonts w:ascii="Calibri" w:cs="Calibri" w:eastAsia="Calibri" w:hAnsi="Calibri"/>
           <w:b/>
           <w:bCs/>
         </w:rPr>
@@ -1824,13 +1815,13 @@
       </w:pPr>
       <w:r>
         <w:rPr>
-          <w:rFonts w:ascii="Arial" w:cs="Arial" w:eastAsia="Arial" w:hAnsi="Arial"/>
+          <w:rFonts w:ascii="Calibri" w:cs="Calibri" w:eastAsia="Calibri" w:hAnsi="Calibri"/>
         </w:rPr>
         <w:t xml:space="preserve">El objetivo es un inicio de sesión </w:t>
       </w:r>
       <w:r>
         <w:rPr>
-          <w:rFonts w:ascii="Arial" w:cs="Arial" w:eastAsia="Arial" w:hAnsi="Arial"/>
+          <w:rFonts w:ascii="Calibri" w:cs="Calibri" w:eastAsia="Calibri" w:hAnsi="Calibri"/>
           <w:b/>
           <w:bCs/>
         </w:rPr>
@@ -1838,13 +1829,13 @@
       </w:r>
       <w:r>
         <w:rPr>
-          <w:rFonts w:ascii="Arial" w:cs="Arial" w:eastAsia="Arial" w:hAnsi="Arial"/>
+          <w:rFonts w:ascii="Calibri" w:cs="Calibri" w:eastAsia="Calibri" w:hAnsi="Calibri"/>
         </w:rPr>
         <w:t xml:space="preserve"> y, a la vez, </w:t>
       </w:r>
       <w:r>
         <w:rPr>
-          <w:rFonts w:ascii="Arial" w:cs="Arial" w:eastAsia="Arial" w:hAnsi="Arial"/>
+          <w:rFonts w:ascii="Calibri" w:cs="Calibri" w:eastAsia="Calibri" w:hAnsi="Calibri"/>
           <w:b/>
           <w:bCs/>
         </w:rPr>
@@ -1852,7 +1843,7 @@
       </w:r>
       <w:r>
         <w:rPr>
-          <w:rFonts w:ascii="Arial" w:cs="Arial" w:eastAsia="Arial" w:hAnsi="Arial"/>
+          <w:rFonts w:ascii="Calibri" w:cs="Calibri" w:eastAsia="Calibri" w:hAnsi="Calibri"/>
         </w:rPr>
         <w:t xml:space="preserve">.</w:t>
       </w:r>
@@ -1868,13 +1859,13 @@
       </w:pPr>
       <w:r>
         <w:rPr>
-          <w:rFonts w:ascii="Arial" w:cs="Arial" w:eastAsia="Arial" w:hAnsi="Arial"/>
+          <w:rFonts w:ascii="Calibri" w:cs="Calibri" w:eastAsia="Calibri" w:hAnsi="Calibri"/>
         </w:rPr>
         <w:t xml:space="preserve">Métodos: </w:t>
       </w:r>
       <w:r>
         <w:rPr>
-          <w:rFonts w:ascii="Arial" w:cs="Arial" w:eastAsia="Arial" w:hAnsi="Arial"/>
+          <w:rFonts w:ascii="Calibri" w:cs="Calibri" w:eastAsia="Calibri" w:hAnsi="Calibri"/>
           <w:b/>
           <w:bCs/>
         </w:rPr>
@@ -1882,7 +1873,7 @@
       </w:r>
       <w:r>
         <w:rPr>
-          <w:rFonts w:ascii="Arial" w:cs="Arial" w:eastAsia="Arial" w:hAnsi="Arial"/>
+          <w:rFonts w:ascii="Calibri" w:cs="Calibri" w:eastAsia="Calibri" w:hAnsi="Calibri"/>
         </w:rPr>
         <w:t xml:space="preserve">.</w:t>
       </w:r>
@@ -1898,7 +1889,7 @@
       </w:pPr>
       <w:r>
         <w:rPr>
-          <w:rFonts w:ascii="Arial" w:cs="Arial" w:eastAsia="Arial" w:hAnsi="Arial"/>
+          <w:rFonts w:ascii="Calibri" w:cs="Calibri" w:eastAsia="Calibri" w:hAnsi="Calibri"/>
           <w:b/>
           <w:bCs/>
         </w:rPr>
@@ -1906,7 +1897,7 @@
       </w:r>
       <w:r>
         <w:rPr>
-          <w:rFonts w:ascii="Arial" w:cs="Arial" w:eastAsia="Arial" w:hAnsi="Arial"/>
+          <w:rFonts w:ascii="Calibri" w:cs="Calibri" w:eastAsia="Calibri" w:hAnsi="Calibri"/>
         </w:rPr>
         <w:t xml:space="preserve"> usa una clave de cifrado con una función hash para autenticar a un usuario web.</w:t>
       </w:r>
@@ -1922,13 +1913,13 @@
       </w:pPr>
       <w:r>
         <w:rPr>
-          <w:rFonts w:ascii="Arial" w:cs="Arial" w:eastAsia="Arial" w:hAnsi="Arial"/>
+          <w:rFonts w:ascii="Calibri" w:cs="Calibri" w:eastAsia="Calibri" w:hAnsi="Calibri"/>
         </w:rPr>
         <w:t xml:space="preserve">Un </w:t>
       </w:r>
       <w:r>
         <w:rPr>
-          <w:rFonts w:ascii="Arial" w:cs="Arial" w:eastAsia="Arial" w:hAnsi="Arial"/>
+          <w:rFonts w:ascii="Calibri" w:cs="Calibri" w:eastAsia="Calibri" w:hAnsi="Calibri"/>
           <w:b/>
           <w:bCs/>
         </w:rPr>
@@ -1936,7 +1927,7 @@
       </w:r>
       <w:r>
         <w:rPr>
-          <w:rFonts w:ascii="Arial" w:cs="Arial" w:eastAsia="Arial" w:hAnsi="Arial"/>
+          <w:rFonts w:ascii="Calibri" w:cs="Calibri" w:eastAsia="Calibri" w:hAnsi="Calibri"/>
         </w:rPr>
         <w:t xml:space="preserve"> autentica datos entre dos entidades para evitar el acceso no autorizado.</w:t>
       </w:r>
@@ -1952,13 +1943,13 @@
       </w:pPr>
       <w:r>
         <w:rPr>
-          <w:rFonts w:ascii="Arial" w:cs="Arial" w:eastAsia="Arial" w:hAnsi="Arial"/>
+          <w:rFonts w:ascii="Calibri" w:cs="Calibri" w:eastAsia="Calibri" w:hAnsi="Calibri"/>
         </w:rPr>
         <w:t xml:space="preserve">Protocolos seguros: </w:t>
       </w:r>
       <w:r>
         <w:rPr>
-          <w:rFonts w:ascii="Arial" w:cs="Arial" w:eastAsia="Arial" w:hAnsi="Arial"/>
+          <w:rFonts w:ascii="Calibri" w:cs="Calibri" w:eastAsia="Calibri" w:hAnsi="Calibri"/>
           <w:b/>
           <w:bCs/>
         </w:rPr>
@@ -1966,21 +1957,18 @@
       </w:r>
       <w:r>
         <w:rPr>
-          <w:rFonts w:ascii="Arial" w:cs="Arial" w:eastAsia="Arial" w:hAnsi="Arial"/>
+          <w:rFonts w:ascii="Calibri" w:cs="Calibri" w:eastAsia="Calibri" w:hAnsi="Calibri"/>
         </w:rPr>
         <w:t xml:space="preserve">.</w:t>
       </w:r>
     </w:p>
     <w:p>
       <w:pPr>
-        <w:pBdr>
-          <w:bottom w:val="single" w:color="000000" w:sz="8" w:space="2"/>
-        </w:pBdr>
         <w:spacing w:after="120" w:before="280"/>
       </w:pPr>
       <w:r>
         <w:rPr>
-          <w:rFonts w:ascii="Arial" w:cs="Arial" w:eastAsia="Arial" w:hAnsi="Arial"/>
+          <w:rFonts w:ascii="Calibri" w:cs="Calibri" w:eastAsia="Calibri" w:hAnsi="Calibri"/>
           <w:b/>
           <w:bCs/>
         </w:rPr>
@@ -1993,7 +1981,7 @@
       </w:pPr>
       <w:r>
         <w:rPr>
-          <w:rFonts w:ascii="Arial" w:cs="Arial" w:eastAsia="Arial" w:hAnsi="Arial"/>
+          <w:rFonts w:ascii="Calibri" w:cs="Calibri" w:eastAsia="Calibri" w:hAnsi="Calibri"/>
           <w:b/>
           <w:bCs/>
         </w:rPr>
@@ -2011,13 +1999,13 @@
       </w:pPr>
       <w:r>
         <w:rPr>
-          <w:rFonts w:ascii="Arial" w:cs="Arial" w:eastAsia="Arial" w:hAnsi="Arial"/>
+          <w:rFonts w:ascii="Calibri" w:cs="Calibri" w:eastAsia="Calibri" w:hAnsi="Calibri"/>
         </w:rPr>
         <w:t xml:space="preserve">Una red se diseña para controlar </w:t>
       </w:r>
       <w:r>
         <w:rPr>
-          <w:rFonts w:ascii="Arial" w:cs="Arial" w:eastAsia="Arial" w:hAnsi="Arial"/>
+          <w:rFonts w:ascii="Calibri" w:cs="Calibri" w:eastAsia="Calibri" w:hAnsi="Calibri"/>
           <w:b/>
           <w:bCs/>
         </w:rPr>
@@ -2025,13 +2013,13 @@
       </w:r>
       <w:r>
         <w:rPr>
-          <w:rFonts w:ascii="Arial" w:cs="Arial" w:eastAsia="Arial" w:hAnsi="Arial"/>
+          <w:rFonts w:ascii="Calibri" w:cs="Calibri" w:eastAsia="Calibri" w:hAnsi="Calibri"/>
         </w:rPr>
         <w:t xml:space="preserve"> y </w:t>
       </w:r>
       <w:r>
         <w:rPr>
-          <w:rFonts w:ascii="Arial" w:cs="Arial" w:eastAsia="Arial" w:hAnsi="Arial"/>
+          <w:rFonts w:ascii="Calibri" w:cs="Calibri" w:eastAsia="Calibri" w:hAnsi="Calibri"/>
           <w:b/>
           <w:bCs/>
         </w:rPr>
@@ -2039,7 +2027,7 @@
       </w:r>
       <w:r>
         <w:rPr>
-          <w:rFonts w:ascii="Arial" w:cs="Arial" w:eastAsia="Arial" w:hAnsi="Arial"/>
+          <w:rFonts w:ascii="Calibri" w:cs="Calibri" w:eastAsia="Calibri" w:hAnsi="Calibri"/>
         </w:rPr>
         <w:t xml:space="preserve"> cuando está conectado.</w:t>
       </w:r>
@@ -2055,13 +2043,13 @@
       </w:pPr>
       <w:r>
         <w:rPr>
-          <w:rFonts w:ascii="Arial" w:cs="Arial" w:eastAsia="Arial" w:hAnsi="Arial"/>
+          <w:rFonts w:ascii="Calibri" w:cs="Calibri" w:eastAsia="Calibri" w:hAnsi="Calibri"/>
         </w:rPr>
         <w:t xml:space="preserve">Esos requisitos están en la </w:t>
       </w:r>
       <w:r>
         <w:rPr>
-          <w:rFonts w:ascii="Arial" w:cs="Arial" w:eastAsia="Arial" w:hAnsi="Arial"/>
+          <w:rFonts w:ascii="Calibri" w:cs="Calibri" w:eastAsia="Calibri" w:hAnsi="Calibri"/>
           <w:b/>
           <w:bCs/>
         </w:rPr>
@@ -2069,7 +2057,7 @@
       </w:r>
       <w:r>
         <w:rPr>
-          <w:rFonts w:ascii="Arial" w:cs="Arial" w:eastAsia="Arial" w:hAnsi="Arial"/>
+          <w:rFonts w:ascii="Calibri" w:cs="Calibri" w:eastAsia="Calibri" w:hAnsi="Calibri"/>
         </w:rPr>
         <w:t xml:space="preserve">.</w:t>
       </w:r>
@@ -2085,7 +2073,7 @@
       </w:pPr>
       <w:r>
         <w:rPr>
-          <w:rFonts w:ascii="Arial" w:cs="Arial" w:eastAsia="Arial" w:hAnsi="Arial"/>
+          <w:rFonts w:ascii="Calibri" w:cs="Calibri" w:eastAsia="Calibri" w:hAnsi="Calibri"/>
         </w:rPr>
         <w:t xml:space="preserve">La política también puede pedir un sistema de contabilidad que registre quiénes se conectaron, cuándo y qué hicieron al iniciar sesión.</w:t>
       </w:r>
@@ -2101,7 +2089,7 @@
       </w:pPr>
       <w:r>
         <w:rPr>
-          <w:rFonts w:ascii="Arial" w:cs="Arial" w:eastAsia="Arial" w:hAnsi="Arial"/>
+          <w:rFonts w:ascii="Calibri" w:cs="Calibri" w:eastAsia="Calibri" w:hAnsi="Calibri"/>
           <w:b/>
           <w:bCs/>
         </w:rPr>
@@ -2109,13 +2097,13 @@
       </w:r>
       <w:r>
         <w:rPr>
-          <w:rFonts w:ascii="Arial" w:cs="Arial" w:eastAsia="Arial" w:hAnsi="Arial"/>
+          <w:rFonts w:ascii="Calibri" w:cs="Calibri" w:eastAsia="Calibri" w:hAnsi="Calibri"/>
         </w:rPr>
         <w:t xml:space="preserve"> (autenticación, autorización y contabilidad) da el marco para tener seguridad </w:t>
       </w:r>
       <w:r>
         <w:rPr>
-          <w:rFonts w:ascii="Arial" w:cs="Arial" w:eastAsia="Arial" w:hAnsi="Arial"/>
+          <w:rFonts w:ascii="Calibri" w:cs="Calibri" w:eastAsia="Calibri" w:hAnsi="Calibri"/>
           <w:b/>
           <w:bCs/>
         </w:rPr>
@@ -2123,7 +2111,7 @@
       </w:r>
       <w:r>
         <w:rPr>
-          <w:rFonts w:ascii="Arial" w:cs="Arial" w:eastAsia="Arial" w:hAnsi="Arial"/>
+          <w:rFonts w:ascii="Calibri" w:cs="Calibri" w:eastAsia="Calibri" w:hAnsi="Calibri"/>
         </w:rPr>
         <w:t xml:space="preserve">.</w:t>
       </w:r>
@@ -2139,13 +2127,13 @@
       </w:pPr>
       <w:r>
         <w:rPr>
-          <w:rFonts w:ascii="Arial" w:cs="Arial" w:eastAsia="Arial" w:hAnsi="Arial"/>
+          <w:rFonts w:ascii="Calibri" w:cs="Calibri" w:eastAsia="Calibri" w:hAnsi="Calibri"/>
         </w:rPr>
         <w:t xml:space="preserve">Se usa para autenticar usuarios en el </w:t>
       </w:r>
       <w:r>
         <w:rPr>
-          <w:rFonts w:ascii="Arial" w:cs="Arial" w:eastAsia="Arial" w:hAnsi="Arial"/>
+          <w:rFonts w:ascii="Calibri" w:cs="Calibri" w:eastAsia="Calibri" w:hAnsi="Calibri"/>
           <w:b/>
           <w:bCs/>
         </w:rPr>
@@ -2153,13 +2141,13 @@
       </w:r>
       <w:r>
         <w:rPr>
-          <w:rFonts w:ascii="Arial" w:cs="Arial" w:eastAsia="Arial" w:hAnsi="Arial"/>
+          <w:rFonts w:ascii="Calibri" w:cs="Calibri" w:eastAsia="Calibri" w:hAnsi="Calibri"/>
         </w:rPr>
         <w:t xml:space="preserve"> o en el </w:t>
       </w:r>
       <w:r>
         <w:rPr>
-          <w:rFonts w:ascii="Arial" w:cs="Arial" w:eastAsia="Arial" w:hAnsi="Arial"/>
+          <w:rFonts w:ascii="Calibri" w:cs="Calibri" w:eastAsia="Calibri" w:hAnsi="Calibri"/>
           <w:b/>
           <w:bCs/>
         </w:rPr>
@@ -2167,7 +2155,7 @@
       </w:r>
       <w:r>
         <w:rPr>
-          <w:rFonts w:ascii="Arial" w:cs="Arial" w:eastAsia="Arial" w:hAnsi="Arial"/>
+          <w:rFonts w:ascii="Calibri" w:cs="Calibri" w:eastAsia="Calibri" w:hAnsi="Calibri"/>
         </w:rPr>
         <w:t xml:space="preserve"> a la red.</w:t>
       </w:r>
@@ -2178,7 +2166,7 @@
       </w:pPr>
       <w:r>
         <w:rPr>
-          <w:rFonts w:ascii="Arial" w:cs="Arial" w:eastAsia="Arial" w:hAnsi="Arial"/>
+          <w:rFonts w:ascii="Calibri" w:cs="Calibri" w:eastAsia="Calibri" w:hAnsi="Calibri"/>
           <w:b/>
           <w:bCs/>
         </w:rPr>
@@ -2225,7 +2213,7 @@
           <w:p>
             <w:r>
               <w:rPr>
-                <w:rFonts w:ascii="Arial" w:cs="Arial" w:eastAsia="Arial" w:hAnsi="Arial"/>
+                <w:rFonts w:ascii="Calibri" w:cs="Calibri" w:eastAsia="Calibri" w:hAnsi="Calibri"/>
                 <w:b/>
                 <w:bCs/>
                 <w:color w:val="000000"/>
@@ -2254,7 +2242,7 @@
           <w:p>
             <w:r>
               <w:rPr>
-                <w:rFonts w:ascii="Arial" w:cs="Arial" w:eastAsia="Arial" w:hAnsi="Arial"/>
+                <w:rFonts w:ascii="Calibri" w:cs="Calibri" w:eastAsia="Calibri" w:hAnsi="Calibri"/>
                 <w:b/>
                 <w:bCs/>
                 <w:color w:val="000000"/>
@@ -2285,7 +2273,7 @@
           <w:p>
             <w:r>
               <w:rPr>
-                <w:rFonts w:ascii="Arial" w:cs="Arial" w:eastAsia="Arial" w:hAnsi="Arial"/>
+                <w:rFonts w:ascii="Calibri" w:cs="Calibri" w:eastAsia="Calibri" w:hAnsi="Calibri"/>
                 <w:b/>
                 <w:bCs/>
               </w:rPr>
@@ -2313,7 +2301,7 @@
           <w:p>
             <w:r>
               <w:rPr>
-                <w:rFonts w:ascii="Arial" w:cs="Arial" w:eastAsia="Arial" w:hAnsi="Arial"/>
+                <w:rFonts w:ascii="Calibri" w:cs="Calibri" w:eastAsia="Calibri" w:hAnsi="Calibri"/>
               </w:rPr>
               <w:t xml:space="preserve">La autenticación se hace en el mismo dispositivo</w:t>
             </w:r>
@@ -2341,7 +2329,7 @@
           <w:p>
             <w:r>
               <w:rPr>
-                <w:rFonts w:ascii="Arial" w:cs="Arial" w:eastAsia="Arial" w:hAnsi="Arial"/>
+                <w:rFonts w:ascii="Calibri" w:cs="Calibri" w:eastAsia="Calibri" w:hAnsi="Calibri"/>
                 <w:b/>
                 <w:bCs/>
               </w:rPr>
@@ -2369,13 +2357,13 @@
           <w:p>
             <w:r>
               <w:rPr>
-                <w:rFonts w:ascii="Arial" w:cs="Arial" w:eastAsia="Arial" w:hAnsi="Arial"/>
+                <w:rFonts w:ascii="Calibri" w:cs="Calibri" w:eastAsia="Calibri" w:hAnsi="Calibri"/>
               </w:rPr>
               <w:t xml:space="preserve">Escala y se administra mejor que la local, por eso es la </w:t>
             </w:r>
             <w:r>
               <w:rPr>
-                <w:rFonts w:ascii="Arial" w:cs="Arial" w:eastAsia="Arial" w:hAnsi="Arial"/>
+                <w:rFonts w:ascii="Calibri" w:cs="Calibri" w:eastAsia="Calibri" w:hAnsi="Calibri"/>
                 <w:b/>
                 <w:bCs/>
               </w:rPr>
@@ -2396,7 +2384,7 @@
       </w:pPr>
       <w:r>
         <w:rPr>
-          <w:rFonts w:ascii="Arial" w:cs="Arial" w:eastAsia="Arial" w:hAnsi="Arial"/>
+          <w:rFonts w:ascii="Calibri" w:cs="Calibri" w:eastAsia="Calibri" w:hAnsi="Calibri"/>
           <w:b/>
           <w:bCs/>
         </w:rPr>
@@ -2414,13 +2402,13 @@
       </w:pPr>
       <w:r>
         <w:rPr>
-          <w:rFonts w:ascii="Arial" w:cs="Arial" w:eastAsia="Arial" w:hAnsi="Arial"/>
+          <w:rFonts w:ascii="Calibri" w:cs="Calibri" w:eastAsia="Calibri" w:hAnsi="Calibri"/>
         </w:rPr>
         <w:t xml:space="preserve">Puede aprovechar </w:t>
       </w:r>
       <w:r>
         <w:rPr>
-          <w:rFonts w:ascii="Arial" w:cs="Arial" w:eastAsia="Arial" w:hAnsi="Arial"/>
+          <w:rFonts w:ascii="Calibri" w:cs="Calibri" w:eastAsia="Calibri" w:hAnsi="Calibri"/>
           <w:b/>
           <w:bCs/>
         </w:rPr>
@@ -2428,13 +2416,13 @@
       </w:r>
       <w:r>
         <w:rPr>
-          <w:rFonts w:ascii="Arial" w:cs="Arial" w:eastAsia="Arial" w:hAnsi="Arial"/>
+          <w:rFonts w:ascii="Calibri" w:cs="Calibri" w:eastAsia="Calibri" w:hAnsi="Calibri"/>
         </w:rPr>
         <w:t xml:space="preserve"> o </w:t>
       </w:r>
       <w:r>
         <w:rPr>
-          <w:rFonts w:ascii="Arial" w:cs="Arial" w:eastAsia="Arial" w:hAnsi="Arial"/>
+          <w:rFonts w:ascii="Calibri" w:cs="Calibri" w:eastAsia="Calibri" w:hAnsi="Calibri"/>
           <w:b/>
           <w:bCs/>
         </w:rPr>
@@ -2442,7 +2430,7 @@
       </w:r>
       <w:r>
         <w:rPr>
-          <w:rFonts w:ascii="Arial" w:cs="Arial" w:eastAsia="Arial" w:hAnsi="Arial"/>
+          <w:rFonts w:ascii="Calibri" w:cs="Calibri" w:eastAsia="Calibri" w:hAnsi="Calibri"/>
         </w:rPr>
         <w:t xml:space="preserve"> (Protocolo Ligero de Acceso a Directorios) para autenticar usuarios y ver la membresía de grupos. Mantiene sus propias bases de datos de autorización y contabilidad.</w:t>
       </w:r>
@@ -2458,13 +2446,13 @@
       </w:pPr>
       <w:r>
         <w:rPr>
-          <w:rFonts w:ascii="Arial" w:cs="Arial" w:eastAsia="Arial" w:hAnsi="Arial"/>
+          <w:rFonts w:ascii="Calibri" w:cs="Calibri" w:eastAsia="Calibri" w:hAnsi="Calibri"/>
         </w:rPr>
         <w:t xml:space="preserve">Los dispositivos hablan con el servidor AAA usando </w:t>
       </w:r>
       <w:r>
         <w:rPr>
-          <w:rFonts w:ascii="Arial" w:cs="Arial" w:eastAsia="Arial" w:hAnsi="Arial"/>
+          <w:rFonts w:ascii="Calibri" w:cs="Calibri" w:eastAsia="Calibri" w:hAnsi="Calibri"/>
           <w:b/>
           <w:bCs/>
         </w:rPr>
@@ -2472,13 +2460,13 @@
       </w:r>
       <w:r>
         <w:rPr>
-          <w:rFonts w:ascii="Arial" w:cs="Arial" w:eastAsia="Arial" w:hAnsi="Arial"/>
+          <w:rFonts w:ascii="Calibri" w:cs="Calibri" w:eastAsia="Calibri" w:hAnsi="Calibri"/>
         </w:rPr>
         <w:t xml:space="preserve"> (Remote Authentication Dial-In User Service) o </w:t>
       </w:r>
       <w:r>
         <w:rPr>
-          <w:rFonts w:ascii="Arial" w:cs="Arial" w:eastAsia="Arial" w:hAnsi="Arial"/>
+          <w:rFonts w:ascii="Calibri" w:cs="Calibri" w:eastAsia="Calibri" w:hAnsi="Calibri"/>
           <w:b/>
           <w:bCs/>
         </w:rPr>
@@ -2486,7 +2474,7 @@
       </w:r>
       <w:r>
         <w:rPr>
-          <w:rFonts w:ascii="Arial" w:cs="Arial" w:eastAsia="Arial" w:hAnsi="Arial"/>
+          <w:rFonts w:ascii="Calibri" w:cs="Calibri" w:eastAsia="Calibri" w:hAnsi="Calibri"/>
         </w:rPr>
         <w:t xml:space="preserve"> (Terminal Access Controller Access Control System).</w:t>
       </w:r>
@@ -2497,7 +2485,7 @@
       </w:pPr>
       <w:r>
         <w:rPr>
-          <w:rFonts w:ascii="Arial" w:cs="Arial" w:eastAsia="Arial" w:hAnsi="Arial"/>
+          <w:rFonts w:ascii="Calibri" w:cs="Calibri" w:eastAsia="Calibri" w:hAnsi="Calibri"/>
           <w:b/>
           <w:bCs/>
         </w:rPr>
@@ -2515,7 +2503,7 @@
       </w:pPr>
       <w:r>
         <w:rPr>
-          <w:rFonts w:ascii="Arial" w:cs="Arial" w:eastAsia="Arial" w:hAnsi="Arial"/>
+          <w:rFonts w:ascii="Calibri" w:cs="Calibri" w:eastAsia="Calibri" w:hAnsi="Calibri"/>
         </w:rPr>
         <w:t xml:space="preserve">Recopila datos de uso en los registros de AAA y los reporta.</w:t>
       </w:r>
@@ -2531,7 +2519,7 @@
       </w:pPr>
       <w:r>
         <w:rPr>
-          <w:rFonts w:ascii="Arial" w:cs="Arial" w:eastAsia="Arial" w:hAnsi="Arial"/>
+          <w:rFonts w:ascii="Calibri" w:cs="Calibri" w:eastAsia="Calibri" w:hAnsi="Calibri"/>
         </w:rPr>
         <w:t xml:space="preserve">Tipos de información contable:</w:t>
       </w:r>
@@ -2547,7 +2535,7 @@
       </w:pPr>
       <w:r>
         <w:rPr>
-          <w:rFonts w:ascii="Arial" w:cs="Arial" w:eastAsia="Arial" w:hAnsi="Arial"/>
+          <w:rFonts w:ascii="Calibri" w:cs="Calibri" w:eastAsia="Calibri" w:hAnsi="Calibri"/>
         </w:rPr>
         <w:t xml:space="preserve">Contabilidad de red</w:t>
       </w:r>
@@ -2563,7 +2551,7 @@
       </w:pPr>
       <w:r>
         <w:rPr>
-          <w:rFonts w:ascii="Arial" w:cs="Arial" w:eastAsia="Arial" w:hAnsi="Arial"/>
+          <w:rFonts w:ascii="Calibri" w:cs="Calibri" w:eastAsia="Calibri" w:hAnsi="Calibri"/>
         </w:rPr>
         <w:t xml:space="preserve">Contabilidad de conexión</w:t>
       </w:r>
@@ -2579,7 +2567,7 @@
       </w:pPr>
       <w:r>
         <w:rPr>
-          <w:rFonts w:ascii="Arial" w:cs="Arial" w:eastAsia="Arial" w:hAnsi="Arial"/>
+          <w:rFonts w:ascii="Calibri" w:cs="Calibri" w:eastAsia="Calibri" w:hAnsi="Calibri"/>
         </w:rPr>
         <w:t xml:space="preserve">Contabilidad EXEC</w:t>
       </w:r>
@@ -2595,7 +2583,7 @@
       </w:pPr>
       <w:r>
         <w:rPr>
-          <w:rFonts w:ascii="Arial" w:cs="Arial" w:eastAsia="Arial" w:hAnsi="Arial"/>
+          <w:rFonts w:ascii="Calibri" w:cs="Calibri" w:eastAsia="Calibri" w:hAnsi="Calibri"/>
         </w:rPr>
         <w:t xml:space="preserve">Contabilidad del sistema</w:t>
       </w:r>
@@ -2611,7 +2599,7 @@
       </w:pPr>
       <w:r>
         <w:rPr>
-          <w:rFonts w:ascii="Arial" w:cs="Arial" w:eastAsia="Arial" w:hAnsi="Arial"/>
+          <w:rFonts w:ascii="Calibri" w:cs="Calibri" w:eastAsia="Calibri" w:hAnsi="Calibri"/>
         </w:rPr>
         <w:t xml:space="preserve">Contabilidad de comandos</w:t>
       </w:r>
@@ -2627,7 +2615,7 @@
       </w:pPr>
       <w:r>
         <w:rPr>
-          <w:rFonts w:ascii="Arial" w:cs="Arial" w:eastAsia="Arial" w:hAnsi="Arial"/>
+          <w:rFonts w:ascii="Calibri" w:cs="Calibri" w:eastAsia="Calibri" w:hAnsi="Calibri"/>
         </w:rPr>
         <w:t xml:space="preserve">Contabilidad de recursos</w:t>
       </w:r>
@@ -2847,7 +2835,7 @@
   <w:docDefaults>
     <w:rPrDefault>
       <w:rPr>
-        <w:rFonts w:ascii="Arial" w:cs="Arial" w:eastAsia="Arial" w:hAnsi="Arial"/>
+        <w:rFonts w:ascii="Calibri" w:cs="Calibri" w:eastAsia="Calibri" w:hAnsi="Calibri"/>
         <w:sz w:val="24"/>
         <w:szCs w:val="24"/>
       </w:rPr>
@@ -3034,7 +3022,7 @@
       <w:outlineLvl w:val="0"/>
     </w:pPr>
     <w:rPr>
-      <w:rFonts w:ascii="Arial" w:cs="Arial" w:eastAsia="Arial" w:hAnsi="Arial"/>
+      <w:rFonts w:ascii="Calibri" w:cs="Calibri" w:eastAsia="Calibri" w:hAnsi="Calibri"/>
       <w:b/>
       <w:bCs/>
       <w:color w:val="000000"/>
@@ -3051,7 +3039,7 @@
       <w:outlineLvl w:val="2"/>
     </w:pPr>
     <w:rPr>
-      <w:rFonts w:ascii="Arial" w:cs="Arial" w:eastAsia="Arial" w:hAnsi="Arial"/>
+      <w:rFonts w:ascii="Calibri" w:cs="Calibri" w:eastAsia="Calibri" w:hAnsi="Calibri"/>
       <w:b/>
       <w:bCs/>
       <w:color w:val="000000"/>
